--- a/docs/08_change_management/CR_009/04_Implementation_Report_CR-009_JFICT16.docx
+++ b/docs/08_change_management/CR_009/04_Implementation_Report_CR-009_JFICT16.docx
@@ -4,11 +4,10 @@
   <w:body>
     <w:p>
       <w:pPr>
-        <w:spacing w:before="0" w:after="40" w:line="276" w:lineRule="auto"/>
+        <w:spacing w:after="40"/>
       </w:pPr>
       <w:r>
         <w:rPr>
-          <w:rFonts w:ascii="Times New Roman" w:hAnsi="Times New Roman"/>
           <w:b/>
           <w:sz w:val="48"/>
         </w:rPr>
@@ -17,11 +16,10 @@
     </w:p>
     <w:p>
       <w:pPr>
-        <w:spacing w:before="0" w:after="120" w:line="276" w:lineRule="auto"/>
+        <w:spacing w:after="120"/>
       </w:pPr>
       <w:r>
         <w:rPr>
-          <w:rFonts w:ascii="Times New Roman" w:hAnsi="Times New Roman"/>
           <w:b/>
           <w:sz w:val="48"/>
         </w:rPr>
@@ -30,11 +28,10 @@
     </w:p>
     <w:p>
       <w:pPr>
-        <w:spacing w:before="40" w:after="280" w:line="276" w:lineRule="auto"/>
+        <w:spacing w:before="40" w:after="280"/>
       </w:pPr>
       <w:r>
         <w:rPr>
-          <w:rFonts w:ascii="Times New Roman" w:hAnsi="Times New Roman"/>
           <w:b/>
           <w:sz w:val="36"/>
         </w:rPr>
@@ -43,41 +40,40 @@
     </w:p>
     <w:tbl>
       <w:tblPr>
-        <w:tblW w:type="auto" w:w="0"/>
+        <w:tblW w:w="0" w:type="auto"/>
         <w:jc w:val="center"/>
-        <w:tblLook w:firstColumn="1" w:firstRow="1" w:lastColumn="0" w:lastRow="0" w:noHBand="0" w:noVBand="1" w:val="04A0"/>
         <w:tblBorders>
           <w:top w:val="single" w:sz="4" w:space="0" w:color="CCCCCC"/>
           <w:bottom w:val="single" w:sz="4" w:space="0" w:color="CCCCCC"/>
-          <w:left w:val="none"/>
-          <w:right w:val="none"/>
           <w:insideH w:val="single" w:sz="4" w:space="0" w:color="CCCCCC"/>
-          <w:insideV w:val="none"/>
         </w:tblBorders>
+        <w:tblLook w:val="04A0" w:firstRow="1" w:lastRow="0" w:firstColumn="1" w:lastColumn="0" w:noHBand="0" w:noVBand="1"/>
       </w:tblPr>
       <w:tblGrid>
-        <w:gridCol w:w="4703"/>
-        <w:gridCol w:w="4703"/>
+        <w:gridCol w:w="3456"/>
+        <w:gridCol w:w="5904"/>
       </w:tblGrid>
       <w:tr>
+        <w:trPr>
+          <w:jc w:val="center"/>
+        </w:trPr>
         <w:tc>
           <w:tcPr>
-            <w:tcW w:type="dxa" w:w="3456"/>
-            <w:shd w:fill="F3F4F6"/>
+            <w:tcW w:w="3456" w:type="dxa"/>
+            <w:shd w:val="clear" w:color="auto" w:fill="F3F4F6"/>
             <w:tcMar>
               <w:top w:w="120" w:type="dxa"/>
+              <w:left w:w="160" w:type="dxa"/>
               <w:bottom w:w="120" w:type="dxa"/>
-              <w:left w:w="160" w:type="dxa"/>
               <w:right w:w="160" w:type="dxa"/>
             </w:tcMar>
           </w:tcPr>
           <w:p>
             <w:pPr>
-              <w:spacing w:before="0" w:after="0"/>
+              <w:spacing w:after="0"/>
             </w:pPr>
             <w:r>
               <w:rPr>
-                <w:rFonts w:ascii="Times New Roman" w:hAnsi="Times New Roman"/>
                 <w:b/>
                 <w:sz w:val="21"/>
               </w:rPr>
@@ -87,22 +83,21 @@
         </w:tc>
         <w:tc>
           <w:tcPr>
-            <w:tcW w:type="dxa" w:w="5904"/>
-            <w:shd w:fill="F3F4F6"/>
+            <w:tcW w:w="5904" w:type="dxa"/>
+            <w:shd w:val="clear" w:color="auto" w:fill="F3F4F6"/>
             <w:tcMar>
               <w:top w:w="120" w:type="dxa"/>
+              <w:left w:w="160" w:type="dxa"/>
               <w:bottom w:w="120" w:type="dxa"/>
-              <w:left w:w="160" w:type="dxa"/>
               <w:right w:w="160" w:type="dxa"/>
             </w:tcMar>
           </w:tcPr>
           <w:p>
             <w:pPr>
-              <w:spacing w:before="0" w:after="0"/>
+              <w:spacing w:after="0"/>
             </w:pPr>
             <w:r>
               <w:rPr>
-                <w:rFonts w:ascii="Times New Roman" w:hAnsi="Times New Roman"/>
                 <w:b/>
                 <w:sz w:val="21"/>
               </w:rPr>
@@ -112,24 +107,26 @@
         </w:tc>
       </w:tr>
       <w:tr>
+        <w:trPr>
+          <w:jc w:val="center"/>
+        </w:trPr>
         <w:tc>
           <w:tcPr>
-            <w:tcW w:type="dxa" w:w="3456"/>
-            <w:shd w:fill="FFFFFF"/>
+            <w:tcW w:w="3456" w:type="dxa"/>
+            <w:shd w:val="clear" w:color="auto" w:fill="FFFFFF"/>
             <w:tcMar>
               <w:top w:w="100" w:type="dxa"/>
+              <w:left w:w="160" w:type="dxa"/>
               <w:bottom w:w="100" w:type="dxa"/>
-              <w:left w:w="160" w:type="dxa"/>
               <w:right w:w="160" w:type="dxa"/>
             </w:tcMar>
           </w:tcPr>
           <w:p>
             <w:pPr>
-              <w:spacing w:before="0" w:after="0"/>
+              <w:spacing w:after="0"/>
             </w:pPr>
             <w:r>
               <w:rPr>
-                <w:rFonts w:ascii="Times New Roman" w:hAnsi="Times New Roman"/>
                 <w:sz w:val="21"/>
               </w:rPr>
               <w:t>Change Request ID</w:t>
@@ -138,22 +135,21 @@
         </w:tc>
         <w:tc>
           <w:tcPr>
-            <w:tcW w:type="dxa" w:w="5904"/>
-            <w:shd w:fill="FFFFFF"/>
+            <w:tcW w:w="5904" w:type="dxa"/>
+            <w:shd w:val="clear" w:color="auto" w:fill="FFFFFF"/>
             <w:tcMar>
               <w:top w:w="100" w:type="dxa"/>
+              <w:left w:w="160" w:type="dxa"/>
               <w:bottom w:w="100" w:type="dxa"/>
-              <w:left w:w="160" w:type="dxa"/>
               <w:right w:w="160" w:type="dxa"/>
             </w:tcMar>
           </w:tcPr>
           <w:p>
             <w:pPr>
-              <w:spacing w:before="0" w:after="0"/>
+              <w:spacing w:after="0"/>
             </w:pPr>
             <w:r>
               <w:rPr>
-                <w:rFonts w:ascii="Times New Roman" w:hAnsi="Times New Roman"/>
                 <w:sz w:val="21"/>
               </w:rPr>
               <w:t>CR-009</w:t>
@@ -162,24 +158,26 @@
         </w:tc>
       </w:tr>
       <w:tr>
+        <w:trPr>
+          <w:jc w:val="center"/>
+        </w:trPr>
         <w:tc>
           <w:tcPr>
-            <w:tcW w:type="dxa" w:w="3456"/>
-            <w:shd w:fill="FAFAFA"/>
+            <w:tcW w:w="3456" w:type="dxa"/>
+            <w:shd w:val="clear" w:color="auto" w:fill="FAFAFA"/>
             <w:tcMar>
               <w:top w:w="100" w:type="dxa"/>
+              <w:left w:w="160" w:type="dxa"/>
               <w:bottom w:w="100" w:type="dxa"/>
-              <w:left w:w="160" w:type="dxa"/>
               <w:right w:w="160" w:type="dxa"/>
             </w:tcMar>
           </w:tcPr>
           <w:p>
             <w:pPr>
-              <w:spacing w:before="0" w:after="0"/>
+              <w:spacing w:after="0"/>
             </w:pPr>
             <w:r>
               <w:rPr>
-                <w:rFonts w:ascii="Times New Roman" w:hAnsi="Times New Roman"/>
                 <w:sz w:val="21"/>
               </w:rPr>
               <w:t>Change Request Title</w:t>
@@ -188,22 +186,21 @@
         </w:tc>
         <w:tc>
           <w:tcPr>
-            <w:tcW w:type="dxa" w:w="5904"/>
-            <w:shd w:fill="FAFAFA"/>
+            <w:tcW w:w="5904" w:type="dxa"/>
+            <w:shd w:val="clear" w:color="auto" w:fill="FAFAFA"/>
             <w:tcMar>
               <w:top w:w="100" w:type="dxa"/>
+              <w:left w:w="160" w:type="dxa"/>
               <w:bottom w:w="100" w:type="dxa"/>
-              <w:left w:w="160" w:type="dxa"/>
               <w:right w:w="160" w:type="dxa"/>
             </w:tcMar>
           </w:tcPr>
           <w:p>
             <w:pPr>
-              <w:spacing w:before="0" w:after="0"/>
+              <w:spacing w:after="0"/>
             </w:pPr>
             <w:r>
               <w:rPr>
-                <w:rFonts w:ascii="Times New Roman" w:hAnsi="Times New Roman"/>
                 <w:sz w:val="21"/>
               </w:rPr>
               <w:t>Student Dashboard Course Display and Enrollment</w:t>
@@ -212,24 +209,26 @@
         </w:tc>
       </w:tr>
       <w:tr>
+        <w:trPr>
+          <w:jc w:val="center"/>
+        </w:trPr>
         <w:tc>
           <w:tcPr>
-            <w:tcW w:type="dxa" w:w="3456"/>
-            <w:shd w:fill="FFFFFF"/>
+            <w:tcW w:w="3456" w:type="dxa"/>
+            <w:shd w:val="clear" w:color="auto" w:fill="FFFFFF"/>
             <w:tcMar>
               <w:top w:w="100" w:type="dxa"/>
+              <w:left w:w="160" w:type="dxa"/>
               <w:bottom w:w="100" w:type="dxa"/>
-              <w:left w:w="160" w:type="dxa"/>
               <w:right w:w="160" w:type="dxa"/>
             </w:tcMar>
           </w:tcPr>
           <w:p>
             <w:pPr>
-              <w:spacing w:before="0" w:after="0"/>
+              <w:spacing w:after="0"/>
             </w:pPr>
             <w:r>
               <w:rPr>
-                <w:rFonts w:ascii="Times New Roman" w:hAnsi="Times New Roman"/>
                 <w:sz w:val="21"/>
               </w:rPr>
               <w:t>Student Name</w:t>
@@ -238,22 +237,21 @@
         </w:tc>
         <w:tc>
           <w:tcPr>
-            <w:tcW w:type="dxa" w:w="5904"/>
-            <w:shd w:fill="FFFFFF"/>
+            <w:tcW w:w="5904" w:type="dxa"/>
+            <w:shd w:val="clear" w:color="auto" w:fill="FFFFFF"/>
             <w:tcMar>
               <w:top w:w="100" w:type="dxa"/>
+              <w:left w:w="160" w:type="dxa"/>
               <w:bottom w:w="100" w:type="dxa"/>
-              <w:left w:w="160" w:type="dxa"/>
               <w:right w:w="160" w:type="dxa"/>
             </w:tcMar>
           </w:tcPr>
           <w:p>
             <w:pPr>
-              <w:spacing w:before="0" w:after="0"/>
+              <w:spacing w:after="0"/>
             </w:pPr>
             <w:r>
               <w:rPr>
-                <w:rFonts w:ascii="Times New Roman" w:hAnsi="Times New Roman"/>
                 <w:sz w:val="21"/>
               </w:rPr>
               <w:t>MH Anush</w:t>
@@ -262,24 +260,26 @@
         </w:tc>
       </w:tr>
       <w:tr>
+        <w:trPr>
+          <w:jc w:val="center"/>
+        </w:trPr>
         <w:tc>
           <w:tcPr>
-            <w:tcW w:type="dxa" w:w="3456"/>
-            <w:shd w:fill="FAFAFA"/>
+            <w:tcW w:w="3456" w:type="dxa"/>
+            <w:shd w:val="clear" w:color="auto" w:fill="FAFAFA"/>
             <w:tcMar>
               <w:top w:w="100" w:type="dxa"/>
+              <w:left w:w="160" w:type="dxa"/>
               <w:bottom w:w="100" w:type="dxa"/>
-              <w:left w:w="160" w:type="dxa"/>
               <w:right w:w="160" w:type="dxa"/>
             </w:tcMar>
           </w:tcPr>
           <w:p>
             <w:pPr>
-              <w:spacing w:before="0" w:after="0"/>
+              <w:spacing w:after="0"/>
             </w:pPr>
             <w:r>
               <w:rPr>
-                <w:rFonts w:ascii="Times New Roman" w:hAnsi="Times New Roman"/>
                 <w:sz w:val="21"/>
               </w:rPr>
               <w:t>Student ID</w:t>
@@ -288,22 +288,21 @@
         </w:tc>
         <w:tc>
           <w:tcPr>
-            <w:tcW w:type="dxa" w:w="5904"/>
-            <w:shd w:fill="FAFAFA"/>
+            <w:tcW w:w="5904" w:type="dxa"/>
+            <w:shd w:val="clear" w:color="auto" w:fill="FAFAFA"/>
             <w:tcMar>
               <w:top w:w="100" w:type="dxa"/>
+              <w:left w:w="160" w:type="dxa"/>
               <w:bottom w:w="100" w:type="dxa"/>
-              <w:left w:w="160" w:type="dxa"/>
               <w:right w:w="160" w:type="dxa"/>
             </w:tcMar>
           </w:tcPr>
           <w:p>
             <w:pPr>
-              <w:spacing w:before="0" w:after="0"/>
+              <w:spacing w:after="0"/>
             </w:pPr>
             <w:r>
               <w:rPr>
-                <w:rFonts w:ascii="Times New Roman" w:hAnsi="Times New Roman"/>
                 <w:sz w:val="21"/>
               </w:rPr>
               <w:t>JFICT2416</w:t>
@@ -312,24 +311,26 @@
         </w:tc>
       </w:tr>
       <w:tr>
+        <w:trPr>
+          <w:jc w:val="center"/>
+        </w:trPr>
         <w:tc>
           <w:tcPr>
-            <w:tcW w:type="dxa" w:w="3456"/>
-            <w:shd w:fill="FFFFFF"/>
+            <w:tcW w:w="3456" w:type="dxa"/>
+            <w:shd w:val="clear" w:color="auto" w:fill="FFFFFF"/>
             <w:tcMar>
               <w:top w:w="100" w:type="dxa"/>
+              <w:left w:w="160" w:type="dxa"/>
               <w:bottom w:w="100" w:type="dxa"/>
-              <w:left w:w="160" w:type="dxa"/>
               <w:right w:w="160" w:type="dxa"/>
             </w:tcMar>
           </w:tcPr>
           <w:p>
             <w:pPr>
-              <w:spacing w:before="0" w:after="0"/>
+              <w:spacing w:after="0"/>
             </w:pPr>
             <w:r>
               <w:rPr>
-                <w:rFonts w:ascii="Times New Roman" w:hAnsi="Times New Roman"/>
                 <w:sz w:val="21"/>
               </w:rPr>
               <w:t>Implementation Status</w:t>
@@ -338,22 +339,21 @@
         </w:tc>
         <w:tc>
           <w:tcPr>
-            <w:tcW w:type="dxa" w:w="5904"/>
-            <w:shd w:fill="FFFFFF"/>
+            <w:tcW w:w="5904" w:type="dxa"/>
+            <w:shd w:val="clear" w:color="auto" w:fill="FFFFFF"/>
             <w:tcMar>
               <w:top w:w="100" w:type="dxa"/>
+              <w:left w:w="160" w:type="dxa"/>
               <w:bottom w:w="100" w:type="dxa"/>
-              <w:left w:w="160" w:type="dxa"/>
               <w:right w:w="160" w:type="dxa"/>
             </w:tcMar>
           </w:tcPr>
           <w:p>
             <w:pPr>
-              <w:spacing w:before="0" w:after="0"/>
+              <w:spacing w:after="0"/>
             </w:pPr>
             <w:r>
               <w:rPr>
-                <w:rFonts w:ascii="Times New Roman" w:hAnsi="Times New Roman"/>
                 <w:b/>
                 <w:sz w:val="21"/>
               </w:rPr>
@@ -363,24 +363,26 @@
         </w:tc>
       </w:tr>
       <w:tr>
+        <w:trPr>
+          <w:jc w:val="center"/>
+        </w:trPr>
         <w:tc>
           <w:tcPr>
-            <w:tcW w:type="dxa" w:w="3456"/>
-            <w:shd w:fill="FAFAFA"/>
+            <w:tcW w:w="3456" w:type="dxa"/>
+            <w:shd w:val="clear" w:color="auto" w:fill="FAFAFA"/>
             <w:tcMar>
               <w:top w:w="100" w:type="dxa"/>
+              <w:left w:w="160" w:type="dxa"/>
               <w:bottom w:w="100" w:type="dxa"/>
-              <w:left w:w="160" w:type="dxa"/>
               <w:right w:w="160" w:type="dxa"/>
             </w:tcMar>
           </w:tcPr>
           <w:p>
             <w:pPr>
-              <w:spacing w:before="0" w:after="0"/>
+              <w:spacing w:after="0"/>
             </w:pPr>
             <w:r>
               <w:rPr>
-                <w:rFonts w:ascii="Times New Roman" w:hAnsi="Times New Roman"/>
                 <w:sz w:val="21"/>
               </w:rPr>
               <w:t>Date</w:t>
@@ -389,22 +391,21 @@
         </w:tc>
         <w:tc>
           <w:tcPr>
-            <w:tcW w:type="dxa" w:w="5904"/>
-            <w:shd w:fill="FAFAFA"/>
+            <w:tcW w:w="5904" w:type="dxa"/>
+            <w:shd w:val="clear" w:color="auto" w:fill="FAFAFA"/>
             <w:tcMar>
               <w:top w:w="100" w:type="dxa"/>
+              <w:left w:w="160" w:type="dxa"/>
               <w:bottom w:w="100" w:type="dxa"/>
-              <w:left w:w="160" w:type="dxa"/>
               <w:right w:w="160" w:type="dxa"/>
             </w:tcMar>
           </w:tcPr>
           <w:p>
             <w:pPr>
-              <w:spacing w:before="0" w:after="0"/>
+              <w:spacing w:after="0"/>
             </w:pPr>
             <w:r>
               <w:rPr>
-                <w:rFonts w:ascii="Times New Roman" w:hAnsi="Times New Roman"/>
                 <w:sz w:val="21"/>
               </w:rPr>
               <w:t>22 October 2026</w:t>
@@ -420,11 +421,10 @@
     </w:p>
     <w:p>
       <w:pPr>
-        <w:spacing w:before="320" w:after="120" w:line="276" w:lineRule="auto"/>
+        <w:spacing w:before="320" w:after="120"/>
       </w:pPr>
       <w:r>
         <w:rPr>
-          <w:rFonts w:ascii="Times New Roman" w:hAnsi="Times New Roman"/>
           <w:b/>
           <w:sz w:val="48"/>
         </w:rPr>
@@ -433,11 +433,10 @@
     </w:p>
     <w:p>
       <w:pPr>
-        <w:spacing w:before="240" w:after="80" w:line="276" w:lineRule="auto"/>
+        <w:spacing w:before="240" w:after="80"/>
       </w:pPr>
       <w:r>
         <w:rPr>
-          <w:rFonts w:ascii="Times New Roman" w:hAnsi="Times New Roman"/>
           <w:b/>
           <w:sz w:val="36"/>
         </w:rPr>
@@ -446,24 +445,18 @@
     </w:p>
     <w:p>
       <w:pPr>
-        <w:spacing w:before="0" w:after="80" w:line="276" w:lineRule="auto"/>
-      </w:pPr>
-      <w:r>
-        <w:rPr>
-          <w:rFonts w:ascii="Times New Roman" w:hAnsi="Times New Roman"/>
-          <w:i w:val="0"/>
-          <w:sz w:val="24"/>
-        </w:rPr>
+        <w:spacing w:after="80"/>
+      </w:pPr>
+      <w:r>
         <w:t>The current Student Dashboard primarily displays the student's profile information, including registration number, full name, email, phone number, and member since date. The Student Dashboard currently does not provide a direct workflow for displaying available courses and enrolling in a selected course. The system shall therefore be enhanced to provide an Available Courses section on the Student Dashboard. The section shall display available course information and allow an authenticated student to enroll in a selected course. The change shall integrate the course and enrollment functionality required for the student-facing workflow while maintaining the existing student authentication and profile functionality.</w:t>
       </w:r>
     </w:p>
     <w:p>
       <w:pPr>
-        <w:spacing w:before="240" w:after="80" w:line="276" w:lineRule="auto"/>
+        <w:spacing w:before="240" w:after="80"/>
       </w:pPr>
       <w:r>
         <w:rPr>
-          <w:rFonts w:ascii="Times New Roman" w:hAnsi="Times New Roman"/>
           <w:b/>
           <w:sz w:val="36"/>
         </w:rPr>
@@ -472,27 +465,18 @@
     </w:p>
     <w:p>
       <w:pPr>
-        <w:spacing w:before="0" w:after="80" w:line="276" w:lineRule="auto"/>
-      </w:pPr>
-      <w:r>
-        <w:rPr>
-          <w:rFonts w:ascii="Times New Roman" w:hAnsi="Times New Roman"/>
-          <w:i w:val="0"/>
-          <w:sz w:val="24"/>
-        </w:rPr>
+        <w:spacing w:after="80"/>
+      </w:pPr>
+      <w:r>
         <w:t>Before implementation:</w:t>
       </w:r>
     </w:p>
     <w:p>
       <w:pPr>
         <w:pStyle w:val="ListBullet"/>
-        <w:spacing w:before="0" w:after="40" w:line="276" w:lineRule="auto"/>
-      </w:pPr>
-      <w:r>
-        <w:rPr>
-          <w:rFonts w:ascii="Times New Roman" w:hAnsi="Times New Roman"/>
-          <w:sz w:val="24"/>
-        </w:rPr>
+        <w:spacing w:after="40"/>
+      </w:pPr>
+      <w:r>
         <w:t xml:space="preserve">The system database contained </w:t>
       </w:r>
       <w:r>
@@ -503,10 +487,6 @@
         <w:t>users</w:t>
       </w:r>
       <w:r>
-        <w:rPr>
-          <w:rFonts w:ascii="Times New Roman" w:hAnsi="Times New Roman"/>
-          <w:sz w:val="24"/>
-        </w:rPr>
         <w:t xml:space="preserve">, </w:t>
       </w:r>
       <w:r>
@@ -517,10 +497,6 @@
         <w:t>students</w:t>
       </w:r>
       <w:r>
-        <w:rPr>
-          <w:rFonts w:ascii="Times New Roman" w:hAnsi="Times New Roman"/>
-          <w:sz w:val="24"/>
-        </w:rPr>
         <w:t xml:space="preserve">, and </w:t>
       </w:r>
       <w:r>
@@ -531,10 +507,6 @@
         <w:t>password_resets</w:t>
       </w:r>
       <w:r>
-        <w:rPr>
-          <w:rFonts w:ascii="Times New Roman" w:hAnsi="Times New Roman"/>
-          <w:sz w:val="24"/>
-        </w:rPr>
         <w:t xml:space="preserve"> tables, but lacked dedicated schemas for </w:t>
       </w:r>
       <w:r>
@@ -545,10 +517,6 @@
         <w:t>courses</w:t>
       </w:r>
       <w:r>
-        <w:rPr>
-          <w:rFonts w:ascii="Times New Roman" w:hAnsi="Times New Roman"/>
-          <w:sz w:val="24"/>
-        </w:rPr>
         <w:t xml:space="preserve"> and student </w:t>
       </w:r>
       <w:r>
@@ -559,23 +527,15 @@
         <w:t>enrollments</w:t>
       </w:r>
       <w:r>
-        <w:rPr>
-          <w:rFonts w:ascii="Times New Roman" w:hAnsi="Times New Roman"/>
-          <w:sz w:val="24"/>
-        </w:rPr>
         <w:t>.</w:t>
       </w:r>
     </w:p>
     <w:p>
       <w:pPr>
         <w:pStyle w:val="ListBullet"/>
-        <w:spacing w:before="0" w:after="40" w:line="276" w:lineRule="auto"/>
-      </w:pPr>
-      <w:r>
-        <w:rPr>
-          <w:rFonts w:ascii="Times New Roman" w:hAnsi="Times New Roman"/>
-          <w:sz w:val="24"/>
-        </w:rPr>
+        <w:spacing w:after="40"/>
+      </w:pPr>
+      <w:r>
         <w:t xml:space="preserve">The Student Dashboard in </w:t>
       </w:r>
       <w:r>
@@ -586,72 +546,52 @@
         <w:t>StudentDashboardPage.jsx</w:t>
       </w:r>
       <w:r>
-        <w:rPr>
-          <w:rFonts w:ascii="Times New Roman" w:hAnsi="Times New Roman"/>
-          <w:sz w:val="24"/>
-        </w:rPr>
         <w:t xml:space="preserve"> displayed student profile information and password change functionality only.</w:t>
       </w:r>
     </w:p>
     <w:p>
       <w:pPr>
         <w:pStyle w:val="ListBullet"/>
-        <w:spacing w:before="0" w:after="40" w:line="276" w:lineRule="auto"/>
-      </w:pPr>
-      <w:r>
-        <w:rPr>
-          <w:rFonts w:ascii="Times New Roman" w:hAnsi="Times New Roman"/>
-          <w:sz w:val="24"/>
-        </w:rPr>
+        <w:spacing w:after="40"/>
+      </w:pPr>
+      <w:r>
+        <w:lastRenderedPageBreak/>
         <w:t>No Available Courses catalog was displayed or accessible to authenticated students from their dashboard.</w:t>
       </w:r>
     </w:p>
     <w:p>
       <w:pPr>
         <w:pStyle w:val="ListBullet"/>
-        <w:spacing w:before="0" w:after="40" w:line="276" w:lineRule="auto"/>
-      </w:pPr>
-      <w:r>
-        <w:rPr>
-          <w:rFonts w:ascii="Times New Roman" w:hAnsi="Times New Roman"/>
-          <w:sz w:val="24"/>
-        </w:rPr>
+        <w:spacing w:after="40"/>
+      </w:pPr>
+      <w:r>
         <w:t>Students had no mechanism to browse course details such as course title, category, level, duration, and tuition fee.</w:t>
       </w:r>
     </w:p>
     <w:p>
       <w:pPr>
         <w:pStyle w:val="ListBullet"/>
-        <w:spacing w:before="0" w:after="40" w:line="276" w:lineRule="auto"/>
-      </w:pPr>
-      <w:r>
-        <w:rPr>
-          <w:rFonts w:ascii="Times New Roman" w:hAnsi="Times New Roman"/>
-          <w:sz w:val="24"/>
-        </w:rPr>
+        <w:spacing w:after="40"/>
+      </w:pPr>
+      <w:r>
         <w:t>No course enrollment endpoint or UI action existed, preventing students from directly registering for academic courses.</w:t>
       </w:r>
     </w:p>
     <w:p>
       <w:pPr>
         <w:pStyle w:val="ListBullet"/>
-        <w:spacing w:before="0" w:after="40" w:line="276" w:lineRule="auto"/>
-      </w:pPr>
-      <w:r>
-        <w:rPr>
-          <w:rFonts w:ascii="Times New Roman" w:hAnsi="Times New Roman"/>
-          <w:sz w:val="24"/>
-        </w:rPr>
+        <w:spacing w:after="40"/>
+      </w:pPr>
+      <w:r>
         <w:t>The backend lacked dedicated course retrieval and enrollment processing controllers and route handlers.</w:t>
       </w:r>
     </w:p>
     <w:p>
       <w:pPr>
-        <w:spacing w:before="240" w:after="80" w:line="276" w:lineRule="auto"/>
+        <w:spacing w:before="240" w:after="80"/>
       </w:pPr>
       <w:r>
         <w:rPr>
-          <w:rFonts w:ascii="Times New Roman" w:hAnsi="Times New Roman"/>
           <w:b/>
           <w:sz w:val="36"/>
         </w:rPr>
@@ -660,40 +600,26 @@
     </w:p>
     <w:p>
       <w:pPr>
-        <w:spacing w:before="0" w:after="80" w:line="276" w:lineRule="auto"/>
-      </w:pPr>
-      <w:r>
-        <w:rPr>
-          <w:rFonts w:ascii="Times New Roman" w:hAnsi="Times New Roman"/>
-          <w:i w:val="0"/>
-          <w:sz w:val="24"/>
-        </w:rPr>
+        <w:spacing w:after="80"/>
+      </w:pPr>
+      <w:r>
         <w:t>A full-stack enhancement was required to display available courses on the Student Dashboard and enable direct student course enrollment.</w:t>
       </w:r>
     </w:p>
     <w:p>
       <w:pPr>
-        <w:spacing w:before="0" w:after="80" w:line="276" w:lineRule="auto"/>
-      </w:pPr>
-      <w:r>
-        <w:rPr>
-          <w:rFonts w:ascii="Times New Roman" w:hAnsi="Times New Roman"/>
-          <w:i w:val="0"/>
-          <w:sz w:val="24"/>
-        </w:rPr>
+        <w:spacing w:after="80"/>
+      </w:pPr>
+      <w:r>
         <w:t>The implementation must:</w:t>
       </w:r>
     </w:p>
     <w:p>
       <w:pPr>
         <w:pStyle w:val="ListBullet"/>
-        <w:spacing w:before="0" w:after="40" w:line="276" w:lineRule="auto"/>
-      </w:pPr>
-      <w:r>
-        <w:rPr>
-          <w:rFonts w:ascii="Times New Roman" w:hAnsi="Times New Roman"/>
-          <w:sz w:val="24"/>
-        </w:rPr>
+        <w:spacing w:after="40"/>
+      </w:pPr>
+      <w:r>
         <w:t xml:space="preserve">Introduce a new </w:t>
       </w:r>
       <w:r>
@@ -704,23 +630,15 @@
         <w:t>courses</w:t>
       </w:r>
       <w:r>
-        <w:rPr>
-          <w:rFonts w:ascii="Times New Roman" w:hAnsi="Times New Roman"/>
-          <w:sz w:val="24"/>
-        </w:rPr>
         <w:t xml:space="preserve"> database table storing course code, title, description, category, level, duration, price, and availability status.</w:t>
       </w:r>
     </w:p>
     <w:p>
       <w:pPr>
         <w:pStyle w:val="ListBullet"/>
-        <w:spacing w:before="0" w:after="40" w:line="276" w:lineRule="auto"/>
-      </w:pPr>
-      <w:r>
-        <w:rPr>
-          <w:rFonts w:ascii="Times New Roman" w:hAnsi="Times New Roman"/>
-          <w:sz w:val="24"/>
-        </w:rPr>
+        <w:spacing w:after="40"/>
+      </w:pPr>
+      <w:r>
         <w:t xml:space="preserve">Introduce an </w:t>
       </w:r>
       <w:r>
@@ -731,23 +649,15 @@
         <w:t>enrollments</w:t>
       </w:r>
       <w:r>
-        <w:rPr>
-          <w:rFonts w:ascii="Times New Roman" w:hAnsi="Times New Roman"/>
-          <w:sz w:val="24"/>
-        </w:rPr>
         <w:t xml:space="preserve"> database table linking students and courses with a unique constraint preventing duplicate enrollments.</w:t>
       </w:r>
     </w:p>
     <w:p>
       <w:pPr>
         <w:pStyle w:val="ListBullet"/>
-        <w:spacing w:before="0" w:after="40" w:line="276" w:lineRule="auto"/>
-      </w:pPr>
-      <w:r>
-        <w:rPr>
-          <w:rFonts w:ascii="Times New Roman" w:hAnsi="Times New Roman"/>
-          <w:sz w:val="24"/>
-        </w:rPr>
+        <w:spacing w:after="40"/>
+      </w:pPr>
+      <w:r>
         <w:t>Develop backend models (</w:t>
       </w:r>
       <w:r>
@@ -758,10 +668,6 @@
         <w:t>courseModel.js</w:t>
       </w:r>
       <w:r>
-        <w:rPr>
-          <w:rFonts w:ascii="Times New Roman" w:hAnsi="Times New Roman"/>
-          <w:sz w:val="24"/>
-        </w:rPr>
         <w:t xml:space="preserve">, </w:t>
       </w:r>
       <w:r>
@@ -772,10 +678,6 @@
         <w:t>enrollmentModel.js</w:t>
       </w:r>
       <w:r>
-        <w:rPr>
-          <w:rFonts w:ascii="Times New Roman" w:hAnsi="Times New Roman"/>
-          <w:sz w:val="24"/>
-        </w:rPr>
         <w:t>) and controllers (</w:t>
       </w:r>
       <w:r>
@@ -786,10 +688,6 @@
         <w:t>courseController.js</w:t>
       </w:r>
       <w:r>
-        <w:rPr>
-          <w:rFonts w:ascii="Times New Roman" w:hAnsi="Times New Roman"/>
-          <w:sz w:val="24"/>
-        </w:rPr>
         <w:t xml:space="preserve">, </w:t>
       </w:r>
       <w:r>
@@ -800,23 +698,15 @@
         <w:t>enrollmentController.js</w:t>
       </w:r>
       <w:r>
-        <w:rPr>
-          <w:rFonts w:ascii="Times New Roman" w:hAnsi="Times New Roman"/>
-          <w:sz w:val="24"/>
-        </w:rPr>
         <w:t>).</w:t>
       </w:r>
     </w:p>
     <w:p>
       <w:pPr>
         <w:pStyle w:val="ListBullet"/>
-        <w:spacing w:before="0" w:after="40" w:line="276" w:lineRule="auto"/>
-      </w:pPr>
-      <w:r>
-        <w:rPr>
-          <w:rFonts w:ascii="Times New Roman" w:hAnsi="Times New Roman"/>
-          <w:sz w:val="24"/>
-        </w:rPr>
+        <w:spacing w:after="40"/>
+      </w:pPr>
+      <w:r>
         <w:t xml:space="preserve">Expose authenticated endpoints </w:t>
       </w:r>
       <w:r>
@@ -827,10 +717,6 @@
         <w:t>GET /api/courses</w:t>
       </w:r>
       <w:r>
-        <w:rPr>
-          <w:rFonts w:ascii="Times New Roman" w:hAnsi="Times New Roman"/>
-          <w:sz w:val="24"/>
-        </w:rPr>
         <w:t xml:space="preserve"> and </w:t>
       </w:r>
       <w:r>
@@ -841,23 +727,15 @@
         <w:t>POST /api/enrollments</w:t>
       </w:r>
       <w:r>
-        <w:rPr>
-          <w:rFonts w:ascii="Times New Roman" w:hAnsi="Times New Roman"/>
-          <w:sz w:val="24"/>
-        </w:rPr>
         <w:t xml:space="preserve"> utilizing the system's JWT security pipeline.</w:t>
       </w:r>
     </w:p>
     <w:p>
       <w:pPr>
         <w:pStyle w:val="ListBullet"/>
-        <w:spacing w:before="0" w:after="40" w:line="276" w:lineRule="auto"/>
-      </w:pPr>
-      <w:r>
-        <w:rPr>
-          <w:rFonts w:ascii="Times New Roman" w:hAnsi="Times New Roman"/>
-          <w:sz w:val="24"/>
-        </w:rPr>
+        <w:spacing w:after="40"/>
+      </w:pPr>
+      <w:r>
         <w:t>Enforce role authorization strictly restricting enrollment operations to authenticated students (</w:t>
       </w:r>
       <w:r>
@@ -868,98 +746,88 @@
         <w:t>STUDENT</w:t>
       </w:r>
       <w:r>
-        <w:rPr>
-          <w:rFonts w:ascii="Times New Roman" w:hAnsi="Times New Roman"/>
-          <w:sz w:val="24"/>
-        </w:rPr>
         <w:t xml:space="preserve"> role).</w:t>
       </w:r>
     </w:p>
     <w:p>
       <w:pPr>
         <w:pStyle w:val="ListBullet"/>
-        <w:spacing w:before="0" w:after="40" w:line="276" w:lineRule="auto"/>
-      </w:pPr>
-      <w:r>
-        <w:rPr>
-          <w:rFonts w:ascii="Times New Roman" w:hAnsi="Times New Roman"/>
-          <w:sz w:val="24"/>
-        </w:rPr>
+        <w:spacing w:after="40"/>
+      </w:pPr>
+      <w:r>
         <w:t>Display an Available Courses section on the Student Dashboard showing course title, category, level, duration, and price.</w:t>
       </w:r>
     </w:p>
     <w:p>
       <w:pPr>
         <w:pStyle w:val="ListBullet"/>
-        <w:spacing w:before="0" w:after="40" w:line="276" w:lineRule="auto"/>
-      </w:pPr>
-      <w:r>
-        <w:rPr>
-          <w:rFonts w:ascii="Times New Roman" w:hAnsi="Times New Roman"/>
-          <w:sz w:val="24"/>
-        </w:rPr>
+        <w:spacing w:after="40"/>
+      </w:pPr>
+      <w:r>
         <w:t>Provide an intuitive Enroll button for available courses, disabling it and displaying 'Enrolled' for already-enrolled courses.</w:t>
       </w:r>
     </w:p>
     <w:p>
       <w:pPr>
         <w:pStyle w:val="ListBullet"/>
-        <w:spacing w:before="0" w:after="40" w:line="276" w:lineRule="auto"/>
-      </w:pPr>
-      <w:r>
-        <w:rPr>
-          <w:rFonts w:ascii="Times New Roman" w:hAnsi="Times New Roman"/>
-          <w:sz w:val="24"/>
-        </w:rPr>
+        <w:spacing w:after="40"/>
+      </w:pPr>
+      <w:r>
         <w:t>Display appropriate real-time success confirmation and error notification messages upon enrollment requests.</w:t>
       </w:r>
     </w:p>
     <w:p>
       <w:pPr>
         <w:pStyle w:val="ListBullet"/>
-        <w:spacing w:before="0" w:after="40" w:line="276" w:lineRule="auto"/>
-      </w:pPr>
-      <w:r>
-        <w:rPr>
-          <w:rFonts w:ascii="Times New Roman" w:hAnsi="Times New Roman"/>
-          <w:sz w:val="24"/>
-        </w:rPr>
+        <w:spacing w:after="40"/>
+      </w:pPr>
+      <w:r>
         <w:t>Support responsive course grid display and full light and dark mode theme compatibility across all new components.</w:t>
       </w:r>
     </w:p>
     <w:p>
       <w:pPr>
         <w:pStyle w:val="ListBullet"/>
-        <w:spacing w:before="0" w:after="40" w:line="276" w:lineRule="auto"/>
-      </w:pPr>
-      <w:r>
-        <w:rPr>
-          <w:rFonts w:ascii="Times New Roman" w:hAnsi="Times New Roman"/>
-          <w:sz w:val="24"/>
-        </w:rPr>
+        <w:spacing w:after="40"/>
+      </w:pPr>
+      <w:r>
         <w:t>Preserve existing student profile display, authentication, password changing, and administrator CRUD operations without regression.</w:t>
       </w:r>
     </w:p>
     <w:p>
       <w:pPr>
-        <w:spacing w:before="320" w:after="120" w:line="276" w:lineRule="auto"/>
-      </w:pPr>
-      <w:r>
         <w:rPr>
-          <w:rFonts w:ascii="Times New Roman" w:hAnsi="Times New Roman"/>
           <w:b/>
           <w:sz w:val="48"/>
         </w:rPr>
-        <w:t>2. Implementation</w:t>
+      </w:pPr>
+      <w:r>
+        <w:rPr>
+          <w:b/>
+          <w:sz w:val="48"/>
+        </w:rPr>
+        <w:br w:type="page"/>
       </w:r>
     </w:p>
     <w:p>
       <w:pPr>
-        <w:spacing w:before="240" w:after="80" w:line="276" w:lineRule="auto"/>
+        <w:spacing w:before="320" w:after="120"/>
       </w:pPr>
       <w:r>
         <w:rPr>
-          <w:rFonts w:ascii="Times New Roman" w:hAnsi="Times New Roman"/>
+          <w:b/>
+          <w:sz w:val="48"/>
+        </w:rPr>
+        <w:lastRenderedPageBreak/>
+        <w:t>2. Implementation</w:t>
+      </w:r>
+    </w:p>
+    <w:p>
+      <w:pPr>
+        <w:spacing w:before="240" w:after="80"/>
+      </w:pPr>
+      <w:r>
+        <w:rPr>
           <w:b/>
           <w:sz w:val="36"/>
         </w:rPr>
@@ -968,37 +836,26 @@
     </w:p>
     <w:p>
       <w:pPr>
-        <w:spacing w:before="0" w:after="80" w:line="276" w:lineRule="auto"/>
-      </w:pPr>
-      <w:r>
-        <w:rPr>
-          <w:rFonts w:ascii="Times New Roman" w:hAnsi="Times New Roman"/>
-          <w:i w:val="0"/>
-          <w:sz w:val="24"/>
-        </w:rPr>
+        <w:spacing w:after="80"/>
+      </w:pPr>
+      <w:r>
         <w:t>The CR-009 requirements were implemented systematically across the database schema, backend RESTful controllers and routes, and frontend React student portal. The database was enhanced with courses and enrollments tables featuring foreign key relationships and unique composite constraints to guarantee data integrity. On the backend, a modular MVC pattern was employed: courseModel.js and enrollmentModel.js execute parameterized SQL queries, while courseController.js and enrollmentController.js handle request validation, business logic, and security checks.</w:t>
       </w:r>
     </w:p>
     <w:p>
       <w:pPr>
-        <w:spacing w:before="0" w:after="80" w:line="276" w:lineRule="auto"/>
-      </w:pPr>
-      <w:r>
-        <w:rPr>
-          <w:rFonts w:ascii="Times New Roman" w:hAnsi="Times New Roman"/>
-          <w:i w:val="0"/>
-          <w:sz w:val="24"/>
-        </w:rPr>
+        <w:spacing w:after="80"/>
+      </w:pPr>
+      <w:r>
         <w:t>The GET /api/courses endpoint dynamically checks if the requester is an authenticated student and annotates each course with an is_enrolled flag. The POST /api/enrollments endpoint enforces student authorization, validates course availability, prevents duplicate registrations with 409 Conflict responses, and records enrollment timestamps. On the frontend, StudentDashboardPage.jsx introduces a modern Available Courses catalog with search and category filtering, responsive course cards, animated confirmation alerts, and full light and dark mode styling.</w:t>
       </w:r>
     </w:p>
     <w:p>
       <w:pPr>
-        <w:spacing w:before="240" w:after="80" w:line="276" w:lineRule="auto"/>
+        <w:spacing w:before="240" w:after="80"/>
       </w:pPr>
       <w:r>
         <w:rPr>
-          <w:rFonts w:ascii="Times New Roman" w:hAnsi="Times New Roman"/>
           <w:b/>
           <w:sz w:val="36"/>
         </w:rPr>
@@ -1007,42 +864,41 @@
     </w:p>
     <w:tbl>
       <w:tblPr>
-        <w:tblW w:type="auto" w:w="0"/>
+        <w:tblW w:w="0" w:type="auto"/>
         <w:jc w:val="center"/>
-        <w:tblLook w:firstColumn="1" w:firstRow="1" w:lastColumn="0" w:lastRow="0" w:noHBand="0" w:noVBand="1" w:val="04A0"/>
         <w:tblBorders>
           <w:top w:val="single" w:sz="4" w:space="0" w:color="CCCCCC"/>
           <w:bottom w:val="single" w:sz="4" w:space="0" w:color="CCCCCC"/>
-          <w:left w:val="none"/>
-          <w:right w:val="none"/>
           <w:insideH w:val="single" w:sz="4" w:space="0" w:color="CCCCCC"/>
-          <w:insideV w:val="none"/>
         </w:tblBorders>
+        <w:tblLook w:val="04A0" w:firstRow="1" w:lastRow="0" w:firstColumn="1" w:lastColumn="0" w:noHBand="0" w:noVBand="1"/>
       </w:tblPr>
       <w:tblGrid>
-        <w:gridCol w:w="3135"/>
-        <w:gridCol w:w="3135"/>
-        <w:gridCol w:w="3135"/>
+        <w:gridCol w:w="4304"/>
+        <w:gridCol w:w="1193"/>
+        <w:gridCol w:w="3909"/>
       </w:tblGrid>
       <w:tr>
+        <w:trPr>
+          <w:jc w:val="center"/>
+        </w:trPr>
         <w:tc>
           <w:tcPr>
-            <w:tcW w:type="dxa" w:w="3600"/>
-            <w:shd w:fill="F3F4F6"/>
+            <w:tcW w:w="3600" w:type="dxa"/>
+            <w:shd w:val="clear" w:color="auto" w:fill="F3F4F6"/>
             <w:tcMar>
               <w:top w:w="120" w:type="dxa"/>
+              <w:left w:w="160" w:type="dxa"/>
               <w:bottom w:w="120" w:type="dxa"/>
-              <w:left w:w="160" w:type="dxa"/>
               <w:right w:w="160" w:type="dxa"/>
             </w:tcMar>
           </w:tcPr>
           <w:p>
             <w:pPr>
-              <w:spacing w:before="0" w:after="0"/>
+              <w:spacing w:after="0"/>
             </w:pPr>
             <w:r>
               <w:rPr>
-                <w:rFonts w:ascii="Times New Roman" w:hAnsi="Times New Roman"/>
                 <w:b/>
                 <w:sz w:val="21"/>
               </w:rPr>
@@ -1052,22 +908,21 @@
         </w:tc>
         <w:tc>
           <w:tcPr>
-            <w:tcW w:type="dxa" w:w="1296"/>
-            <w:shd w:fill="F3F4F6"/>
+            <w:tcW w:w="1296" w:type="dxa"/>
+            <w:shd w:val="clear" w:color="auto" w:fill="F3F4F6"/>
             <w:tcMar>
               <w:top w:w="120" w:type="dxa"/>
+              <w:left w:w="160" w:type="dxa"/>
               <w:bottom w:w="120" w:type="dxa"/>
-              <w:left w:w="160" w:type="dxa"/>
               <w:right w:w="160" w:type="dxa"/>
             </w:tcMar>
           </w:tcPr>
           <w:p>
             <w:pPr>
-              <w:spacing w:before="0" w:after="0"/>
+              <w:spacing w:after="0"/>
             </w:pPr>
             <w:r>
               <w:rPr>
-                <w:rFonts w:ascii="Times New Roman" w:hAnsi="Times New Roman"/>
                 <w:b/>
                 <w:sz w:val="21"/>
               </w:rPr>
@@ -1077,22 +932,21 @@
         </w:tc>
         <w:tc>
           <w:tcPr>
-            <w:tcW w:type="dxa" w:w="4464"/>
-            <w:shd w:fill="F3F4F6"/>
+            <w:tcW w:w="4464" w:type="dxa"/>
+            <w:shd w:val="clear" w:color="auto" w:fill="F3F4F6"/>
             <w:tcMar>
               <w:top w:w="120" w:type="dxa"/>
+              <w:left w:w="160" w:type="dxa"/>
               <w:bottom w:w="120" w:type="dxa"/>
-              <w:left w:w="160" w:type="dxa"/>
               <w:right w:w="160" w:type="dxa"/>
             </w:tcMar>
           </w:tcPr>
           <w:p>
             <w:pPr>
-              <w:spacing w:before="0" w:after="0"/>
+              <w:spacing w:after="0"/>
             </w:pPr>
             <w:r>
               <w:rPr>
-                <w:rFonts w:ascii="Times New Roman" w:hAnsi="Times New Roman"/>
                 <w:b/>
                 <w:sz w:val="21"/>
               </w:rPr>
@@ -1102,24 +956,26 @@
         </w:tc>
       </w:tr>
       <w:tr>
+        <w:trPr>
+          <w:jc w:val="center"/>
+        </w:trPr>
         <w:tc>
           <w:tcPr>
-            <w:tcW w:type="dxa" w:w="3600"/>
-            <w:shd w:fill="FFFFFF"/>
+            <w:tcW w:w="3600" w:type="dxa"/>
+            <w:shd w:val="clear" w:color="auto" w:fill="FFFFFF"/>
             <w:tcMar>
               <w:top w:w="100" w:type="dxa"/>
+              <w:left w:w="160" w:type="dxa"/>
               <w:bottom w:w="100" w:type="dxa"/>
-              <w:left w:w="160" w:type="dxa"/>
               <w:right w:w="160" w:type="dxa"/>
             </w:tcMar>
           </w:tcPr>
           <w:p>
             <w:pPr>
-              <w:spacing w:before="0" w:after="0"/>
+              <w:spacing w:after="0"/>
             </w:pPr>
             <w:r>
               <w:rPr>
-                <w:rFonts w:ascii="Times New Roman" w:hAnsi="Times New Roman"/>
                 <w:sz w:val="21"/>
               </w:rPr>
               <w:t>database/schema.sql</w:t>
@@ -1128,22 +984,21 @@
         </w:tc>
         <w:tc>
           <w:tcPr>
-            <w:tcW w:type="dxa" w:w="1296"/>
-            <w:shd w:fill="FFFFFF"/>
+            <w:tcW w:w="1296" w:type="dxa"/>
+            <w:shd w:val="clear" w:color="auto" w:fill="FFFFFF"/>
             <w:tcMar>
               <w:top w:w="100" w:type="dxa"/>
+              <w:left w:w="160" w:type="dxa"/>
               <w:bottom w:w="100" w:type="dxa"/>
-              <w:left w:w="160" w:type="dxa"/>
               <w:right w:w="160" w:type="dxa"/>
             </w:tcMar>
           </w:tcPr>
           <w:p>
             <w:pPr>
-              <w:spacing w:before="0" w:after="0"/>
+              <w:spacing w:after="0"/>
             </w:pPr>
             <w:r>
               <w:rPr>
-                <w:rFonts w:ascii="Times New Roman" w:hAnsi="Times New Roman"/>
                 <w:sz w:val="21"/>
               </w:rPr>
               <w:t>Modified</w:t>
@@ -1152,22 +1007,21 @@
         </w:tc>
         <w:tc>
           <w:tcPr>
-            <w:tcW w:type="dxa" w:w="4464"/>
-            <w:shd w:fill="FFFFFF"/>
+            <w:tcW w:w="4464" w:type="dxa"/>
+            <w:shd w:val="clear" w:color="auto" w:fill="FFFFFF"/>
             <w:tcMar>
               <w:top w:w="100" w:type="dxa"/>
+              <w:left w:w="160" w:type="dxa"/>
               <w:bottom w:w="100" w:type="dxa"/>
-              <w:left w:w="160" w:type="dxa"/>
               <w:right w:w="160" w:type="dxa"/>
             </w:tcMar>
           </w:tcPr>
           <w:p>
             <w:pPr>
-              <w:spacing w:before="0" w:after="0"/>
+              <w:spacing w:after="0"/>
             </w:pPr>
             <w:r>
               <w:rPr>
-                <w:rFonts w:ascii="Times New Roman" w:hAnsi="Times New Roman"/>
                 <w:sz w:val="21"/>
               </w:rPr>
               <w:t>Added courses and enrollments tables with constraints and documented migration SQL.</w:t>
@@ -1176,24 +1030,26 @@
         </w:tc>
       </w:tr>
       <w:tr>
+        <w:trPr>
+          <w:jc w:val="center"/>
+        </w:trPr>
         <w:tc>
           <w:tcPr>
-            <w:tcW w:type="dxa" w:w="3600"/>
-            <w:shd w:fill="FAFAFA"/>
+            <w:tcW w:w="3600" w:type="dxa"/>
+            <w:shd w:val="clear" w:color="auto" w:fill="FAFAFA"/>
             <w:tcMar>
               <w:top w:w="100" w:type="dxa"/>
+              <w:left w:w="160" w:type="dxa"/>
               <w:bottom w:w="100" w:type="dxa"/>
-              <w:left w:w="160" w:type="dxa"/>
               <w:right w:w="160" w:type="dxa"/>
             </w:tcMar>
           </w:tcPr>
           <w:p>
             <w:pPr>
-              <w:spacing w:before="0" w:after="0"/>
+              <w:spacing w:after="0"/>
             </w:pPr>
             <w:r>
               <w:rPr>
-                <w:rFonts w:ascii="Times New Roman" w:hAnsi="Times New Roman"/>
                 <w:sz w:val="21"/>
               </w:rPr>
               <w:t>database/seed.sql</w:t>
@@ -1202,22 +1058,21 @@
         </w:tc>
         <w:tc>
           <w:tcPr>
-            <w:tcW w:type="dxa" w:w="1296"/>
-            <w:shd w:fill="FAFAFA"/>
+            <w:tcW w:w="1296" w:type="dxa"/>
+            <w:shd w:val="clear" w:color="auto" w:fill="FAFAFA"/>
             <w:tcMar>
               <w:top w:w="100" w:type="dxa"/>
+              <w:left w:w="160" w:type="dxa"/>
               <w:bottom w:w="100" w:type="dxa"/>
-              <w:left w:w="160" w:type="dxa"/>
               <w:right w:w="160" w:type="dxa"/>
             </w:tcMar>
           </w:tcPr>
           <w:p>
             <w:pPr>
-              <w:spacing w:before="0" w:after="0"/>
+              <w:spacing w:after="0"/>
             </w:pPr>
             <w:r>
               <w:rPr>
-                <w:rFonts w:ascii="Times New Roman" w:hAnsi="Times New Roman"/>
                 <w:sz w:val="21"/>
               </w:rPr>
               <w:t>Modified</w:t>
@@ -1226,22 +1081,21 @@
         </w:tc>
         <w:tc>
           <w:tcPr>
-            <w:tcW w:type="dxa" w:w="4464"/>
-            <w:shd w:fill="FAFAFA"/>
+            <w:tcW w:w="4464" w:type="dxa"/>
+            <w:shd w:val="clear" w:color="auto" w:fill="FAFAFA"/>
             <w:tcMar>
               <w:top w:w="100" w:type="dxa"/>
+              <w:left w:w="160" w:type="dxa"/>
               <w:bottom w:w="100" w:type="dxa"/>
-              <w:left w:w="160" w:type="dxa"/>
               <w:right w:w="160" w:type="dxa"/>
             </w:tcMar>
           </w:tcPr>
           <w:p>
             <w:pPr>
-              <w:spacing w:before="0" w:after="0"/>
+              <w:spacing w:after="0"/>
             </w:pPr>
             <w:r>
               <w:rPr>
-                <w:rFonts w:ascii="Times New Roman" w:hAnsi="Times New Roman"/>
                 <w:sz w:val="21"/>
               </w:rPr>
               <w:t>Added seed records for technical courses across diverse categories and sample enrollment.</w:t>
@@ -1250,24 +1104,26 @@
         </w:tc>
       </w:tr>
       <w:tr>
+        <w:trPr>
+          <w:jc w:val="center"/>
+        </w:trPr>
         <w:tc>
           <w:tcPr>
-            <w:tcW w:type="dxa" w:w="3600"/>
-            <w:shd w:fill="FFFFFF"/>
+            <w:tcW w:w="3600" w:type="dxa"/>
+            <w:shd w:val="clear" w:color="auto" w:fill="FFFFFF"/>
             <w:tcMar>
               <w:top w:w="100" w:type="dxa"/>
+              <w:left w:w="160" w:type="dxa"/>
               <w:bottom w:w="100" w:type="dxa"/>
-              <w:left w:w="160" w:type="dxa"/>
               <w:right w:w="160" w:type="dxa"/>
             </w:tcMar>
           </w:tcPr>
           <w:p>
             <w:pPr>
-              <w:spacing w:before="0" w:after="0"/>
+              <w:spacing w:after="0"/>
             </w:pPr>
             <w:r>
               <w:rPr>
-                <w:rFonts w:ascii="Times New Roman" w:hAnsi="Times New Roman"/>
                 <w:sz w:val="21"/>
               </w:rPr>
               <w:t>backend/src/models/courseModel.js</w:t>
@@ -1276,22 +1132,21 @@
         </w:tc>
         <w:tc>
           <w:tcPr>
-            <w:tcW w:type="dxa" w:w="1296"/>
-            <w:shd w:fill="FFFFFF"/>
+            <w:tcW w:w="1296" w:type="dxa"/>
+            <w:shd w:val="clear" w:color="auto" w:fill="FFFFFF"/>
             <w:tcMar>
               <w:top w:w="100" w:type="dxa"/>
+              <w:left w:w="160" w:type="dxa"/>
               <w:bottom w:w="100" w:type="dxa"/>
-              <w:left w:w="160" w:type="dxa"/>
               <w:right w:w="160" w:type="dxa"/>
             </w:tcMar>
           </w:tcPr>
           <w:p>
             <w:pPr>
-              <w:spacing w:before="0" w:after="0"/>
+              <w:spacing w:after="0"/>
             </w:pPr>
             <w:r>
               <w:rPr>
-                <w:rFonts w:ascii="Times New Roman" w:hAnsi="Times New Roman"/>
                 <w:sz w:val="21"/>
               </w:rPr>
               <w:t>Created</w:t>
@@ -1300,22 +1155,21 @@
         </w:tc>
         <w:tc>
           <w:tcPr>
-            <w:tcW w:type="dxa" w:w="4464"/>
-            <w:shd w:fill="FFFFFF"/>
+            <w:tcW w:w="4464" w:type="dxa"/>
+            <w:shd w:val="clear" w:color="auto" w:fill="FFFFFF"/>
             <w:tcMar>
               <w:top w:w="100" w:type="dxa"/>
+              <w:left w:w="160" w:type="dxa"/>
               <w:bottom w:w="100" w:type="dxa"/>
-              <w:left w:w="160" w:type="dxa"/>
               <w:right w:w="160" w:type="dxa"/>
             </w:tcMar>
           </w:tcPr>
           <w:p>
             <w:pPr>
-              <w:spacing w:before="0" w:after="0"/>
+              <w:spacing w:after="0"/>
             </w:pPr>
             <w:r>
               <w:rPr>
-                <w:rFonts w:ascii="Times New Roman" w:hAnsi="Times New Roman"/>
                 <w:sz w:val="21"/>
               </w:rPr>
               <w:t>Implemented getAllAvailableCourses(studentId) with enrollment join and getCourseById.</w:t>
@@ -1324,24 +1178,26 @@
         </w:tc>
       </w:tr>
       <w:tr>
+        <w:trPr>
+          <w:jc w:val="center"/>
+        </w:trPr>
         <w:tc>
           <w:tcPr>
-            <w:tcW w:type="dxa" w:w="3600"/>
-            <w:shd w:fill="FAFAFA"/>
+            <w:tcW w:w="3600" w:type="dxa"/>
+            <w:shd w:val="clear" w:color="auto" w:fill="FAFAFA"/>
             <w:tcMar>
               <w:top w:w="100" w:type="dxa"/>
+              <w:left w:w="160" w:type="dxa"/>
               <w:bottom w:w="100" w:type="dxa"/>
-              <w:left w:w="160" w:type="dxa"/>
               <w:right w:w="160" w:type="dxa"/>
             </w:tcMar>
           </w:tcPr>
           <w:p>
             <w:pPr>
-              <w:spacing w:before="0" w:after="0"/>
+              <w:spacing w:after="0"/>
             </w:pPr>
             <w:r>
               <w:rPr>
-                <w:rFonts w:ascii="Times New Roman" w:hAnsi="Times New Roman"/>
                 <w:sz w:val="21"/>
               </w:rPr>
               <w:t>backend/src/models/enrollmentModel.js</w:t>
@@ -1350,22 +1206,21 @@
         </w:tc>
         <w:tc>
           <w:tcPr>
-            <w:tcW w:type="dxa" w:w="1296"/>
-            <w:shd w:fill="FAFAFA"/>
+            <w:tcW w:w="1296" w:type="dxa"/>
+            <w:shd w:val="clear" w:color="auto" w:fill="FAFAFA"/>
             <w:tcMar>
               <w:top w:w="100" w:type="dxa"/>
+              <w:left w:w="160" w:type="dxa"/>
               <w:bottom w:w="100" w:type="dxa"/>
-              <w:left w:w="160" w:type="dxa"/>
               <w:right w:w="160" w:type="dxa"/>
             </w:tcMar>
           </w:tcPr>
           <w:p>
             <w:pPr>
-              <w:spacing w:before="0" w:after="0"/>
+              <w:spacing w:after="0"/>
             </w:pPr>
             <w:r>
               <w:rPr>
-                <w:rFonts w:ascii="Times New Roman" w:hAnsi="Times New Roman"/>
                 <w:sz w:val="21"/>
               </w:rPr>
               <w:t>Created</w:t>
@@ -1374,22 +1229,21 @@
         </w:tc>
         <w:tc>
           <w:tcPr>
-            <w:tcW w:type="dxa" w:w="4464"/>
-            <w:shd w:fill="FAFAFA"/>
+            <w:tcW w:w="4464" w:type="dxa"/>
+            <w:shd w:val="clear" w:color="auto" w:fill="FAFAFA"/>
             <w:tcMar>
               <w:top w:w="100" w:type="dxa"/>
+              <w:left w:w="160" w:type="dxa"/>
               <w:bottom w:w="100" w:type="dxa"/>
-              <w:left w:w="160" w:type="dxa"/>
               <w:right w:w="160" w:type="dxa"/>
             </w:tcMar>
           </w:tcPr>
           <w:p>
             <w:pPr>
-              <w:spacing w:before="0" w:after="0"/>
+              <w:spacing w:after="0"/>
             </w:pPr>
             <w:r>
               <w:rPr>
-                <w:rFonts w:ascii="Times New Roman" w:hAnsi="Times New Roman"/>
                 <w:sz w:val="21"/>
               </w:rPr>
               <w:t>Implemented createEnrollment, getEnrollmentByStudentAndCourse, and getEnrollmentsByStudentId.</w:t>
@@ -1398,24 +1252,26 @@
         </w:tc>
       </w:tr>
       <w:tr>
+        <w:trPr>
+          <w:jc w:val="center"/>
+        </w:trPr>
         <w:tc>
           <w:tcPr>
-            <w:tcW w:type="dxa" w:w="3600"/>
-            <w:shd w:fill="FFFFFF"/>
+            <w:tcW w:w="3600" w:type="dxa"/>
+            <w:shd w:val="clear" w:color="auto" w:fill="FFFFFF"/>
             <w:tcMar>
               <w:top w:w="100" w:type="dxa"/>
+              <w:left w:w="160" w:type="dxa"/>
               <w:bottom w:w="100" w:type="dxa"/>
-              <w:left w:w="160" w:type="dxa"/>
               <w:right w:w="160" w:type="dxa"/>
             </w:tcMar>
           </w:tcPr>
           <w:p>
             <w:pPr>
-              <w:spacing w:before="0" w:after="0"/>
+              <w:spacing w:after="0"/>
             </w:pPr>
             <w:r>
               <w:rPr>
-                <w:rFonts w:ascii="Times New Roman" w:hAnsi="Times New Roman"/>
                 <w:sz w:val="21"/>
               </w:rPr>
               <w:t>backend/src/controllers/courseController.js</w:t>
@@ -1424,22 +1280,21 @@
         </w:tc>
         <w:tc>
           <w:tcPr>
-            <w:tcW w:type="dxa" w:w="1296"/>
-            <w:shd w:fill="FFFFFF"/>
+            <w:tcW w:w="1296" w:type="dxa"/>
+            <w:shd w:val="clear" w:color="auto" w:fill="FFFFFF"/>
             <w:tcMar>
               <w:top w:w="100" w:type="dxa"/>
+              <w:left w:w="160" w:type="dxa"/>
               <w:bottom w:w="100" w:type="dxa"/>
-              <w:left w:w="160" w:type="dxa"/>
               <w:right w:w="160" w:type="dxa"/>
             </w:tcMar>
           </w:tcPr>
           <w:p>
             <w:pPr>
-              <w:spacing w:before="0" w:after="0"/>
+              <w:spacing w:after="0"/>
             </w:pPr>
             <w:r>
               <w:rPr>
-                <w:rFonts w:ascii="Times New Roman" w:hAnsi="Times New Roman"/>
                 <w:sz w:val="21"/>
               </w:rPr>
               <w:t>Created</w:t>
@@ -1448,22 +1303,21 @@
         </w:tc>
         <w:tc>
           <w:tcPr>
-            <w:tcW w:type="dxa" w:w="4464"/>
-            <w:shd w:fill="FFFFFF"/>
+            <w:tcW w:w="4464" w:type="dxa"/>
+            <w:shd w:val="clear" w:color="auto" w:fill="FFFFFF"/>
             <w:tcMar>
               <w:top w:w="100" w:type="dxa"/>
+              <w:left w:w="160" w:type="dxa"/>
               <w:bottom w:w="100" w:type="dxa"/>
-              <w:left w:w="160" w:type="dxa"/>
               <w:right w:w="160" w:type="dxa"/>
             </w:tcMar>
           </w:tcPr>
           <w:p>
             <w:pPr>
-              <w:spacing w:before="0" w:after="0"/>
+              <w:spacing w:after="0"/>
             </w:pPr>
             <w:r>
               <w:rPr>
-                <w:rFonts w:ascii="Times New Roman" w:hAnsi="Times New Roman"/>
                 <w:sz w:val="21"/>
               </w:rPr>
               <w:t>Implemented getAvailableCourses and getCourse with role-aware enrollment annotation.</w:t>
@@ -1472,48 +1326,50 @@
         </w:tc>
       </w:tr>
       <w:tr>
+        <w:trPr>
+          <w:jc w:val="center"/>
+        </w:trPr>
         <w:tc>
           <w:tcPr>
-            <w:tcW w:type="dxa" w:w="3600"/>
-            <w:shd w:fill="FAFAFA"/>
+            <w:tcW w:w="3600" w:type="dxa"/>
+            <w:shd w:val="clear" w:color="auto" w:fill="FAFAFA"/>
             <w:tcMar>
               <w:top w:w="100" w:type="dxa"/>
+              <w:left w:w="160" w:type="dxa"/>
               <w:bottom w:w="100" w:type="dxa"/>
-              <w:left w:w="160" w:type="dxa"/>
               <w:right w:w="160" w:type="dxa"/>
             </w:tcMar>
           </w:tcPr>
           <w:p>
             <w:pPr>
-              <w:spacing w:before="0" w:after="0"/>
+              <w:spacing w:after="0"/>
             </w:pPr>
             <w:r>
               <w:rPr>
-                <w:rFonts w:ascii="Times New Roman" w:hAnsi="Times New Roman"/>
                 <w:sz w:val="21"/>
               </w:rPr>
+              <w:lastRenderedPageBreak/>
               <w:t>backend/src/controllers/enrollmentController.js</w:t>
             </w:r>
           </w:p>
         </w:tc>
         <w:tc>
           <w:tcPr>
-            <w:tcW w:type="dxa" w:w="1296"/>
-            <w:shd w:fill="FAFAFA"/>
+            <w:tcW w:w="1296" w:type="dxa"/>
+            <w:shd w:val="clear" w:color="auto" w:fill="FAFAFA"/>
             <w:tcMar>
               <w:top w:w="100" w:type="dxa"/>
+              <w:left w:w="160" w:type="dxa"/>
               <w:bottom w:w="100" w:type="dxa"/>
-              <w:left w:w="160" w:type="dxa"/>
               <w:right w:w="160" w:type="dxa"/>
             </w:tcMar>
           </w:tcPr>
           <w:p>
             <w:pPr>
-              <w:spacing w:before="0" w:after="0"/>
+              <w:spacing w:after="0"/>
             </w:pPr>
             <w:r>
               <w:rPr>
-                <w:rFonts w:ascii="Times New Roman" w:hAnsi="Times New Roman"/>
                 <w:sz w:val="21"/>
               </w:rPr>
               <w:t>Created</w:t>
@@ -1522,22 +1378,21 @@
         </w:tc>
         <w:tc>
           <w:tcPr>
-            <w:tcW w:type="dxa" w:w="4464"/>
-            <w:shd w:fill="FAFAFA"/>
+            <w:tcW w:w="4464" w:type="dxa"/>
+            <w:shd w:val="clear" w:color="auto" w:fill="FAFAFA"/>
             <w:tcMar>
               <w:top w:w="100" w:type="dxa"/>
+              <w:left w:w="160" w:type="dxa"/>
               <w:bottom w:w="100" w:type="dxa"/>
-              <w:left w:w="160" w:type="dxa"/>
               <w:right w:w="160" w:type="dxa"/>
             </w:tcMar>
           </w:tcPr>
           <w:p>
             <w:pPr>
-              <w:spacing w:before="0" w:after="0"/>
+              <w:spacing w:after="0"/>
             </w:pPr>
             <w:r>
               <w:rPr>
-                <w:rFonts w:ascii="Times New Roman" w:hAnsi="Times New Roman"/>
                 <w:sz w:val="21"/>
               </w:rPr>
               <w:t>Implemented enrollStudent and getMyEnrollments enforcing student authorization and validation.</w:t>
@@ -1546,24 +1401,26 @@
         </w:tc>
       </w:tr>
       <w:tr>
+        <w:trPr>
+          <w:jc w:val="center"/>
+        </w:trPr>
         <w:tc>
           <w:tcPr>
-            <w:tcW w:type="dxa" w:w="3600"/>
-            <w:shd w:fill="FFFFFF"/>
+            <w:tcW w:w="3600" w:type="dxa"/>
+            <w:shd w:val="clear" w:color="auto" w:fill="FFFFFF"/>
             <w:tcMar>
               <w:top w:w="100" w:type="dxa"/>
+              <w:left w:w="160" w:type="dxa"/>
               <w:bottom w:w="100" w:type="dxa"/>
-              <w:left w:w="160" w:type="dxa"/>
               <w:right w:w="160" w:type="dxa"/>
             </w:tcMar>
           </w:tcPr>
           <w:p>
             <w:pPr>
-              <w:spacing w:before="0" w:after="0"/>
+              <w:spacing w:after="0"/>
             </w:pPr>
             <w:r>
               <w:rPr>
-                <w:rFonts w:ascii="Times New Roman" w:hAnsi="Times New Roman"/>
                 <w:sz w:val="21"/>
               </w:rPr>
               <w:t>backend/src/routes/courseRoutes.js</w:t>
@@ -1572,22 +1429,21 @@
         </w:tc>
         <w:tc>
           <w:tcPr>
-            <w:tcW w:type="dxa" w:w="1296"/>
-            <w:shd w:fill="FFFFFF"/>
+            <w:tcW w:w="1296" w:type="dxa"/>
+            <w:shd w:val="clear" w:color="auto" w:fill="FFFFFF"/>
             <w:tcMar>
               <w:top w:w="100" w:type="dxa"/>
+              <w:left w:w="160" w:type="dxa"/>
               <w:bottom w:w="100" w:type="dxa"/>
-              <w:left w:w="160" w:type="dxa"/>
               <w:right w:w="160" w:type="dxa"/>
             </w:tcMar>
           </w:tcPr>
           <w:p>
             <w:pPr>
-              <w:spacing w:before="0" w:after="0"/>
+              <w:spacing w:after="0"/>
             </w:pPr>
             <w:r>
               <w:rPr>
-                <w:rFonts w:ascii="Times New Roman" w:hAnsi="Times New Roman"/>
                 <w:sz w:val="21"/>
               </w:rPr>
               <w:t>Created</w:t>
@@ -1596,22 +1452,21 @@
         </w:tc>
         <w:tc>
           <w:tcPr>
-            <w:tcW w:type="dxa" w:w="4464"/>
-            <w:shd w:fill="FFFFFF"/>
+            <w:tcW w:w="4464" w:type="dxa"/>
+            <w:shd w:val="clear" w:color="auto" w:fill="FFFFFF"/>
             <w:tcMar>
               <w:top w:w="100" w:type="dxa"/>
+              <w:left w:w="160" w:type="dxa"/>
               <w:bottom w:w="100" w:type="dxa"/>
-              <w:left w:w="160" w:type="dxa"/>
               <w:right w:w="160" w:type="dxa"/>
             </w:tcMar>
           </w:tcPr>
           <w:p>
             <w:pPr>
-              <w:spacing w:before="0" w:after="0"/>
+              <w:spacing w:after="0"/>
             </w:pPr>
             <w:r>
               <w:rPr>
-                <w:rFonts w:ascii="Times New Roman" w:hAnsi="Times New Roman"/>
                 <w:sz w:val="21"/>
               </w:rPr>
               <w:t>Configured /api/courses routes with JWT authentication middleware.</w:t>
@@ -1620,24 +1475,26 @@
         </w:tc>
       </w:tr>
       <w:tr>
+        <w:trPr>
+          <w:jc w:val="center"/>
+        </w:trPr>
         <w:tc>
           <w:tcPr>
-            <w:tcW w:type="dxa" w:w="3600"/>
-            <w:shd w:fill="FAFAFA"/>
+            <w:tcW w:w="3600" w:type="dxa"/>
+            <w:shd w:val="clear" w:color="auto" w:fill="FAFAFA"/>
             <w:tcMar>
               <w:top w:w="100" w:type="dxa"/>
+              <w:left w:w="160" w:type="dxa"/>
               <w:bottom w:w="100" w:type="dxa"/>
-              <w:left w:w="160" w:type="dxa"/>
               <w:right w:w="160" w:type="dxa"/>
             </w:tcMar>
           </w:tcPr>
           <w:p>
             <w:pPr>
-              <w:spacing w:before="0" w:after="0"/>
+              <w:spacing w:after="0"/>
             </w:pPr>
             <w:r>
               <w:rPr>
-                <w:rFonts w:ascii="Times New Roman" w:hAnsi="Times New Roman"/>
                 <w:sz w:val="21"/>
               </w:rPr>
               <w:t>backend/src/routes/enrollmentRoutes.js</w:t>
@@ -1646,22 +1503,21 @@
         </w:tc>
         <w:tc>
           <w:tcPr>
-            <w:tcW w:type="dxa" w:w="1296"/>
-            <w:shd w:fill="FAFAFA"/>
+            <w:tcW w:w="1296" w:type="dxa"/>
+            <w:shd w:val="clear" w:color="auto" w:fill="FAFAFA"/>
             <w:tcMar>
               <w:top w:w="100" w:type="dxa"/>
+              <w:left w:w="160" w:type="dxa"/>
               <w:bottom w:w="100" w:type="dxa"/>
-              <w:left w:w="160" w:type="dxa"/>
               <w:right w:w="160" w:type="dxa"/>
             </w:tcMar>
           </w:tcPr>
           <w:p>
             <w:pPr>
-              <w:spacing w:before="0" w:after="0"/>
+              <w:spacing w:after="0"/>
             </w:pPr>
             <w:r>
               <w:rPr>
-                <w:rFonts w:ascii="Times New Roman" w:hAnsi="Times New Roman"/>
                 <w:sz w:val="21"/>
               </w:rPr>
               <w:t>Created</w:t>
@@ -1670,22 +1526,21 @@
         </w:tc>
         <w:tc>
           <w:tcPr>
-            <w:tcW w:type="dxa" w:w="4464"/>
-            <w:shd w:fill="FAFAFA"/>
+            <w:tcW w:w="4464" w:type="dxa"/>
+            <w:shd w:val="clear" w:color="auto" w:fill="FAFAFA"/>
             <w:tcMar>
               <w:top w:w="100" w:type="dxa"/>
+              <w:left w:w="160" w:type="dxa"/>
               <w:bottom w:w="100" w:type="dxa"/>
-              <w:left w:w="160" w:type="dxa"/>
               <w:right w:w="160" w:type="dxa"/>
             </w:tcMar>
           </w:tcPr>
           <w:p>
             <w:pPr>
-              <w:spacing w:before="0" w:after="0"/>
+              <w:spacing w:after="0"/>
             </w:pPr>
             <w:r>
               <w:rPr>
-                <w:rFonts w:ascii="Times New Roman" w:hAnsi="Times New Roman"/>
                 <w:sz w:val="21"/>
               </w:rPr>
               <w:t>Configured /api/enrollments routes with student role authorization.</w:t>
@@ -1694,24 +1549,26 @@
         </w:tc>
       </w:tr>
       <w:tr>
+        <w:trPr>
+          <w:jc w:val="center"/>
+        </w:trPr>
         <w:tc>
           <w:tcPr>
-            <w:tcW w:type="dxa" w:w="3600"/>
-            <w:shd w:fill="FFFFFF"/>
+            <w:tcW w:w="3600" w:type="dxa"/>
+            <w:shd w:val="clear" w:color="auto" w:fill="FFFFFF"/>
             <w:tcMar>
               <w:top w:w="100" w:type="dxa"/>
+              <w:left w:w="160" w:type="dxa"/>
               <w:bottom w:w="100" w:type="dxa"/>
-              <w:left w:w="160" w:type="dxa"/>
               <w:right w:w="160" w:type="dxa"/>
             </w:tcMar>
           </w:tcPr>
           <w:p>
             <w:pPr>
-              <w:spacing w:before="0" w:after="0"/>
+              <w:spacing w:after="0"/>
             </w:pPr>
             <w:r>
               <w:rPr>
-                <w:rFonts w:ascii="Times New Roman" w:hAnsi="Times New Roman"/>
                 <w:sz w:val="21"/>
               </w:rPr>
               <w:t>backend/src/app.js</w:t>
@@ -1720,22 +1577,21 @@
         </w:tc>
         <w:tc>
           <w:tcPr>
-            <w:tcW w:type="dxa" w:w="1296"/>
-            <w:shd w:fill="FFFFFF"/>
+            <w:tcW w:w="1296" w:type="dxa"/>
+            <w:shd w:val="clear" w:color="auto" w:fill="FFFFFF"/>
             <w:tcMar>
               <w:top w:w="100" w:type="dxa"/>
+              <w:left w:w="160" w:type="dxa"/>
               <w:bottom w:w="100" w:type="dxa"/>
-              <w:left w:w="160" w:type="dxa"/>
               <w:right w:w="160" w:type="dxa"/>
             </w:tcMar>
           </w:tcPr>
           <w:p>
             <w:pPr>
-              <w:spacing w:before="0" w:after="0"/>
+              <w:spacing w:after="0"/>
             </w:pPr>
             <w:r>
               <w:rPr>
-                <w:rFonts w:ascii="Times New Roman" w:hAnsi="Times New Roman"/>
                 <w:sz w:val="21"/>
               </w:rPr>
               <w:t>Modified</w:t>
@@ -1744,22 +1600,21 @@
         </w:tc>
         <w:tc>
           <w:tcPr>
-            <w:tcW w:type="dxa" w:w="4464"/>
-            <w:shd w:fill="FFFFFF"/>
+            <w:tcW w:w="4464" w:type="dxa"/>
+            <w:shd w:val="clear" w:color="auto" w:fill="FFFFFF"/>
             <w:tcMar>
               <w:top w:w="100" w:type="dxa"/>
+              <w:left w:w="160" w:type="dxa"/>
               <w:bottom w:w="100" w:type="dxa"/>
-              <w:left w:w="160" w:type="dxa"/>
               <w:right w:w="160" w:type="dxa"/>
             </w:tcMar>
           </w:tcPr>
           <w:p>
             <w:pPr>
-              <w:spacing w:before="0" w:after="0"/>
+              <w:spacing w:after="0"/>
             </w:pPr>
             <w:r>
               <w:rPr>
-                <w:rFonts w:ascii="Times New Roman" w:hAnsi="Times New Roman"/>
                 <w:sz w:val="21"/>
               </w:rPr>
               <w:t>Mounted courseRoutes (/api/courses) and enrollmentRoutes (/api/enrollments).</w:t>
@@ -1768,24 +1623,26 @@
         </w:tc>
       </w:tr>
       <w:tr>
+        <w:trPr>
+          <w:jc w:val="center"/>
+        </w:trPr>
         <w:tc>
           <w:tcPr>
-            <w:tcW w:type="dxa" w:w="3600"/>
-            <w:shd w:fill="FAFAFA"/>
+            <w:tcW w:w="3600" w:type="dxa"/>
+            <w:shd w:val="clear" w:color="auto" w:fill="FAFAFA"/>
             <w:tcMar>
               <w:top w:w="100" w:type="dxa"/>
+              <w:left w:w="160" w:type="dxa"/>
               <w:bottom w:w="100" w:type="dxa"/>
-              <w:left w:w="160" w:type="dxa"/>
               <w:right w:w="160" w:type="dxa"/>
             </w:tcMar>
           </w:tcPr>
           <w:p>
             <w:pPr>
-              <w:spacing w:before="0" w:after="0"/>
+              <w:spacing w:after="0"/>
             </w:pPr>
             <w:r>
               <w:rPr>
-                <w:rFonts w:ascii="Times New Roman" w:hAnsi="Times New Roman"/>
                 <w:sz w:val="21"/>
               </w:rPr>
               <w:t>frontend/src/pages/StudentDashboardPage.jsx</w:t>
@@ -1794,22 +1651,21 @@
         </w:tc>
         <w:tc>
           <w:tcPr>
-            <w:tcW w:type="dxa" w:w="1296"/>
-            <w:shd w:fill="FAFAFA"/>
+            <w:tcW w:w="1296" w:type="dxa"/>
+            <w:shd w:val="clear" w:color="auto" w:fill="FAFAFA"/>
             <w:tcMar>
               <w:top w:w="100" w:type="dxa"/>
+              <w:left w:w="160" w:type="dxa"/>
               <w:bottom w:w="100" w:type="dxa"/>
-              <w:left w:w="160" w:type="dxa"/>
               <w:right w:w="160" w:type="dxa"/>
             </w:tcMar>
           </w:tcPr>
           <w:p>
             <w:pPr>
-              <w:spacing w:before="0" w:after="0"/>
+              <w:spacing w:after="0"/>
             </w:pPr>
             <w:r>
               <w:rPr>
-                <w:rFonts w:ascii="Times New Roman" w:hAnsi="Times New Roman"/>
                 <w:sz w:val="21"/>
               </w:rPr>
               <w:t>Modified</w:t>
@@ -1818,22 +1674,21 @@
         </w:tc>
         <w:tc>
           <w:tcPr>
-            <w:tcW w:type="dxa" w:w="4464"/>
-            <w:shd w:fill="FAFAFA"/>
+            <w:tcW w:w="4464" w:type="dxa"/>
+            <w:shd w:val="clear" w:color="auto" w:fill="FAFAFA"/>
             <w:tcMar>
               <w:top w:w="100" w:type="dxa"/>
+              <w:left w:w="160" w:type="dxa"/>
               <w:bottom w:w="100" w:type="dxa"/>
-              <w:left w:w="160" w:type="dxa"/>
               <w:right w:w="160" w:type="dxa"/>
             </w:tcMar>
           </w:tcPr>
           <w:p>
             <w:pPr>
-              <w:spacing w:before="0" w:after="0"/>
+              <w:spacing w:after="0"/>
             </w:pPr>
             <w:r>
               <w:rPr>
-                <w:rFonts w:ascii="Times New Roman" w:hAnsi="Times New Roman"/>
                 <w:sz w:val="21"/>
               </w:rPr>
               <w:t>Added Available Courses section, search &amp; category filtering, enrollment handler, and alert banners.</w:t>
@@ -1842,24 +1697,26 @@
         </w:tc>
       </w:tr>
       <w:tr>
+        <w:trPr>
+          <w:jc w:val="center"/>
+        </w:trPr>
         <w:tc>
           <w:tcPr>
-            <w:tcW w:type="dxa" w:w="3600"/>
-            <w:shd w:fill="FFFFFF"/>
+            <w:tcW w:w="3600" w:type="dxa"/>
+            <w:shd w:val="clear" w:color="auto" w:fill="FFFFFF"/>
             <w:tcMar>
               <w:top w:w="100" w:type="dxa"/>
+              <w:left w:w="160" w:type="dxa"/>
               <w:bottom w:w="100" w:type="dxa"/>
-              <w:left w:w="160" w:type="dxa"/>
               <w:right w:w="160" w:type="dxa"/>
             </w:tcMar>
           </w:tcPr>
           <w:p>
             <w:pPr>
-              <w:spacing w:before="0" w:after="0"/>
+              <w:spacing w:after="0"/>
             </w:pPr>
             <w:r>
               <w:rPr>
-                <w:rFonts w:ascii="Times New Roman" w:hAnsi="Times New Roman"/>
                 <w:sz w:val="21"/>
               </w:rPr>
               <w:t>frontend/src/styles/studentDashboard.css</w:t>
@@ -1868,22 +1725,21 @@
         </w:tc>
         <w:tc>
           <w:tcPr>
-            <w:tcW w:type="dxa" w:w="1296"/>
-            <w:shd w:fill="FFFFFF"/>
+            <w:tcW w:w="1296" w:type="dxa"/>
+            <w:shd w:val="clear" w:color="auto" w:fill="FFFFFF"/>
             <w:tcMar>
               <w:top w:w="100" w:type="dxa"/>
+              <w:left w:w="160" w:type="dxa"/>
               <w:bottom w:w="100" w:type="dxa"/>
-              <w:left w:w="160" w:type="dxa"/>
               <w:right w:w="160" w:type="dxa"/>
             </w:tcMar>
           </w:tcPr>
           <w:p>
             <w:pPr>
-              <w:spacing w:before="0" w:after="0"/>
+              <w:spacing w:after="0"/>
             </w:pPr>
             <w:r>
               <w:rPr>
-                <w:rFonts w:ascii="Times New Roman" w:hAnsi="Times New Roman"/>
                 <w:sz w:val="21"/>
               </w:rPr>
               <w:t>Modified</w:t>
@@ -1892,22 +1748,21 @@
         </w:tc>
         <w:tc>
           <w:tcPr>
-            <w:tcW w:type="dxa" w:w="4464"/>
-            <w:shd w:fill="FFFFFF"/>
+            <w:tcW w:w="4464" w:type="dxa"/>
+            <w:shd w:val="clear" w:color="auto" w:fill="FFFFFF"/>
             <w:tcMar>
               <w:top w:w="100" w:type="dxa"/>
+              <w:left w:w="160" w:type="dxa"/>
               <w:bottom w:w="100" w:type="dxa"/>
-              <w:left w:w="160" w:type="dxa"/>
               <w:right w:w="160" w:type="dxa"/>
             </w:tcMar>
           </w:tcPr>
           <w:p>
             <w:pPr>
-              <w:spacing w:before="0" w:after="0"/>
+              <w:spacing w:after="0"/>
             </w:pPr>
             <w:r>
               <w:rPr>
-                <w:rFonts w:ascii="Times New Roman" w:hAnsi="Times New Roman"/>
                 <w:sz w:val="21"/>
               </w:rPr>
               <w:t>Added responsive course grid, card elevation, category pills, level badges, and dark mode themes.</w:t>
@@ -1918,24 +1773,21 @@
     </w:tbl>
     <w:p>
       <w:pPr>
-        <w:spacing w:before="80" w:after="160" w:line="276" w:lineRule="auto"/>
+        <w:spacing w:before="80" w:after="160"/>
       </w:pPr>
       <w:r>
         <w:rPr>
-          <w:rFonts w:ascii="Times New Roman" w:hAnsi="Times New Roman"/>
           <w:i/>
-          <w:sz w:val="24"/>
         </w:rPr>
         <w:t>Additional files: None</w:t>
       </w:r>
     </w:p>
     <w:p>
       <w:pPr>
-        <w:spacing w:before="240" w:after="80" w:line="276" w:lineRule="auto"/>
+        <w:spacing w:before="240" w:after="80"/>
       </w:pPr>
       <w:r>
         <w:rPr>
-          <w:rFonts w:ascii="Times New Roman" w:hAnsi="Times New Roman"/>
           <w:b/>
           <w:sz w:val="36"/>
         </w:rPr>
@@ -1948,7 +1800,6 @@
       </w:pPr>
       <w:r>
         <w:rPr>
-          <w:rFonts w:ascii="Times New Roman" w:hAnsi="Times New Roman"/>
           <w:b/>
           <w:sz w:val="26"/>
         </w:rPr>
@@ -1958,13 +1809,9 @@
     <w:p>
       <w:pPr>
         <w:pStyle w:val="ListBullet"/>
-        <w:spacing w:before="0" w:after="40" w:line="276" w:lineRule="auto"/>
-      </w:pPr>
-      <w:r>
-        <w:rPr>
-          <w:rFonts w:ascii="Times New Roman" w:hAnsi="Times New Roman"/>
-          <w:sz w:val="24"/>
-        </w:rPr>
+        <w:spacing w:after="40"/>
+      </w:pPr>
+      <w:r>
         <w:t xml:space="preserve">Added </w:t>
       </w:r>
       <w:r>
@@ -1975,10 +1822,6 @@
         <w:t>courses</w:t>
       </w:r>
       <w:r>
-        <w:rPr>
-          <w:rFonts w:ascii="Times New Roman" w:hAnsi="Times New Roman"/>
-          <w:sz w:val="24"/>
-        </w:rPr>
         <w:t xml:space="preserve"> table with </w:t>
       </w:r>
       <w:r>
@@ -1989,10 +1832,6 @@
         <w:t>course_id</w:t>
       </w:r>
       <w:r>
-        <w:rPr>
-          <w:rFonts w:ascii="Times New Roman" w:hAnsi="Times New Roman"/>
-          <w:sz w:val="24"/>
-        </w:rPr>
         <w:t xml:space="preserve">, </w:t>
       </w:r>
       <w:r>
@@ -2003,10 +1842,6 @@
         <w:t>course_code</w:t>
       </w:r>
       <w:r>
-        <w:rPr>
-          <w:rFonts w:ascii="Times New Roman" w:hAnsi="Times New Roman"/>
-          <w:sz w:val="24"/>
-        </w:rPr>
         <w:t xml:space="preserve">, </w:t>
       </w:r>
       <w:r>
@@ -2017,10 +1852,6 @@
         <w:t>title</w:t>
       </w:r>
       <w:r>
-        <w:rPr>
-          <w:rFonts w:ascii="Times New Roman" w:hAnsi="Times New Roman"/>
-          <w:sz w:val="24"/>
-        </w:rPr>
         <w:t xml:space="preserve">, </w:t>
       </w:r>
       <w:r>
@@ -2031,10 +1862,6 @@
         <w:t>category</w:t>
       </w:r>
       <w:r>
-        <w:rPr>
-          <w:rFonts w:ascii="Times New Roman" w:hAnsi="Times New Roman"/>
-          <w:sz w:val="24"/>
-        </w:rPr>
         <w:t xml:space="preserve">, </w:t>
       </w:r>
       <w:r>
@@ -2045,10 +1872,6 @@
         <w:t>level</w:t>
       </w:r>
       <w:r>
-        <w:rPr>
-          <w:rFonts w:ascii="Times New Roman" w:hAnsi="Times New Roman"/>
-          <w:sz w:val="24"/>
-        </w:rPr>
         <w:t xml:space="preserve">, </w:t>
       </w:r>
       <w:r>
@@ -2059,10 +1882,6 @@
         <w:t>duration</w:t>
       </w:r>
       <w:r>
-        <w:rPr>
-          <w:rFonts w:ascii="Times New Roman" w:hAnsi="Times New Roman"/>
-          <w:sz w:val="24"/>
-        </w:rPr>
         <w:t xml:space="preserve">, </w:t>
       </w:r>
       <w:r>
@@ -2073,10 +1892,6 @@
         <w:t>price</w:t>
       </w:r>
       <w:r>
-        <w:rPr>
-          <w:rFonts w:ascii="Times New Roman" w:hAnsi="Times New Roman"/>
-          <w:sz w:val="24"/>
-        </w:rPr>
         <w:t xml:space="preserve">, and </w:t>
       </w:r>
       <w:r>
@@ -2087,23 +1902,15 @@
         <w:t>status</w:t>
       </w:r>
       <w:r>
-        <w:rPr>
-          <w:rFonts w:ascii="Times New Roman" w:hAnsi="Times New Roman"/>
-          <w:sz w:val="24"/>
-        </w:rPr>
         <w:t>.</w:t>
       </w:r>
     </w:p>
     <w:p>
       <w:pPr>
         <w:pStyle w:val="ListBullet"/>
-        <w:spacing w:before="0" w:after="40" w:line="276" w:lineRule="auto"/>
-      </w:pPr>
-      <w:r>
-        <w:rPr>
-          <w:rFonts w:ascii="Times New Roman" w:hAnsi="Times New Roman"/>
-          <w:sz w:val="24"/>
-        </w:rPr>
+        <w:spacing w:after="40"/>
+      </w:pPr>
+      <w:r>
         <w:t xml:space="preserve">Added </w:t>
       </w:r>
       <w:r>
@@ -2114,10 +1921,6 @@
         <w:t>enrollments</w:t>
       </w:r>
       <w:r>
-        <w:rPr>
-          <w:rFonts w:ascii="Times New Roman" w:hAnsi="Times New Roman"/>
-          <w:sz w:val="24"/>
-        </w:rPr>
         <w:t xml:space="preserve"> table with foreign keys referencing </w:t>
       </w:r>
       <w:r>
@@ -2128,10 +1931,6 @@
         <w:t>students(student_id)</w:t>
       </w:r>
       <w:r>
-        <w:rPr>
-          <w:rFonts w:ascii="Times New Roman" w:hAnsi="Times New Roman"/>
-          <w:sz w:val="24"/>
-        </w:rPr>
         <w:t xml:space="preserve"> and </w:t>
       </w:r>
       <w:r>
@@ -2142,23 +1941,15 @@
         <w:t>courses(course_id)</w:t>
       </w:r>
       <w:r>
-        <w:rPr>
-          <w:rFonts w:ascii="Times New Roman" w:hAnsi="Times New Roman"/>
-          <w:sz w:val="24"/>
-        </w:rPr>
         <w:t xml:space="preserve"> with ON DELETE CASCADE.</w:t>
       </w:r>
     </w:p>
     <w:p>
       <w:pPr>
         <w:pStyle w:val="ListBullet"/>
-        <w:spacing w:before="0" w:after="40" w:line="276" w:lineRule="auto"/>
-      </w:pPr>
-      <w:r>
-        <w:rPr>
-          <w:rFonts w:ascii="Times New Roman" w:hAnsi="Times New Roman"/>
-          <w:sz w:val="24"/>
-        </w:rPr>
+        <w:spacing w:after="40"/>
+      </w:pPr>
+      <w:r>
         <w:t xml:space="preserve">Enforced </w:t>
       </w:r>
       <w:r>
@@ -2169,23 +1960,15 @@
         <w:t>UNIQUE KEY (student_id, course_id)</w:t>
       </w:r>
       <w:r>
-        <w:rPr>
-          <w:rFonts w:ascii="Times New Roman" w:hAnsi="Times New Roman"/>
-          <w:sz w:val="24"/>
-        </w:rPr>
         <w:t xml:space="preserve"> to prevent duplicate student registrations at the schema level.</w:t>
       </w:r>
     </w:p>
     <w:p>
       <w:pPr>
         <w:pStyle w:val="ListBullet"/>
-        <w:spacing w:before="0" w:after="40" w:line="276" w:lineRule="auto"/>
-      </w:pPr>
-      <w:r>
-        <w:rPr>
-          <w:rFonts w:ascii="Times New Roman" w:hAnsi="Times New Roman"/>
-          <w:sz w:val="24"/>
-        </w:rPr>
+        <w:spacing w:after="40"/>
+      </w:pPr>
+      <w:r>
         <w:t xml:space="preserve">Documented idempotent migration statements in </w:t>
       </w:r>
       <w:r>
@@ -2196,10 +1979,6 @@
         <w:t>schema.sql</w:t>
       </w:r>
       <w:r>
-        <w:rPr>
-          <w:rFonts w:ascii="Times New Roman" w:hAnsi="Times New Roman"/>
-          <w:sz w:val="24"/>
-        </w:rPr>
         <w:t xml:space="preserve"> for existing production database instances.</w:t>
       </w:r>
     </w:p>
@@ -2209,7 +1988,6 @@
       </w:pPr>
       <w:r>
         <w:rPr>
-          <w:rFonts w:ascii="Times New Roman" w:hAnsi="Times New Roman"/>
           <w:b/>
           <w:sz w:val="26"/>
         </w:rPr>
@@ -2219,13 +1997,9 @@
     <w:p>
       <w:pPr>
         <w:pStyle w:val="ListBullet"/>
-        <w:spacing w:before="0" w:after="40" w:line="276" w:lineRule="auto"/>
-      </w:pPr>
-      <w:r>
-        <w:rPr>
-          <w:rFonts w:ascii="Times New Roman" w:hAnsi="Times New Roman"/>
-          <w:sz w:val="24"/>
-        </w:rPr>
+        <w:spacing w:after="40"/>
+      </w:pPr>
+      <w:r>
         <w:t xml:space="preserve">In </w:t>
       </w:r>
       <w:r>
@@ -2236,10 +2010,6 @@
         <w:t>courseModel.js</w:t>
       </w:r>
       <w:r>
-        <w:rPr>
-          <w:rFonts w:ascii="Times New Roman" w:hAnsi="Times New Roman"/>
-          <w:sz w:val="24"/>
-        </w:rPr>
         <w:t xml:space="preserve">, implemented conditional LEFT JOIN on enrollments table to return </w:t>
       </w:r>
       <w:r>
@@ -2250,23 +2020,15 @@
         <w:t>is_enrolled</w:t>
       </w:r>
       <w:r>
-        <w:rPr>
-          <w:rFonts w:ascii="Times New Roman" w:hAnsi="Times New Roman"/>
-          <w:sz w:val="24"/>
-        </w:rPr>
         <w:t xml:space="preserve"> flag per student.</w:t>
       </w:r>
     </w:p>
     <w:p>
       <w:pPr>
         <w:pStyle w:val="ListBullet"/>
-        <w:spacing w:before="0" w:after="40" w:line="276" w:lineRule="auto"/>
-      </w:pPr>
-      <w:r>
-        <w:rPr>
-          <w:rFonts w:ascii="Times New Roman" w:hAnsi="Times New Roman"/>
-          <w:sz w:val="24"/>
-        </w:rPr>
+        <w:spacing w:after="40"/>
+      </w:pPr>
+      <w:r>
         <w:t xml:space="preserve">In </w:t>
       </w:r>
       <w:r>
@@ -2277,23 +2039,15 @@
         <w:t>enrollmentController.js</w:t>
       </w:r>
       <w:r>
-        <w:rPr>
-          <w:rFonts w:ascii="Times New Roman" w:hAnsi="Times New Roman"/>
-          <w:sz w:val="24"/>
-        </w:rPr>
         <w:t>, validated course existence and checked for existing enrollments prior to insertion.</w:t>
       </w:r>
     </w:p>
     <w:p>
       <w:pPr>
         <w:pStyle w:val="ListBullet"/>
-        <w:spacing w:before="0" w:after="40" w:line="276" w:lineRule="auto"/>
-      </w:pPr>
-      <w:r>
-        <w:rPr>
-          <w:rFonts w:ascii="Times New Roman" w:hAnsi="Times New Roman"/>
-          <w:sz w:val="24"/>
-        </w:rPr>
+        <w:spacing w:after="40"/>
+      </w:pPr>
+      <w:r>
         <w:t xml:space="preserve">Configured </w:t>
       </w:r>
       <w:r>
@@ -2304,10 +2058,6 @@
         <w:t>authenticate</w:t>
       </w:r>
       <w:r>
-        <w:rPr>
-          <w:rFonts w:ascii="Times New Roman" w:hAnsi="Times New Roman"/>
-          <w:sz w:val="24"/>
-        </w:rPr>
         <w:t xml:space="preserve"> and </w:t>
       </w:r>
       <w:r>
@@ -2318,23 +2068,15 @@
         <w:t>authorizeRoles('STUDENT')</w:t>
       </w:r>
       <w:r>
-        <w:rPr>
-          <w:rFonts w:ascii="Times New Roman" w:hAnsi="Times New Roman"/>
-          <w:sz w:val="24"/>
-        </w:rPr>
         <w:t xml:space="preserve"> middleware guarding enrollment endpoints.</w:t>
       </w:r>
     </w:p>
     <w:p>
       <w:pPr>
         <w:pStyle w:val="ListBullet"/>
-        <w:spacing w:before="0" w:after="40" w:line="276" w:lineRule="auto"/>
-      </w:pPr>
-      <w:r>
-        <w:rPr>
-          <w:rFonts w:ascii="Times New Roman" w:hAnsi="Times New Roman"/>
-          <w:sz w:val="24"/>
-        </w:rPr>
+        <w:spacing w:after="40"/>
+      </w:pPr>
+      <w:r>
         <w:t xml:space="preserve">Mounted new route modules in </w:t>
       </w:r>
       <w:r>
@@ -2345,10 +2087,6 @@
         <w:t>app.js</w:t>
       </w:r>
       <w:r>
-        <w:rPr>
-          <w:rFonts w:ascii="Times New Roman" w:hAnsi="Times New Roman"/>
-          <w:sz w:val="24"/>
-        </w:rPr>
         <w:t xml:space="preserve"> under </w:t>
       </w:r>
       <w:r>
@@ -2359,10 +2097,6 @@
         <w:t>/api/courses</w:t>
       </w:r>
       <w:r>
-        <w:rPr>
-          <w:rFonts w:ascii="Times New Roman" w:hAnsi="Times New Roman"/>
-          <w:sz w:val="24"/>
-        </w:rPr>
         <w:t xml:space="preserve"> and </w:t>
       </w:r>
       <w:r>
@@ -2373,10 +2107,6 @@
         <w:t>/api/enrollments</w:t>
       </w:r>
       <w:r>
-        <w:rPr>
-          <w:rFonts w:ascii="Times New Roman" w:hAnsi="Times New Roman"/>
-          <w:sz w:val="24"/>
-        </w:rPr>
         <w:t>.</w:t>
       </w:r>
     </w:p>
@@ -2386,23 +2116,19 @@
       </w:pPr>
       <w:r>
         <w:rPr>
-          <w:rFonts w:ascii="Times New Roman" w:hAnsi="Times New Roman"/>
           <w:b/>
           <w:sz w:val="26"/>
         </w:rPr>
+        <w:lastRenderedPageBreak/>
         <w:t>Frontend Dashboard &amp; UI Enhancement</w:t>
       </w:r>
     </w:p>
     <w:p>
       <w:pPr>
         <w:pStyle w:val="ListBullet"/>
-        <w:spacing w:before="0" w:after="40" w:line="276" w:lineRule="auto"/>
-      </w:pPr>
-      <w:r>
-        <w:rPr>
-          <w:rFonts w:ascii="Times New Roman" w:hAnsi="Times New Roman"/>
-          <w:sz w:val="24"/>
-        </w:rPr>
+        <w:spacing w:after="40"/>
+      </w:pPr>
+      <w:r>
         <w:t xml:space="preserve">Introduced Available Courses section in </w:t>
       </w:r>
       <w:r>
@@ -2413,62 +2139,42 @@
         <w:t>StudentDashboardPage.jsx</w:t>
       </w:r>
       <w:r>
-        <w:rPr>
-          <w:rFonts w:ascii="Times New Roman" w:hAnsi="Times New Roman"/>
-          <w:sz w:val="24"/>
-        </w:rPr>
         <w:t xml:space="preserve"> with Lucide icons (BookOpen, Tag, Clock, Award, Check).</w:t>
       </w:r>
     </w:p>
     <w:p>
       <w:pPr>
         <w:pStyle w:val="ListBullet"/>
-        <w:spacing w:before="0" w:after="40" w:line="276" w:lineRule="auto"/>
-      </w:pPr>
-      <w:r>
-        <w:rPr>
-          <w:rFonts w:ascii="Times New Roman" w:hAnsi="Times New Roman"/>
-          <w:sz w:val="24"/>
-        </w:rPr>
+        <w:spacing w:after="40"/>
+      </w:pPr>
+      <w:r>
         <w:t>Implemented search filter and dynamic category filter pills (Computer Science, Web Development, Data Science, etc.).</w:t>
       </w:r>
     </w:p>
     <w:p>
       <w:pPr>
         <w:pStyle w:val="ListBullet"/>
-        <w:spacing w:before="0" w:after="40" w:line="276" w:lineRule="auto"/>
-      </w:pPr>
-      <w:r>
-        <w:rPr>
-          <w:rFonts w:ascii="Times New Roman" w:hAnsi="Times New Roman"/>
-          <w:sz w:val="24"/>
-        </w:rPr>
+        <w:spacing w:after="40"/>
+      </w:pPr>
+      <w:r>
         <w:t>Added dynamic course action button toggling between 'Enroll Now', 'Enrolling...', and disabled 'Enrolled' state.</w:t>
       </w:r>
     </w:p>
     <w:p>
       <w:pPr>
         <w:pStyle w:val="ListBullet"/>
-        <w:spacing w:before="0" w:after="40" w:line="276" w:lineRule="auto"/>
-      </w:pPr>
-      <w:r>
-        <w:rPr>
-          <w:rFonts w:ascii="Times New Roman" w:hAnsi="Times New Roman"/>
-          <w:sz w:val="24"/>
-        </w:rPr>
+        <w:spacing w:after="40"/>
+      </w:pPr>
+      <w:r>
         <w:t>Added dismissible success and error feedback banners providing instant confirmation to the student.</w:t>
       </w:r>
     </w:p>
     <w:p>
       <w:pPr>
         <w:pStyle w:val="ListBullet"/>
-        <w:spacing w:before="0" w:after="40" w:line="276" w:lineRule="auto"/>
-      </w:pPr>
-      <w:r>
-        <w:rPr>
-          <w:rFonts w:ascii="Times New Roman" w:hAnsi="Times New Roman"/>
-          <w:sz w:val="24"/>
-        </w:rPr>
+        <w:spacing w:after="40"/>
+      </w:pPr>
+      <w:r>
         <w:t xml:space="preserve">Added extensive dark mode CSS selectors in </w:t>
       </w:r>
       <w:r>
@@ -2479,20 +2185,15 @@
         <w:t>studentDashboard.css</w:t>
       </w:r>
       <w:r>
-        <w:rPr>
-          <w:rFonts w:ascii="Times New Roman" w:hAnsi="Times New Roman"/>
-          <w:sz w:val="24"/>
-        </w:rPr>
         <w:t xml:space="preserve"> guaranteeing high contrast and visual polish.</w:t>
       </w:r>
     </w:p>
     <w:p>
       <w:pPr>
-        <w:spacing w:before="240" w:after="80" w:line="276" w:lineRule="auto"/>
+        <w:spacing w:before="240" w:after="80"/>
       </w:pPr>
       <w:r>
         <w:rPr>
-          <w:rFonts w:ascii="Times New Roman" w:hAnsi="Times New Roman"/>
           <w:b/>
           <w:sz w:val="36"/>
         </w:rPr>
@@ -2501,21 +2202,15 @@
     </w:p>
     <w:p>
       <w:pPr>
-        <w:spacing w:before="0" w:after="60" w:line="276" w:lineRule="auto"/>
+        <w:spacing w:after="60"/>
       </w:pPr>
       <w:r>
         <w:rPr>
-          <w:rFonts w:ascii="Times New Roman" w:hAnsi="Times New Roman"/>
           <w:b/>
-          <w:sz w:val="24"/>
         </w:rPr>
         <w:t xml:space="preserve">1. </w:t>
       </w:r>
       <w:r>
-        <w:rPr>
-          <w:rFonts w:ascii="Times New Roman" w:hAnsi="Times New Roman"/>
-          <w:sz w:val="24"/>
-        </w:rPr>
         <w:t xml:space="preserve">Student logs in via </w:t>
       </w:r>
       <w:r>
@@ -2526,30 +2221,20 @@
         <w:t>authController.js</w:t>
       </w:r>
       <w:r>
-        <w:rPr>
-          <w:rFonts w:ascii="Times New Roman" w:hAnsi="Times New Roman"/>
-          <w:sz w:val="24"/>
-        </w:rPr>
         <w:t xml:space="preserve"> and receives a signed JWT token containing student role credentials.</w:t>
       </w:r>
     </w:p>
     <w:p>
       <w:pPr>
-        <w:spacing w:before="0" w:after="60" w:line="276" w:lineRule="auto"/>
+        <w:spacing w:after="60"/>
       </w:pPr>
       <w:r>
         <w:rPr>
-          <w:rFonts w:ascii="Times New Roman" w:hAnsi="Times New Roman"/>
           <w:b/>
-          <w:sz w:val="24"/>
         </w:rPr>
         <w:t xml:space="preserve">2. </w:t>
       </w:r>
       <w:r>
-        <w:rPr>
-          <w:rFonts w:ascii="Times New Roman" w:hAnsi="Times New Roman"/>
-          <w:sz w:val="24"/>
-        </w:rPr>
         <w:t xml:space="preserve">Student Dashboard mounts and dispatches concurrent API requests to </w:t>
       </w:r>
       <w:r>
@@ -2560,10 +2245,6 @@
         <w:t>GET /api/students/me</w:t>
       </w:r>
       <w:r>
-        <w:rPr>
-          <w:rFonts w:ascii="Times New Roman" w:hAnsi="Times New Roman"/>
-          <w:sz w:val="24"/>
-        </w:rPr>
         <w:t xml:space="preserve"> and </w:t>
       </w:r>
       <w:r>
@@ -2574,22 +2255,16 @@
         <w:t>GET /api/courses</w:t>
       </w:r>
       <w:r>
-        <w:rPr>
-          <w:rFonts w:ascii="Times New Roman" w:hAnsi="Times New Roman"/>
-          <w:sz w:val="24"/>
-        </w:rPr>
         <w:t>.</w:t>
       </w:r>
     </w:p>
     <w:p>
       <w:pPr>
-        <w:spacing w:before="0" w:after="60" w:line="276" w:lineRule="auto"/>
+        <w:spacing w:after="60"/>
       </w:pPr>
       <w:r>
         <w:rPr>
-          <w:rFonts w:ascii="Times New Roman" w:hAnsi="Times New Roman"/>
           <w:b/>
-          <w:sz w:val="24"/>
         </w:rPr>
         <w:t xml:space="preserve">3. </w:t>
       </w:r>
@@ -2601,10 +2276,6 @@
         <w:t>courseController.js</w:t>
       </w:r>
       <w:r>
-        <w:rPr>
-          <w:rFonts w:ascii="Times New Roman" w:hAnsi="Times New Roman"/>
-          <w:sz w:val="24"/>
-        </w:rPr>
         <w:t xml:space="preserve"> extracts </w:t>
       </w:r>
       <w:r>
@@ -2615,10 +2286,6 @@
         <w:t>req.user.userId</w:t>
       </w:r>
       <w:r>
-        <w:rPr>
-          <w:rFonts w:ascii="Times New Roman" w:hAnsi="Times New Roman"/>
-          <w:sz w:val="24"/>
-        </w:rPr>
         <w:t xml:space="preserve">, resolves </w:t>
       </w:r>
       <w:r>
@@ -2629,70 +2296,48 @@
         <w:t>student_id</w:t>
       </w:r>
       <w:r>
-        <w:rPr>
-          <w:rFonts w:ascii="Times New Roman" w:hAnsi="Times New Roman"/>
-          <w:sz w:val="24"/>
-        </w:rPr>
         <w:t>, and returns available courses with enrollment status.</w:t>
       </w:r>
     </w:p>
     <w:p>
       <w:pPr>
-        <w:spacing w:before="0" w:after="60" w:line="276" w:lineRule="auto"/>
+        <w:spacing w:after="60"/>
       </w:pPr>
       <w:r>
         <w:rPr>
-          <w:rFonts w:ascii="Times New Roman" w:hAnsi="Times New Roman"/>
           <w:b/>
-          <w:sz w:val="24"/>
         </w:rPr>
         <w:t xml:space="preserve">4. </w:t>
       </w:r>
       <w:r>
-        <w:rPr>
-          <w:rFonts w:ascii="Times New Roman" w:hAnsi="Times New Roman"/>
-          <w:sz w:val="24"/>
-        </w:rPr>
         <w:t>Student Dashboard renders profile information followed by the Available Courses catalog in a responsive card grid.</w:t>
       </w:r>
     </w:p>
     <w:p>
       <w:pPr>
-        <w:spacing w:before="0" w:after="60" w:line="276" w:lineRule="auto"/>
+        <w:spacing w:after="60"/>
       </w:pPr>
       <w:r>
         <w:rPr>
-          <w:rFonts w:ascii="Times New Roman" w:hAnsi="Times New Roman"/>
           <w:b/>
-          <w:sz w:val="24"/>
         </w:rPr>
         <w:t xml:space="preserve">5. </w:t>
       </w:r>
       <w:r>
-        <w:rPr>
-          <w:rFonts w:ascii="Times New Roman" w:hAnsi="Times New Roman"/>
-          <w:sz w:val="24"/>
-        </w:rPr>
         <w:t>Student browses courses, optionally filters by search keyword or category, and clicks 'Enroll Now' on a selected course.</w:t>
       </w:r>
     </w:p>
     <w:p>
       <w:pPr>
-        <w:spacing w:before="0" w:after="60" w:line="276" w:lineRule="auto"/>
+        <w:spacing w:after="60"/>
       </w:pPr>
       <w:r>
         <w:rPr>
-          <w:rFonts w:ascii="Times New Roman" w:hAnsi="Times New Roman"/>
           <w:b/>
-          <w:sz w:val="24"/>
         </w:rPr>
         <w:t xml:space="preserve">6. </w:t>
       </w:r>
       <w:r>
-        <w:rPr>
-          <w:rFonts w:ascii="Times New Roman" w:hAnsi="Times New Roman"/>
-          <w:sz w:val="24"/>
-        </w:rPr>
         <w:t xml:space="preserve">Frontend sets loading state on the button and dispatches </w:t>
       </w:r>
       <w:r>
@@ -2703,10 +2348,6 @@
         <w:t>POST /api/enrollments</w:t>
       </w:r>
       <w:r>
-        <w:rPr>
-          <w:rFonts w:ascii="Times New Roman" w:hAnsi="Times New Roman"/>
-          <w:sz w:val="24"/>
-        </w:rPr>
         <w:t xml:space="preserve"> with </w:t>
       </w:r>
       <w:r>
@@ -2717,22 +2358,16 @@
         <w:t>{ courseId }</w:t>
       </w:r>
       <w:r>
-        <w:rPr>
-          <w:rFonts w:ascii="Times New Roman" w:hAnsi="Times New Roman"/>
-          <w:sz w:val="24"/>
-        </w:rPr>
         <w:t xml:space="preserve"> in JSON payload.</w:t>
       </w:r>
     </w:p>
     <w:p>
       <w:pPr>
-        <w:spacing w:before="0" w:after="60" w:line="276" w:lineRule="auto"/>
+        <w:spacing w:after="60"/>
       </w:pPr>
       <w:r>
         <w:rPr>
-          <w:rFonts w:ascii="Times New Roman" w:hAnsi="Times New Roman"/>
           <w:b/>
-          <w:sz w:val="24"/>
         </w:rPr>
         <w:t xml:space="preserve">7. </w:t>
       </w:r>
@@ -2744,50 +2379,34 @@
         <w:t>enrollmentController.js</w:t>
       </w:r>
       <w:r>
-        <w:rPr>
-          <w:rFonts w:ascii="Times New Roman" w:hAnsi="Times New Roman"/>
-          <w:sz w:val="24"/>
-        </w:rPr>
         <w:t xml:space="preserve"> verifies student authorization, validates course status, and checks for prior enrollment.</w:t>
       </w:r>
     </w:p>
     <w:p>
       <w:pPr>
-        <w:spacing w:before="0" w:after="60" w:line="276" w:lineRule="auto"/>
+        <w:spacing w:after="60"/>
       </w:pPr>
       <w:r>
         <w:rPr>
-          <w:rFonts w:ascii="Times New Roman" w:hAnsi="Times New Roman"/>
           <w:b/>
-          <w:sz w:val="24"/>
         </w:rPr>
         <w:t xml:space="preserve">8. </w:t>
       </w:r>
       <w:r>
-        <w:rPr>
-          <w:rFonts w:ascii="Times New Roman" w:hAnsi="Times New Roman"/>
-          <w:sz w:val="24"/>
-        </w:rPr>
         <w:t>If duplicate is detected, HTTP 409 Conflict is returned; if invalid course, HTTP 404/400 is returned.</w:t>
       </w:r>
     </w:p>
     <w:p>
       <w:pPr>
-        <w:spacing w:before="0" w:after="60" w:line="276" w:lineRule="auto"/>
+        <w:spacing w:after="60"/>
       </w:pPr>
       <w:r>
         <w:rPr>
-          <w:rFonts w:ascii="Times New Roman" w:hAnsi="Times New Roman"/>
           <w:b/>
-          <w:sz w:val="24"/>
         </w:rPr>
         <w:t xml:space="preserve">9. </w:t>
       </w:r>
       <w:r>
-        <w:rPr>
-          <w:rFonts w:ascii="Times New Roman" w:hAnsi="Times New Roman"/>
-          <w:sz w:val="24"/>
-        </w:rPr>
         <w:t xml:space="preserve">Upon valid request, </w:t>
       </w:r>
       <w:r>
@@ -2798,144 +2417,119 @@
         <w:t>enrollmentModel.createEnrollment()</w:t>
       </w:r>
       <w:r>
-        <w:rPr>
-          <w:rFonts w:ascii="Times New Roman" w:hAnsi="Times New Roman"/>
-          <w:sz w:val="24"/>
-        </w:rPr>
         <w:t xml:space="preserve"> executes INSERT and returns HTTP 201 Created with enrollment details.</w:t>
       </w:r>
     </w:p>
     <w:p>
       <w:pPr>
-        <w:spacing w:before="0" w:after="60" w:line="276" w:lineRule="auto"/>
+        <w:spacing w:after="60"/>
       </w:pPr>
       <w:r>
         <w:rPr>
-          <w:rFonts w:ascii="Times New Roman" w:hAnsi="Times New Roman"/>
           <w:b/>
-          <w:sz w:val="24"/>
         </w:rPr>
         <w:t xml:space="preserve">10. </w:t>
       </w:r>
       <w:r>
-        <w:rPr>
-          <w:rFonts w:ascii="Times New Roman" w:hAnsi="Times New Roman"/>
-          <w:sz w:val="24"/>
-        </w:rPr>
         <w:t>Frontend receives success response, displays confirmation alert banner, and updates course card button to 'Enrolled'.</w:t>
       </w:r>
     </w:p>
     <w:p>
       <w:pPr>
-        <w:spacing w:before="240" w:after="80" w:line="276" w:lineRule="auto"/>
-      </w:pPr>
-      <w:r>
         <w:rPr>
-          <w:rFonts w:ascii="Times New Roman" w:hAnsi="Times New Roman"/>
           <w:b/>
           <w:sz w:val="36"/>
         </w:rPr>
-        <w:t>2.5 Error and Data Handling</w:t>
+      </w:pPr>
+      <w:r>
+        <w:rPr>
+          <w:b/>
+          <w:sz w:val="36"/>
+        </w:rPr>
+        <w:br w:type="page"/>
       </w:r>
     </w:p>
     <w:p>
       <w:pPr>
-        <w:spacing w:before="0" w:after="80" w:line="276" w:lineRule="auto"/>
+        <w:spacing w:before="240" w:after="80"/>
       </w:pPr>
       <w:r>
         <w:rPr>
-          <w:rFonts w:ascii="Times New Roman" w:hAnsi="Times New Roman"/>
-          <w:i w:val="0"/>
-          <w:sz w:val="24"/>
+          <w:b/>
+          <w:sz w:val="36"/>
         </w:rPr>
-        <w:t>Robust validation and defensive programming were implemented across all layers:</w:t>
+        <w:lastRenderedPageBreak/>
+        <w:t>2.5 Error and Data Handling</w:t>
       </w:r>
     </w:p>
     <w:p>
       <w:pPr>
-        <w:pStyle w:val="ListBullet"/>
-        <w:spacing w:before="0" w:after="40" w:line="276" w:lineRule="auto"/>
-      </w:pPr>
-      <w:r>
-        <w:rPr>
-          <w:rFonts w:ascii="Times New Roman" w:hAnsi="Times New Roman"/>
-          <w:sz w:val="24"/>
-        </w:rPr>
-        <w:t>Invalid course identifiers are caught and rejected with HTTP 400 Bad Request.</w:t>
+        <w:spacing w:after="80"/>
+      </w:pPr>
+      <w:r>
+        <w:t>Robust validation and defensive programming were implemented across all layers:</w:t>
       </w:r>
     </w:p>
     <w:p>
       <w:pPr>
         <w:pStyle w:val="ListBullet"/>
-        <w:spacing w:before="0" w:after="40" w:line="276" w:lineRule="auto"/>
-      </w:pPr>
-      <w:r>
-        <w:rPr>
-          <w:rFonts w:ascii="Times New Roman" w:hAnsi="Times New Roman"/>
-          <w:sz w:val="24"/>
-        </w:rPr>
-        <w:t>Non-existent course IDs return HTTP 404 Course Not Found without crashing the backend service.</w:t>
+        <w:spacing w:after="40"/>
+      </w:pPr>
+      <w:r>
+        <w:t>Invalid course identifiers are caught and rejected with HTTP 400 Bad Request.</w:t>
       </w:r>
     </w:p>
     <w:p>
       <w:pPr>
         <w:pStyle w:val="ListBullet"/>
-        <w:spacing w:before="0" w:after="40" w:line="276" w:lineRule="auto"/>
-      </w:pPr>
-      <w:r>
-        <w:rPr>
-          <w:rFonts w:ascii="Times New Roman" w:hAnsi="Times New Roman"/>
-          <w:sz w:val="24"/>
-        </w:rPr>
-        <w:t>Duplicate enrollments are prevented via both application-level pre-checks and database unique constraint handlers (HTTP 409).</w:t>
+        <w:spacing w:after="40"/>
+      </w:pPr>
+      <w:r>
+        <w:t>Non-existent course IDs return HTTP 404 Course Not Found without crashing the backend service.</w:t>
       </w:r>
     </w:p>
     <w:p>
       <w:pPr>
         <w:pStyle w:val="ListBullet"/>
-        <w:spacing w:before="0" w:after="40" w:line="276" w:lineRule="auto"/>
-      </w:pPr>
-      <w:r>
-        <w:rPr>
-          <w:rFonts w:ascii="Times New Roman" w:hAnsi="Times New Roman"/>
-          <w:sz w:val="24"/>
-        </w:rPr>
-        <w:t>Unauthenticated requests and unauthorized roles (e.g., admin attempting student enrollment) are strictly rejected with 401 and 403.</w:t>
+        <w:spacing w:after="40"/>
+      </w:pPr>
+      <w:r>
+        <w:t>Duplicate enrollments are prevented via both application-level pre-checks and database unique constraint handlers (HTTP 409).</w:t>
       </w:r>
     </w:p>
     <w:p>
       <w:pPr>
         <w:pStyle w:val="ListBullet"/>
-        <w:spacing w:before="0" w:after="40" w:line="276" w:lineRule="auto"/>
-      </w:pPr>
-      <w:r>
-        <w:rPr>
-          <w:rFonts w:ascii="Times New Roman" w:hAnsi="Times New Roman"/>
-          <w:sz w:val="24"/>
-        </w:rPr>
-        <w:t>All SQL operations utilize prepared statements with parameter binding to prevent SQL injection vulnerabilities.</w:t>
+        <w:spacing w:after="40"/>
+      </w:pPr>
+      <w:r>
+        <w:t>Unauthenticated requests and unauthorized roles (e.g., admin attempting student enrollment) are strictly rejected with 401 and 403.</w:t>
       </w:r>
     </w:p>
     <w:p>
       <w:pPr>
         <w:pStyle w:val="ListBullet"/>
-        <w:spacing w:before="0" w:after="40" w:line="276" w:lineRule="auto"/>
-      </w:pPr>
-      <w:r>
-        <w:rPr>
-          <w:rFonts w:ascii="Times New Roman" w:hAnsi="Times New Roman"/>
-          <w:sz w:val="24"/>
-        </w:rPr>
-        <w:t>Frontend handles network and API errors gracefully, rendering clear dismissible alert messages with full recovery options.</w:t>
+        <w:spacing w:after="40"/>
+      </w:pPr>
+      <w:r>
+        <w:t>All SQL operations utilize prepared statements with parameter binding to prevent SQL injection vulnerabilities.</w:t>
       </w:r>
     </w:p>
     <w:p>
       <w:pPr>
-        <w:spacing w:before="320" w:after="120" w:line="276" w:lineRule="auto"/>
+        <w:pStyle w:val="ListBullet"/>
+        <w:spacing w:after="40"/>
+      </w:pPr>
+      <w:r>
+        <w:t>Frontend handles network and API errors gracefully, rendering clear dismissible alert messages with full recovery options.</w:t>
+      </w:r>
+    </w:p>
+    <w:p>
+      <w:pPr>
+        <w:spacing w:before="320" w:after="120"/>
       </w:pPr>
       <w:r>
         <w:rPr>
-          <w:rFonts w:ascii="Times New Roman" w:hAnsi="Times New Roman"/>
           <w:b/>
           <w:sz w:val="48"/>
         </w:rPr>
@@ -2944,11 +2538,10 @@
     </w:p>
     <w:p>
       <w:pPr>
-        <w:spacing w:before="240" w:after="80" w:line="276" w:lineRule="auto"/>
+        <w:spacing w:before="240" w:after="80"/>
       </w:pPr>
       <w:r>
         <w:rPr>
-          <w:rFonts w:ascii="Times New Roman" w:hAnsi="Times New Roman"/>
           <w:b/>
           <w:sz w:val="36"/>
         </w:rPr>
@@ -2957,226 +2550,183 @@
     </w:p>
     <w:p>
       <w:pPr>
-        <w:spacing w:before="0" w:after="80" w:line="276" w:lineRule="auto"/>
-      </w:pPr>
-      <w:r>
-        <w:rPr>
-          <w:rFonts w:ascii="Times New Roman" w:hAnsi="Times New Roman"/>
-          <w:i w:val="0"/>
-          <w:sz w:val="24"/>
-        </w:rPr>
+        <w:spacing w:after="80"/>
+      </w:pPr>
+      <w:r>
         <w:t>The implementation was verified through database schema inspection, automated API integration testing, browser functional testing in Microsoft Edge, theme compatibility inspection, and regression testing of existing student profile and password change modules.</w:t>
       </w:r>
     </w:p>
     <w:p>
       <w:pPr>
-        <w:spacing w:before="0" w:after="80" w:line="276" w:lineRule="auto"/>
-      </w:pPr>
-      <w:r>
-        <w:rPr>
-          <w:rFonts w:ascii="Times New Roman" w:hAnsi="Times New Roman"/>
-          <w:i w:val="0"/>
-          <w:sz w:val="24"/>
-        </w:rPr>
+        <w:spacing w:after="80"/>
+      </w:pPr>
+      <w:r>
         <w:t>Testing Types:</w:t>
       </w:r>
     </w:p>
     <w:p>
       <w:pPr>
         <w:pStyle w:val="ListBullet"/>
-        <w:spacing w:before="0" w:after="40" w:line="276" w:lineRule="auto"/>
-      </w:pPr>
-      <w:r>
-        <w:rPr>
-          <w:rFonts w:ascii="Times New Roman" w:hAnsi="Times New Roman"/>
-          <w:sz w:val="24"/>
-        </w:rPr>
+        <w:spacing w:after="40"/>
+      </w:pPr>
+      <w:r>
         <w:t>Database schema verification &amp; constraint enforcement</w:t>
       </w:r>
     </w:p>
     <w:p>
       <w:pPr>
         <w:pStyle w:val="ListBullet"/>
-        <w:spacing w:before="0" w:after="40" w:line="276" w:lineRule="auto"/>
-      </w:pPr>
-      <w:r>
-        <w:rPr>
-          <w:rFonts w:ascii="Times New Roman" w:hAnsi="Times New Roman"/>
-          <w:sz w:val="24"/>
-        </w:rPr>
+        <w:spacing w:after="40"/>
+      </w:pPr>
+      <w:r>
         <w:t>Functional testing of course listing and enrollment</w:t>
       </w:r>
     </w:p>
     <w:p>
       <w:pPr>
         <w:pStyle w:val="ListBullet"/>
-        <w:spacing w:before="0" w:after="40" w:line="276" w:lineRule="auto"/>
-      </w:pPr>
-      <w:r>
-        <w:rPr>
-          <w:rFonts w:ascii="Times New Roman" w:hAnsi="Times New Roman"/>
-          <w:sz w:val="24"/>
-        </w:rPr>
+        <w:spacing w:after="40"/>
+      </w:pPr>
+      <w:r>
         <w:t>Positive enrollment testing with valid credentials</w:t>
       </w:r>
     </w:p>
     <w:p>
       <w:pPr>
         <w:pStyle w:val="ListBullet"/>
-        <w:spacing w:before="0" w:after="40" w:line="276" w:lineRule="auto"/>
-      </w:pPr>
-      <w:r>
-        <w:rPr>
-          <w:rFonts w:ascii="Times New Roman" w:hAnsi="Times New Roman"/>
-          <w:sz w:val="24"/>
-        </w:rPr>
+        <w:spacing w:after="40"/>
+      </w:pPr>
+      <w:r>
         <w:t>Negative testing (invalid course ID, duplicate enrollment, non-existent course)</w:t>
       </w:r>
     </w:p>
     <w:p>
       <w:pPr>
         <w:pStyle w:val="ListBullet"/>
-        <w:spacing w:before="0" w:after="40" w:line="276" w:lineRule="auto"/>
-      </w:pPr>
-      <w:r>
-        <w:rPr>
-          <w:rFonts w:ascii="Times New Roman" w:hAnsi="Times New Roman"/>
-          <w:sz w:val="24"/>
-        </w:rPr>
+        <w:spacing w:after="40"/>
+      </w:pPr>
+      <w:r>
         <w:t>Role-based authorization testing (STUDENT vs ADMIN role restrictions)</w:t>
       </w:r>
     </w:p>
     <w:p>
       <w:pPr>
         <w:pStyle w:val="ListBullet"/>
-        <w:spacing w:before="0" w:after="40" w:line="276" w:lineRule="auto"/>
-      </w:pPr>
-      <w:r>
-        <w:rPr>
-          <w:rFonts w:ascii="Times New Roman" w:hAnsi="Times New Roman"/>
-          <w:sz w:val="24"/>
-        </w:rPr>
+        <w:spacing w:after="40"/>
+      </w:pPr>
+      <w:r>
         <w:t>UI testing (Available Courses grid, category filter chips, search input, status badges)</w:t>
       </w:r>
     </w:p>
     <w:p>
       <w:pPr>
         <w:pStyle w:val="ListBullet"/>
-        <w:spacing w:before="0" w:after="40" w:line="276" w:lineRule="auto"/>
-      </w:pPr>
-      <w:r>
-        <w:rPr>
-          <w:rFonts w:ascii="Times New Roman" w:hAnsi="Times New Roman"/>
-          <w:sz w:val="24"/>
-        </w:rPr>
+        <w:spacing w:after="40"/>
+      </w:pPr>
+      <w:r>
         <w:t>Theme compatibility (Light and Dark mode contrast &amp; legibility)</w:t>
       </w:r>
     </w:p>
     <w:p>
       <w:pPr>
         <w:pStyle w:val="ListBullet"/>
-        <w:spacing w:before="0" w:after="40" w:line="276" w:lineRule="auto"/>
-      </w:pPr>
-      <w:r>
-        <w:rPr>
-          <w:rFonts w:ascii="Times New Roman" w:hAnsi="Times New Roman"/>
-          <w:sz w:val="24"/>
-        </w:rPr>
+        <w:spacing w:after="40"/>
+      </w:pPr>
+      <w:r>
         <w:t>Regression testing (Student profile retrieval and Change Student Password feature)</w:t>
       </w:r>
     </w:p>
     <w:p>
       <w:pPr>
-        <w:spacing w:before="0" w:after="80" w:line="276" w:lineRule="auto"/>
-      </w:pPr>
-      <w:r>
-        <w:rPr>
-          <w:rFonts w:ascii="Times New Roman" w:hAnsi="Times New Roman"/>
-          <w:i w:val="0"/>
-          <w:sz w:val="24"/>
-        </w:rPr>
+        <w:spacing w:after="80"/>
+      </w:pPr>
+      <w:r>
         <w:t>Environment: Development</w:t>
       </w:r>
     </w:p>
     <w:p>
       <w:pPr>
-        <w:spacing w:before="0" w:after="80" w:line="276" w:lineRule="auto"/>
-      </w:pPr>
-      <w:r>
-        <w:rPr>
-          <w:rFonts w:ascii="Times New Roman" w:hAnsi="Times New Roman"/>
-          <w:i w:val="0"/>
-          <w:sz w:val="24"/>
-        </w:rPr>
+        <w:spacing w:after="80"/>
+      </w:pPr>
+      <w:r>
         <w:t>Browser: Microsoft Edge (Chromium)</w:t>
       </w:r>
     </w:p>
     <w:p>
       <w:pPr>
-        <w:spacing w:before="0" w:after="80" w:line="276" w:lineRule="auto"/>
-      </w:pPr>
-      <w:r>
-        <w:rPr>
-          <w:rFonts w:ascii="Times New Roman" w:hAnsi="Times New Roman"/>
-          <w:i w:val="0"/>
-          <w:sz w:val="24"/>
-        </w:rPr>
+        <w:spacing w:after="80"/>
+      </w:pPr>
+      <w:r>
         <w:t>Test Role: Student (REG001) &amp; Administrator (admin)</w:t>
       </w:r>
     </w:p>
     <w:p>
       <w:pPr>
-        <w:spacing w:before="240" w:after="80" w:line="276" w:lineRule="auto"/>
-      </w:pPr>
-      <w:r>
         <w:rPr>
-          <w:rFonts w:ascii="Times New Roman" w:hAnsi="Times New Roman"/>
           <w:b/>
           <w:sz w:val="36"/>
         </w:rPr>
+      </w:pPr>
+      <w:r>
+        <w:rPr>
+          <w:b/>
+          <w:sz w:val="36"/>
+        </w:rPr>
+        <w:br w:type="page"/>
+      </w:r>
+    </w:p>
+    <w:p>
+      <w:pPr>
+        <w:spacing w:before="240" w:after="80"/>
+      </w:pPr>
+      <w:r>
+        <w:rPr>
+          <w:b/>
+          <w:sz w:val="36"/>
+        </w:rPr>
+        <w:lastRenderedPageBreak/>
         <w:t>3.2 Test Cases</w:t>
       </w:r>
     </w:p>
     <w:tbl>
       <w:tblPr>
-        <w:tblW w:type="auto" w:w="0"/>
+        <w:tblW w:w="0" w:type="auto"/>
         <w:jc w:val="center"/>
-        <w:tblLook w:firstColumn="1" w:firstRow="1" w:lastColumn="0" w:lastRow="0" w:noHBand="0" w:noVBand="1" w:val="04A0"/>
         <w:tblBorders>
           <w:top w:val="single" w:sz="4" w:space="0" w:color="CCCCCC"/>
           <w:bottom w:val="single" w:sz="4" w:space="0" w:color="CCCCCC"/>
-          <w:left w:val="none"/>
-          <w:right w:val="none"/>
           <w:insideH w:val="single" w:sz="4" w:space="0" w:color="CCCCCC"/>
-          <w:insideV w:val="none"/>
         </w:tblBorders>
+        <w:tblLook w:val="04A0" w:firstRow="1" w:lastRow="0" w:firstColumn="1" w:lastColumn="0" w:noHBand="0" w:noVBand="1"/>
       </w:tblPr>
       <w:tblGrid>
-        <w:gridCol w:w="1881"/>
-        <w:gridCol w:w="1881"/>
-        <w:gridCol w:w="1881"/>
-        <w:gridCol w:w="1881"/>
-        <w:gridCol w:w="1881"/>
+        <w:gridCol w:w="997"/>
+        <w:gridCol w:w="2560"/>
+        <w:gridCol w:w="2412"/>
+        <w:gridCol w:w="2556"/>
+        <w:gridCol w:w="881"/>
       </w:tblGrid>
       <w:tr>
+        <w:trPr>
+          <w:jc w:val="center"/>
+        </w:trPr>
         <w:tc>
           <w:tcPr>
-            <w:tcW w:type="dxa" w:w="1008"/>
-            <w:shd w:fill="F3F4F6"/>
+            <w:tcW w:w="1008" w:type="dxa"/>
+            <w:shd w:val="clear" w:color="auto" w:fill="F3F4F6"/>
             <w:tcMar>
               <w:top w:w="120" w:type="dxa"/>
+              <w:left w:w="160" w:type="dxa"/>
               <w:bottom w:w="120" w:type="dxa"/>
-              <w:left w:w="160" w:type="dxa"/>
               <w:right w:w="160" w:type="dxa"/>
             </w:tcMar>
           </w:tcPr>
           <w:p>
             <w:pPr>
-              <w:spacing w:before="0" w:after="0"/>
+              <w:spacing w:after="0"/>
             </w:pPr>
             <w:r>
               <w:rPr>
-                <w:rFonts w:ascii="Times New Roman" w:hAnsi="Times New Roman"/>
                 <w:b/>
                 <w:sz w:val="21"/>
               </w:rPr>
@@ -3186,22 +2736,21 @@
         </w:tc>
         <w:tc>
           <w:tcPr>
-            <w:tcW w:type="dxa" w:w="2592"/>
-            <w:shd w:fill="F3F4F6"/>
+            <w:tcW w:w="2592" w:type="dxa"/>
+            <w:shd w:val="clear" w:color="auto" w:fill="F3F4F6"/>
             <w:tcMar>
               <w:top w:w="120" w:type="dxa"/>
+              <w:left w:w="160" w:type="dxa"/>
               <w:bottom w:w="120" w:type="dxa"/>
-              <w:left w:w="160" w:type="dxa"/>
               <w:right w:w="160" w:type="dxa"/>
             </w:tcMar>
           </w:tcPr>
           <w:p>
             <w:pPr>
-              <w:spacing w:before="0" w:after="0"/>
+              <w:spacing w:after="0"/>
             </w:pPr>
             <w:r>
               <w:rPr>
-                <w:rFonts w:ascii="Times New Roman" w:hAnsi="Times New Roman"/>
                 <w:b/>
                 <w:sz w:val="21"/>
               </w:rPr>
@@ -3211,22 +2760,21 @@
         </w:tc>
         <w:tc>
           <w:tcPr>
-            <w:tcW w:type="dxa" w:w="2448"/>
-            <w:shd w:fill="F3F4F6"/>
+            <w:tcW w:w="2448" w:type="dxa"/>
+            <w:shd w:val="clear" w:color="auto" w:fill="F3F4F6"/>
             <w:tcMar>
               <w:top w:w="120" w:type="dxa"/>
+              <w:left w:w="160" w:type="dxa"/>
               <w:bottom w:w="120" w:type="dxa"/>
-              <w:left w:w="160" w:type="dxa"/>
               <w:right w:w="160" w:type="dxa"/>
             </w:tcMar>
           </w:tcPr>
           <w:p>
             <w:pPr>
-              <w:spacing w:before="0" w:after="0"/>
+              <w:spacing w:after="0"/>
             </w:pPr>
             <w:r>
               <w:rPr>
-                <w:rFonts w:ascii="Times New Roman" w:hAnsi="Times New Roman"/>
                 <w:b/>
                 <w:sz w:val="21"/>
               </w:rPr>
@@ -3236,22 +2784,21 @@
         </w:tc>
         <w:tc>
           <w:tcPr>
-            <w:tcW w:type="dxa" w:w="2592"/>
-            <w:shd w:fill="F3F4F6"/>
+            <w:tcW w:w="2592" w:type="dxa"/>
+            <w:shd w:val="clear" w:color="auto" w:fill="F3F4F6"/>
             <w:tcMar>
               <w:top w:w="120" w:type="dxa"/>
+              <w:left w:w="160" w:type="dxa"/>
               <w:bottom w:w="120" w:type="dxa"/>
-              <w:left w:w="160" w:type="dxa"/>
               <w:right w:w="160" w:type="dxa"/>
             </w:tcMar>
           </w:tcPr>
           <w:p>
             <w:pPr>
-              <w:spacing w:before="0" w:after="0"/>
+              <w:spacing w:after="0"/>
             </w:pPr>
             <w:r>
               <w:rPr>
-                <w:rFonts w:ascii="Times New Roman" w:hAnsi="Times New Roman"/>
                 <w:b/>
                 <w:sz w:val="21"/>
               </w:rPr>
@@ -3261,22 +2808,21 @@
         </w:tc>
         <w:tc>
           <w:tcPr>
-            <w:tcW w:type="dxa" w:w="720"/>
-            <w:shd w:fill="F3F4F6"/>
+            <w:tcW w:w="720" w:type="dxa"/>
+            <w:shd w:val="clear" w:color="auto" w:fill="F3F4F6"/>
             <w:tcMar>
               <w:top w:w="120" w:type="dxa"/>
+              <w:left w:w="160" w:type="dxa"/>
               <w:bottom w:w="120" w:type="dxa"/>
-              <w:left w:w="160" w:type="dxa"/>
               <w:right w:w="160" w:type="dxa"/>
             </w:tcMar>
           </w:tcPr>
           <w:p>
             <w:pPr>
-              <w:spacing w:before="0" w:after="0"/>
+              <w:spacing w:after="0"/>
             </w:pPr>
             <w:r>
               <w:rPr>
-                <w:rFonts w:ascii="Times New Roman" w:hAnsi="Times New Roman"/>
                 <w:b/>
                 <w:sz w:val="21"/>
               </w:rPr>
@@ -3286,24 +2832,26 @@
         </w:tc>
       </w:tr>
       <w:tr>
+        <w:trPr>
+          <w:jc w:val="center"/>
+        </w:trPr>
         <w:tc>
           <w:tcPr>
-            <w:tcW w:type="dxa" w:w="1008"/>
-            <w:shd w:fill="FFFFFF"/>
+            <w:tcW w:w="1008" w:type="dxa"/>
+            <w:shd w:val="clear" w:color="auto" w:fill="FFFFFF"/>
             <w:tcMar>
               <w:top w:w="100" w:type="dxa"/>
+              <w:left w:w="160" w:type="dxa"/>
               <w:bottom w:w="100" w:type="dxa"/>
-              <w:left w:w="160" w:type="dxa"/>
               <w:right w:w="160" w:type="dxa"/>
             </w:tcMar>
           </w:tcPr>
           <w:p>
             <w:pPr>
-              <w:spacing w:before="0" w:after="0"/>
+              <w:spacing w:after="0"/>
             </w:pPr>
             <w:r>
               <w:rPr>
-                <w:rFonts w:ascii="Times New Roman" w:hAnsi="Times New Roman"/>
                 <w:sz w:val="21"/>
               </w:rPr>
               <w:t>TC-01</w:t>
@@ -3312,22 +2860,21 @@
         </w:tc>
         <w:tc>
           <w:tcPr>
-            <w:tcW w:type="dxa" w:w="2592"/>
-            <w:shd w:fill="FFFFFF"/>
+            <w:tcW w:w="2592" w:type="dxa"/>
+            <w:shd w:val="clear" w:color="auto" w:fill="FFFFFF"/>
             <w:tcMar>
               <w:top w:w="100" w:type="dxa"/>
+              <w:left w:w="160" w:type="dxa"/>
               <w:bottom w:w="100" w:type="dxa"/>
-              <w:left w:w="160" w:type="dxa"/>
               <w:right w:w="160" w:type="dxa"/>
             </w:tcMar>
           </w:tcPr>
           <w:p>
             <w:pPr>
-              <w:spacing w:before="0" w:after="0"/>
+              <w:spacing w:after="0"/>
             </w:pPr>
             <w:r>
               <w:rPr>
-                <w:rFonts w:ascii="Times New Roman" w:hAnsi="Times New Roman"/>
                 <w:sz w:val="21"/>
               </w:rPr>
               <w:t>Database schema contains courses and enrollments</w:t>
@@ -3336,22 +2883,21 @@
         </w:tc>
         <w:tc>
           <w:tcPr>
-            <w:tcW w:type="dxa" w:w="2448"/>
-            <w:shd w:fill="FFFFFF"/>
+            <w:tcW w:w="2448" w:type="dxa"/>
+            <w:shd w:val="clear" w:color="auto" w:fill="FFFFFF"/>
             <w:tcMar>
               <w:top w:w="100" w:type="dxa"/>
+              <w:left w:w="160" w:type="dxa"/>
               <w:bottom w:w="100" w:type="dxa"/>
-              <w:left w:w="160" w:type="dxa"/>
               <w:right w:w="160" w:type="dxa"/>
             </w:tcMar>
           </w:tcPr>
           <w:p>
             <w:pPr>
-              <w:spacing w:before="0" w:after="0"/>
+              <w:spacing w:after="0"/>
             </w:pPr>
             <w:r>
               <w:rPr>
-                <w:rFonts w:ascii="Times New Roman" w:hAnsi="Times New Roman"/>
                 <w:sz w:val="21"/>
               </w:rPr>
               <w:t>Tables created with foreign keys and unique constraints</w:t>
@@ -3360,22 +2906,21 @@
         </w:tc>
         <w:tc>
           <w:tcPr>
-            <w:tcW w:type="dxa" w:w="2592"/>
-            <w:shd w:fill="FFFFFF"/>
+            <w:tcW w:w="2592" w:type="dxa"/>
+            <w:shd w:val="clear" w:color="auto" w:fill="FFFFFF"/>
             <w:tcMar>
               <w:top w:w="100" w:type="dxa"/>
+              <w:left w:w="160" w:type="dxa"/>
               <w:bottom w:w="100" w:type="dxa"/>
-              <w:left w:w="160" w:type="dxa"/>
               <w:right w:w="160" w:type="dxa"/>
             </w:tcMar>
           </w:tcPr>
           <w:p>
             <w:pPr>
-              <w:spacing w:before="0" w:after="0"/>
+              <w:spacing w:after="0"/>
             </w:pPr>
             <w:r>
               <w:rPr>
-                <w:rFonts w:ascii="Times New Roman" w:hAnsi="Times New Roman"/>
                 <w:sz w:val="21"/>
               </w:rPr>
               <w:t>Verified in schema.sql and live MySQL database</w:t>
@@ -3384,22 +2929,21 @@
         </w:tc>
         <w:tc>
           <w:tcPr>
-            <w:tcW w:type="dxa" w:w="720"/>
-            <w:shd w:fill="FFFFFF"/>
+            <w:tcW w:w="720" w:type="dxa"/>
+            <w:shd w:val="clear" w:color="auto" w:fill="FFFFFF"/>
             <w:tcMar>
               <w:top w:w="100" w:type="dxa"/>
+              <w:left w:w="160" w:type="dxa"/>
               <w:bottom w:w="100" w:type="dxa"/>
-              <w:left w:w="160" w:type="dxa"/>
               <w:right w:w="160" w:type="dxa"/>
             </w:tcMar>
           </w:tcPr>
           <w:p>
             <w:pPr>
-              <w:spacing w:before="0" w:after="0"/>
+              <w:spacing w:after="0"/>
             </w:pPr>
             <w:r>
               <w:rPr>
-                <w:rFonts w:ascii="Times New Roman" w:hAnsi="Times New Roman"/>
                 <w:b/>
                 <w:sz w:val="21"/>
               </w:rPr>
@@ -3409,24 +2953,26 @@
         </w:tc>
       </w:tr>
       <w:tr>
+        <w:trPr>
+          <w:jc w:val="center"/>
+        </w:trPr>
         <w:tc>
           <w:tcPr>
-            <w:tcW w:type="dxa" w:w="1008"/>
-            <w:shd w:fill="FAFAFA"/>
+            <w:tcW w:w="1008" w:type="dxa"/>
+            <w:shd w:val="clear" w:color="auto" w:fill="FAFAFA"/>
             <w:tcMar>
               <w:top w:w="100" w:type="dxa"/>
+              <w:left w:w="160" w:type="dxa"/>
               <w:bottom w:w="100" w:type="dxa"/>
-              <w:left w:w="160" w:type="dxa"/>
               <w:right w:w="160" w:type="dxa"/>
             </w:tcMar>
           </w:tcPr>
           <w:p>
             <w:pPr>
-              <w:spacing w:before="0" w:after="0"/>
+              <w:spacing w:after="0"/>
             </w:pPr>
             <w:r>
               <w:rPr>
-                <w:rFonts w:ascii="Times New Roman" w:hAnsi="Times New Roman"/>
                 <w:sz w:val="21"/>
               </w:rPr>
               <w:t>TC-02</w:t>
@@ -3435,22 +2981,21 @@
         </w:tc>
         <w:tc>
           <w:tcPr>
-            <w:tcW w:type="dxa" w:w="2592"/>
-            <w:shd w:fill="FAFAFA"/>
+            <w:tcW w:w="2592" w:type="dxa"/>
+            <w:shd w:val="clear" w:color="auto" w:fill="FAFAFA"/>
             <w:tcMar>
               <w:top w:w="100" w:type="dxa"/>
+              <w:left w:w="160" w:type="dxa"/>
               <w:bottom w:w="100" w:type="dxa"/>
-              <w:left w:w="160" w:type="dxa"/>
               <w:right w:w="160" w:type="dxa"/>
             </w:tcMar>
           </w:tcPr>
           <w:p>
             <w:pPr>
-              <w:spacing w:before="0" w:after="0"/>
+              <w:spacing w:after="0"/>
             </w:pPr>
             <w:r>
               <w:rPr>
-                <w:rFonts w:ascii="Times New Roman" w:hAnsi="Times New Roman"/>
                 <w:sz w:val="21"/>
               </w:rPr>
               <w:t>Unauthenticated GET /api/courses</w:t>
@@ -3459,22 +3004,21 @@
         </w:tc>
         <w:tc>
           <w:tcPr>
-            <w:tcW w:type="dxa" w:w="2448"/>
-            <w:shd w:fill="FAFAFA"/>
+            <w:tcW w:w="2448" w:type="dxa"/>
+            <w:shd w:val="clear" w:color="auto" w:fill="FAFAFA"/>
             <w:tcMar>
               <w:top w:w="100" w:type="dxa"/>
+              <w:left w:w="160" w:type="dxa"/>
               <w:bottom w:w="100" w:type="dxa"/>
-              <w:left w:w="160" w:type="dxa"/>
               <w:right w:w="160" w:type="dxa"/>
             </w:tcMar>
           </w:tcPr>
           <w:p>
             <w:pPr>
-              <w:spacing w:before="0" w:after="0"/>
+              <w:spacing w:after="0"/>
             </w:pPr>
             <w:r>
               <w:rPr>
-                <w:rFonts w:ascii="Times New Roman" w:hAnsi="Times New Roman"/>
                 <w:sz w:val="21"/>
               </w:rPr>
               <w:t>Request rejected with HTTP 401 Unauthorized</w:t>
@@ -3483,22 +3027,21 @@
         </w:tc>
         <w:tc>
           <w:tcPr>
-            <w:tcW w:type="dxa" w:w="2592"/>
-            <w:shd w:fill="FAFAFA"/>
+            <w:tcW w:w="2592" w:type="dxa"/>
+            <w:shd w:val="clear" w:color="auto" w:fill="FAFAFA"/>
             <w:tcMar>
               <w:top w:w="100" w:type="dxa"/>
+              <w:left w:w="160" w:type="dxa"/>
               <w:bottom w:w="100" w:type="dxa"/>
-              <w:left w:w="160" w:type="dxa"/>
               <w:right w:w="160" w:type="dxa"/>
             </w:tcMar>
           </w:tcPr>
           <w:p>
             <w:pPr>
-              <w:spacing w:before="0" w:after="0"/>
+              <w:spacing w:after="0"/>
             </w:pPr>
             <w:r>
               <w:rPr>
-                <w:rFonts w:ascii="Times New Roman" w:hAnsi="Times New Roman"/>
                 <w:sz w:val="21"/>
               </w:rPr>
               <w:t>HTTP 401 returned with 'Authentication required'</w:t>
@@ -3507,22 +3050,21 @@
         </w:tc>
         <w:tc>
           <w:tcPr>
-            <w:tcW w:type="dxa" w:w="720"/>
-            <w:shd w:fill="FAFAFA"/>
+            <w:tcW w:w="720" w:type="dxa"/>
+            <w:shd w:val="clear" w:color="auto" w:fill="FAFAFA"/>
             <w:tcMar>
               <w:top w:w="100" w:type="dxa"/>
+              <w:left w:w="160" w:type="dxa"/>
               <w:bottom w:w="100" w:type="dxa"/>
-              <w:left w:w="160" w:type="dxa"/>
               <w:right w:w="160" w:type="dxa"/>
             </w:tcMar>
           </w:tcPr>
           <w:p>
             <w:pPr>
-              <w:spacing w:before="0" w:after="0"/>
+              <w:spacing w:after="0"/>
             </w:pPr>
             <w:r>
               <w:rPr>
-                <w:rFonts w:ascii="Times New Roman" w:hAnsi="Times New Roman"/>
                 <w:b/>
                 <w:sz w:val="21"/>
               </w:rPr>
@@ -3532,24 +3074,26 @@
         </w:tc>
       </w:tr>
       <w:tr>
+        <w:trPr>
+          <w:jc w:val="center"/>
+        </w:trPr>
         <w:tc>
           <w:tcPr>
-            <w:tcW w:type="dxa" w:w="1008"/>
-            <w:shd w:fill="FFFFFF"/>
+            <w:tcW w:w="1008" w:type="dxa"/>
+            <w:shd w:val="clear" w:color="auto" w:fill="FFFFFF"/>
             <w:tcMar>
               <w:top w:w="100" w:type="dxa"/>
+              <w:left w:w="160" w:type="dxa"/>
               <w:bottom w:w="100" w:type="dxa"/>
-              <w:left w:w="160" w:type="dxa"/>
               <w:right w:w="160" w:type="dxa"/>
             </w:tcMar>
           </w:tcPr>
           <w:p>
             <w:pPr>
-              <w:spacing w:before="0" w:after="0"/>
+              <w:spacing w:after="0"/>
             </w:pPr>
             <w:r>
               <w:rPr>
-                <w:rFonts w:ascii="Times New Roman" w:hAnsi="Times New Roman"/>
                 <w:sz w:val="21"/>
               </w:rPr>
               <w:t>TC-03</w:t>
@@ -3558,22 +3102,21 @@
         </w:tc>
         <w:tc>
           <w:tcPr>
-            <w:tcW w:type="dxa" w:w="2592"/>
-            <w:shd w:fill="FFFFFF"/>
+            <w:tcW w:w="2592" w:type="dxa"/>
+            <w:shd w:val="clear" w:color="auto" w:fill="FFFFFF"/>
             <w:tcMar>
               <w:top w:w="100" w:type="dxa"/>
+              <w:left w:w="160" w:type="dxa"/>
               <w:bottom w:w="100" w:type="dxa"/>
-              <w:left w:w="160" w:type="dxa"/>
               <w:right w:w="160" w:type="dxa"/>
             </w:tcMar>
           </w:tcPr>
           <w:p>
             <w:pPr>
-              <w:spacing w:before="0" w:after="0"/>
+              <w:spacing w:after="0"/>
             </w:pPr>
             <w:r>
               <w:rPr>
-                <w:rFonts w:ascii="Times New Roman" w:hAnsi="Times New Roman"/>
                 <w:sz w:val="21"/>
               </w:rPr>
               <w:t>Student GET /api/courses returns catalog</w:t>
@@ -3582,22 +3125,21 @@
         </w:tc>
         <w:tc>
           <w:tcPr>
-            <w:tcW w:type="dxa" w:w="2448"/>
-            <w:shd w:fill="FFFFFF"/>
+            <w:tcW w:w="2448" w:type="dxa"/>
+            <w:shd w:val="clear" w:color="auto" w:fill="FFFFFF"/>
             <w:tcMar>
               <w:top w:w="100" w:type="dxa"/>
+              <w:left w:w="160" w:type="dxa"/>
               <w:bottom w:w="100" w:type="dxa"/>
-              <w:left w:w="160" w:type="dxa"/>
               <w:right w:w="160" w:type="dxa"/>
             </w:tcMar>
           </w:tcPr>
           <w:p>
             <w:pPr>
-              <w:spacing w:before="0" w:after="0"/>
+              <w:spacing w:after="0"/>
             </w:pPr>
             <w:r>
               <w:rPr>
-                <w:rFonts w:ascii="Times New Roman" w:hAnsi="Times New Roman"/>
                 <w:sz w:val="21"/>
               </w:rPr>
               <w:t>HTTP 200 with array of available course objects</w:t>
@@ -3606,22 +3148,21 @@
         </w:tc>
         <w:tc>
           <w:tcPr>
-            <w:tcW w:type="dxa" w:w="2592"/>
-            <w:shd w:fill="FFFFFF"/>
+            <w:tcW w:w="2592" w:type="dxa"/>
+            <w:shd w:val="clear" w:color="auto" w:fill="FFFFFF"/>
             <w:tcMar>
               <w:top w:w="100" w:type="dxa"/>
+              <w:left w:w="160" w:type="dxa"/>
               <w:bottom w:w="100" w:type="dxa"/>
-              <w:left w:w="160" w:type="dxa"/>
               <w:right w:w="160" w:type="dxa"/>
             </w:tcMar>
           </w:tcPr>
           <w:p>
             <w:pPr>
-              <w:spacing w:before="0" w:after="0"/>
+              <w:spacing w:after="0"/>
             </w:pPr>
             <w:r>
               <w:rPr>
-                <w:rFonts w:ascii="Times New Roman" w:hAnsi="Times New Roman"/>
                 <w:sz w:val="21"/>
               </w:rPr>
               <w:t>HTTP 200 returned with 6 available courses</w:t>
@@ -3630,22 +3171,21 @@
         </w:tc>
         <w:tc>
           <w:tcPr>
-            <w:tcW w:type="dxa" w:w="720"/>
-            <w:shd w:fill="FFFFFF"/>
+            <w:tcW w:w="720" w:type="dxa"/>
+            <w:shd w:val="clear" w:color="auto" w:fill="FFFFFF"/>
             <w:tcMar>
               <w:top w:w="100" w:type="dxa"/>
+              <w:left w:w="160" w:type="dxa"/>
               <w:bottom w:w="100" w:type="dxa"/>
-              <w:left w:w="160" w:type="dxa"/>
               <w:right w:w="160" w:type="dxa"/>
             </w:tcMar>
           </w:tcPr>
           <w:p>
             <w:pPr>
-              <w:spacing w:before="0" w:after="0"/>
+              <w:spacing w:after="0"/>
             </w:pPr>
             <w:r>
               <w:rPr>
-                <w:rFonts w:ascii="Times New Roman" w:hAnsi="Times New Roman"/>
                 <w:b/>
                 <w:sz w:val="21"/>
               </w:rPr>
@@ -3655,24 +3195,26 @@
         </w:tc>
       </w:tr>
       <w:tr>
+        <w:trPr>
+          <w:jc w:val="center"/>
+        </w:trPr>
         <w:tc>
           <w:tcPr>
-            <w:tcW w:type="dxa" w:w="1008"/>
-            <w:shd w:fill="FAFAFA"/>
+            <w:tcW w:w="1008" w:type="dxa"/>
+            <w:shd w:val="clear" w:color="auto" w:fill="FAFAFA"/>
             <w:tcMar>
               <w:top w:w="100" w:type="dxa"/>
+              <w:left w:w="160" w:type="dxa"/>
               <w:bottom w:w="100" w:type="dxa"/>
-              <w:left w:w="160" w:type="dxa"/>
               <w:right w:w="160" w:type="dxa"/>
             </w:tcMar>
           </w:tcPr>
           <w:p>
             <w:pPr>
-              <w:spacing w:before="0" w:after="0"/>
+              <w:spacing w:after="0"/>
             </w:pPr>
             <w:r>
               <w:rPr>
-                <w:rFonts w:ascii="Times New Roman" w:hAnsi="Times New Roman"/>
                 <w:sz w:val="21"/>
               </w:rPr>
               <w:t>TC-04</w:t>
@@ -3681,22 +3223,21 @@
         </w:tc>
         <w:tc>
           <w:tcPr>
-            <w:tcW w:type="dxa" w:w="2592"/>
-            <w:shd w:fill="FAFAFA"/>
+            <w:tcW w:w="2592" w:type="dxa"/>
+            <w:shd w:val="clear" w:color="auto" w:fill="FAFAFA"/>
             <w:tcMar>
               <w:top w:w="100" w:type="dxa"/>
+              <w:left w:w="160" w:type="dxa"/>
               <w:bottom w:w="100" w:type="dxa"/>
-              <w:left w:w="160" w:type="dxa"/>
               <w:right w:w="160" w:type="dxa"/>
             </w:tcMar>
           </w:tcPr>
           <w:p>
             <w:pPr>
-              <w:spacing w:before="0" w:after="0"/>
+              <w:spacing w:after="0"/>
             </w:pPr>
             <w:r>
               <w:rPr>
-                <w:rFonts w:ascii="Times New Roman" w:hAnsi="Times New Roman"/>
                 <w:sz w:val="21"/>
               </w:rPr>
               <w:t>Course details display required fields</w:t>
@@ -3705,22 +3246,21 @@
         </w:tc>
         <w:tc>
           <w:tcPr>
-            <w:tcW w:type="dxa" w:w="2448"/>
-            <w:shd w:fill="FAFAFA"/>
+            <w:tcW w:w="2448" w:type="dxa"/>
+            <w:shd w:val="clear" w:color="auto" w:fill="FAFAFA"/>
             <w:tcMar>
               <w:top w:w="100" w:type="dxa"/>
+              <w:left w:w="160" w:type="dxa"/>
               <w:bottom w:w="100" w:type="dxa"/>
-              <w:left w:w="160" w:type="dxa"/>
               <w:right w:w="160" w:type="dxa"/>
             </w:tcMar>
           </w:tcPr>
           <w:p>
             <w:pPr>
-              <w:spacing w:before="0" w:after="0"/>
+              <w:spacing w:after="0"/>
             </w:pPr>
             <w:r>
               <w:rPr>
-                <w:rFonts w:ascii="Times New Roman" w:hAnsi="Times New Roman"/>
                 <w:sz w:val="21"/>
               </w:rPr>
               <w:t>Contains title, category, level, duration, and price</w:t>
@@ -3729,22 +3269,21 @@
         </w:tc>
         <w:tc>
           <w:tcPr>
-            <w:tcW w:type="dxa" w:w="2592"/>
-            <w:shd w:fill="FAFAFA"/>
+            <w:tcW w:w="2592" w:type="dxa"/>
+            <w:shd w:val="clear" w:color="auto" w:fill="FAFAFA"/>
             <w:tcMar>
               <w:top w:w="100" w:type="dxa"/>
+              <w:left w:w="160" w:type="dxa"/>
               <w:bottom w:w="100" w:type="dxa"/>
-              <w:left w:w="160" w:type="dxa"/>
               <w:right w:w="160" w:type="dxa"/>
             </w:tcMar>
           </w:tcPr>
           <w:p>
             <w:pPr>
-              <w:spacing w:before="0" w:after="0"/>
+              <w:spacing w:after="0"/>
             </w:pPr>
             <w:r>
               <w:rPr>
-                <w:rFonts w:ascii="Times New Roman" w:hAnsi="Times New Roman"/>
                 <w:sz w:val="21"/>
               </w:rPr>
               <w:t>All required course properties present and verified</w:t>
@@ -3753,22 +3292,21 @@
         </w:tc>
         <w:tc>
           <w:tcPr>
-            <w:tcW w:type="dxa" w:w="720"/>
-            <w:shd w:fill="FAFAFA"/>
+            <w:tcW w:w="720" w:type="dxa"/>
+            <w:shd w:val="clear" w:color="auto" w:fill="FAFAFA"/>
             <w:tcMar>
               <w:top w:w="100" w:type="dxa"/>
+              <w:left w:w="160" w:type="dxa"/>
               <w:bottom w:w="100" w:type="dxa"/>
-              <w:left w:w="160" w:type="dxa"/>
               <w:right w:w="160" w:type="dxa"/>
             </w:tcMar>
           </w:tcPr>
           <w:p>
             <w:pPr>
-              <w:spacing w:before="0" w:after="0"/>
+              <w:spacing w:after="0"/>
             </w:pPr>
             <w:r>
               <w:rPr>
-                <w:rFonts w:ascii="Times New Roman" w:hAnsi="Times New Roman"/>
                 <w:b/>
                 <w:sz w:val="21"/>
               </w:rPr>
@@ -3778,24 +3316,26 @@
         </w:tc>
       </w:tr>
       <w:tr>
+        <w:trPr>
+          <w:jc w:val="center"/>
+        </w:trPr>
         <w:tc>
           <w:tcPr>
-            <w:tcW w:type="dxa" w:w="1008"/>
-            <w:shd w:fill="FFFFFF"/>
+            <w:tcW w:w="1008" w:type="dxa"/>
+            <w:shd w:val="clear" w:color="auto" w:fill="FFFFFF"/>
             <w:tcMar>
               <w:top w:w="100" w:type="dxa"/>
+              <w:left w:w="160" w:type="dxa"/>
               <w:bottom w:w="100" w:type="dxa"/>
-              <w:left w:w="160" w:type="dxa"/>
               <w:right w:w="160" w:type="dxa"/>
             </w:tcMar>
           </w:tcPr>
           <w:p>
             <w:pPr>
-              <w:spacing w:before="0" w:after="0"/>
+              <w:spacing w:after="0"/>
             </w:pPr>
             <w:r>
               <w:rPr>
-                <w:rFonts w:ascii="Times New Roman" w:hAnsi="Times New Roman"/>
                 <w:sz w:val="21"/>
               </w:rPr>
               <w:t>TC-05</w:t>
@@ -3804,22 +3344,21 @@
         </w:tc>
         <w:tc>
           <w:tcPr>
-            <w:tcW w:type="dxa" w:w="2592"/>
-            <w:shd w:fill="FFFFFF"/>
+            <w:tcW w:w="2592" w:type="dxa"/>
+            <w:shd w:val="clear" w:color="auto" w:fill="FFFFFF"/>
             <w:tcMar>
               <w:top w:w="100" w:type="dxa"/>
+              <w:left w:w="160" w:type="dxa"/>
               <w:bottom w:w="100" w:type="dxa"/>
-              <w:left w:w="160" w:type="dxa"/>
               <w:right w:w="160" w:type="dxa"/>
             </w:tcMar>
           </w:tcPr>
           <w:p>
             <w:pPr>
-              <w:spacing w:before="0" w:after="0"/>
+              <w:spacing w:after="0"/>
             </w:pPr>
             <w:r>
               <w:rPr>
-                <w:rFonts w:ascii="Times New Roman" w:hAnsi="Times New Roman"/>
                 <w:sz w:val="21"/>
               </w:rPr>
               <w:t>Unauthenticated POST /api/enrollments</w:t>
@@ -3828,22 +3367,21 @@
         </w:tc>
         <w:tc>
           <w:tcPr>
-            <w:tcW w:type="dxa" w:w="2448"/>
-            <w:shd w:fill="FFFFFF"/>
+            <w:tcW w:w="2448" w:type="dxa"/>
+            <w:shd w:val="clear" w:color="auto" w:fill="FFFFFF"/>
             <w:tcMar>
               <w:top w:w="100" w:type="dxa"/>
+              <w:left w:w="160" w:type="dxa"/>
               <w:bottom w:w="100" w:type="dxa"/>
-              <w:left w:w="160" w:type="dxa"/>
               <w:right w:w="160" w:type="dxa"/>
             </w:tcMar>
           </w:tcPr>
           <w:p>
             <w:pPr>
-              <w:spacing w:before="0" w:after="0"/>
+              <w:spacing w:after="0"/>
             </w:pPr>
             <w:r>
               <w:rPr>
-                <w:rFonts w:ascii="Times New Roman" w:hAnsi="Times New Roman"/>
                 <w:sz w:val="21"/>
               </w:rPr>
               <w:t>Request rejected with HTTP 401 Unauthorized</w:t>
@@ -3852,22 +3390,21 @@
         </w:tc>
         <w:tc>
           <w:tcPr>
-            <w:tcW w:type="dxa" w:w="2592"/>
-            <w:shd w:fill="FFFFFF"/>
+            <w:tcW w:w="2592" w:type="dxa"/>
+            <w:shd w:val="clear" w:color="auto" w:fill="FFFFFF"/>
             <w:tcMar>
               <w:top w:w="100" w:type="dxa"/>
+              <w:left w:w="160" w:type="dxa"/>
               <w:bottom w:w="100" w:type="dxa"/>
-              <w:left w:w="160" w:type="dxa"/>
               <w:right w:w="160" w:type="dxa"/>
             </w:tcMar>
           </w:tcPr>
           <w:p>
             <w:pPr>
-              <w:spacing w:before="0" w:after="0"/>
+              <w:spacing w:after="0"/>
             </w:pPr>
             <w:r>
               <w:rPr>
-                <w:rFonts w:ascii="Times New Roman" w:hAnsi="Times New Roman"/>
                 <w:sz w:val="21"/>
               </w:rPr>
               <w:t>HTTP 401 returned; enrollment blocked</w:t>
@@ -3876,22 +3413,21 @@
         </w:tc>
         <w:tc>
           <w:tcPr>
-            <w:tcW w:type="dxa" w:w="720"/>
-            <w:shd w:fill="FFFFFF"/>
+            <w:tcW w:w="720" w:type="dxa"/>
+            <w:shd w:val="clear" w:color="auto" w:fill="FFFFFF"/>
             <w:tcMar>
               <w:top w:w="100" w:type="dxa"/>
+              <w:left w:w="160" w:type="dxa"/>
               <w:bottom w:w="100" w:type="dxa"/>
-              <w:left w:w="160" w:type="dxa"/>
               <w:right w:w="160" w:type="dxa"/>
             </w:tcMar>
           </w:tcPr>
           <w:p>
             <w:pPr>
-              <w:spacing w:before="0" w:after="0"/>
+              <w:spacing w:after="0"/>
             </w:pPr>
             <w:r>
               <w:rPr>
-                <w:rFonts w:ascii="Times New Roman" w:hAnsi="Times New Roman"/>
                 <w:b/>
                 <w:sz w:val="21"/>
               </w:rPr>
@@ -3901,24 +3437,26 @@
         </w:tc>
       </w:tr>
       <w:tr>
+        <w:trPr>
+          <w:jc w:val="center"/>
+        </w:trPr>
         <w:tc>
           <w:tcPr>
-            <w:tcW w:type="dxa" w:w="1008"/>
-            <w:shd w:fill="FAFAFA"/>
+            <w:tcW w:w="1008" w:type="dxa"/>
+            <w:shd w:val="clear" w:color="auto" w:fill="FAFAFA"/>
             <w:tcMar>
               <w:top w:w="100" w:type="dxa"/>
+              <w:left w:w="160" w:type="dxa"/>
               <w:bottom w:w="100" w:type="dxa"/>
-              <w:left w:w="160" w:type="dxa"/>
               <w:right w:w="160" w:type="dxa"/>
             </w:tcMar>
           </w:tcPr>
           <w:p>
             <w:pPr>
-              <w:spacing w:before="0" w:after="0"/>
+              <w:spacing w:after="0"/>
             </w:pPr>
             <w:r>
               <w:rPr>
-                <w:rFonts w:ascii="Times New Roman" w:hAnsi="Times New Roman"/>
                 <w:sz w:val="21"/>
               </w:rPr>
               <w:t>TC-06</w:t>
@@ -3927,22 +3465,21 @@
         </w:tc>
         <w:tc>
           <w:tcPr>
-            <w:tcW w:type="dxa" w:w="2592"/>
-            <w:shd w:fill="FAFAFA"/>
+            <w:tcW w:w="2592" w:type="dxa"/>
+            <w:shd w:val="clear" w:color="auto" w:fill="FAFAFA"/>
             <w:tcMar>
               <w:top w:w="100" w:type="dxa"/>
+              <w:left w:w="160" w:type="dxa"/>
               <w:bottom w:w="100" w:type="dxa"/>
-              <w:left w:w="160" w:type="dxa"/>
               <w:right w:w="160" w:type="dxa"/>
             </w:tcMar>
           </w:tcPr>
           <w:p>
             <w:pPr>
-              <w:spacing w:before="0" w:after="0"/>
+              <w:spacing w:after="0"/>
             </w:pPr>
             <w:r>
               <w:rPr>
-                <w:rFonts w:ascii="Times New Roman" w:hAnsi="Times New Roman"/>
                 <w:sz w:val="21"/>
               </w:rPr>
               <w:t>Non-student role (ADMIN) attempts enrollment</w:t>
@@ -3951,22 +3488,21 @@
         </w:tc>
         <w:tc>
           <w:tcPr>
-            <w:tcW w:type="dxa" w:w="2448"/>
-            <w:shd w:fill="FAFAFA"/>
+            <w:tcW w:w="2448" w:type="dxa"/>
+            <w:shd w:val="clear" w:color="auto" w:fill="FAFAFA"/>
             <w:tcMar>
               <w:top w:w="100" w:type="dxa"/>
+              <w:left w:w="160" w:type="dxa"/>
               <w:bottom w:w="100" w:type="dxa"/>
-              <w:left w:w="160" w:type="dxa"/>
               <w:right w:w="160" w:type="dxa"/>
             </w:tcMar>
           </w:tcPr>
           <w:p>
             <w:pPr>
-              <w:spacing w:before="0" w:after="0"/>
+              <w:spacing w:after="0"/>
             </w:pPr>
             <w:r>
               <w:rPr>
-                <w:rFonts w:ascii="Times New Roman" w:hAnsi="Times New Roman"/>
                 <w:sz w:val="21"/>
               </w:rPr>
               <w:t>Request rejected with HTTP 403 Forbidden</w:t>
@@ -3975,22 +3511,21 @@
         </w:tc>
         <w:tc>
           <w:tcPr>
-            <w:tcW w:type="dxa" w:w="2592"/>
-            <w:shd w:fill="FAFAFA"/>
+            <w:tcW w:w="2592" w:type="dxa"/>
+            <w:shd w:val="clear" w:color="auto" w:fill="FAFAFA"/>
             <w:tcMar>
               <w:top w:w="100" w:type="dxa"/>
+              <w:left w:w="160" w:type="dxa"/>
               <w:bottom w:w="100" w:type="dxa"/>
-              <w:left w:w="160" w:type="dxa"/>
               <w:right w:w="160" w:type="dxa"/>
             </w:tcMar>
           </w:tcPr>
           <w:p>
             <w:pPr>
-              <w:spacing w:before="0" w:after="0"/>
+              <w:spacing w:after="0"/>
             </w:pPr>
             <w:r>
               <w:rPr>
-                <w:rFonts w:ascii="Times New Roman" w:hAnsi="Times New Roman"/>
                 <w:sz w:val="21"/>
               </w:rPr>
               <w:t>HTTP 403 returned with 'Access denied'</w:t>
@@ -3999,22 +3534,21 @@
         </w:tc>
         <w:tc>
           <w:tcPr>
-            <w:tcW w:type="dxa" w:w="720"/>
-            <w:shd w:fill="FAFAFA"/>
+            <w:tcW w:w="720" w:type="dxa"/>
+            <w:shd w:val="clear" w:color="auto" w:fill="FAFAFA"/>
             <w:tcMar>
               <w:top w:w="100" w:type="dxa"/>
+              <w:left w:w="160" w:type="dxa"/>
               <w:bottom w:w="100" w:type="dxa"/>
-              <w:left w:w="160" w:type="dxa"/>
               <w:right w:w="160" w:type="dxa"/>
             </w:tcMar>
           </w:tcPr>
           <w:p>
             <w:pPr>
-              <w:spacing w:before="0" w:after="0"/>
+              <w:spacing w:after="0"/>
             </w:pPr>
             <w:r>
               <w:rPr>
-                <w:rFonts w:ascii="Times New Roman" w:hAnsi="Times New Roman"/>
                 <w:b/>
                 <w:sz w:val="21"/>
               </w:rPr>
@@ -4024,24 +3558,26 @@
         </w:tc>
       </w:tr>
       <w:tr>
+        <w:trPr>
+          <w:jc w:val="center"/>
+        </w:trPr>
         <w:tc>
           <w:tcPr>
-            <w:tcW w:type="dxa" w:w="1008"/>
-            <w:shd w:fill="FFFFFF"/>
+            <w:tcW w:w="1008" w:type="dxa"/>
+            <w:shd w:val="clear" w:color="auto" w:fill="FFFFFF"/>
             <w:tcMar>
               <w:top w:w="100" w:type="dxa"/>
+              <w:left w:w="160" w:type="dxa"/>
               <w:bottom w:w="100" w:type="dxa"/>
-              <w:left w:w="160" w:type="dxa"/>
               <w:right w:w="160" w:type="dxa"/>
             </w:tcMar>
           </w:tcPr>
           <w:p>
             <w:pPr>
-              <w:spacing w:before="0" w:after="0"/>
+              <w:spacing w:after="0"/>
             </w:pPr>
             <w:r>
               <w:rPr>
-                <w:rFonts w:ascii="Times New Roman" w:hAnsi="Times New Roman"/>
                 <w:sz w:val="21"/>
               </w:rPr>
               <w:t>TC-07</w:t>
@@ -4050,22 +3586,21 @@
         </w:tc>
         <w:tc>
           <w:tcPr>
-            <w:tcW w:type="dxa" w:w="2592"/>
-            <w:shd w:fill="FFFFFF"/>
+            <w:tcW w:w="2592" w:type="dxa"/>
+            <w:shd w:val="clear" w:color="auto" w:fill="FFFFFF"/>
             <w:tcMar>
               <w:top w:w="100" w:type="dxa"/>
+              <w:left w:w="160" w:type="dxa"/>
               <w:bottom w:w="100" w:type="dxa"/>
-              <w:left w:w="160" w:type="dxa"/>
               <w:right w:w="160" w:type="dxa"/>
             </w:tcMar>
           </w:tcPr>
           <w:p>
             <w:pPr>
-              <w:spacing w:before="0" w:after="0"/>
+              <w:spacing w:after="0"/>
             </w:pPr>
             <w:r>
               <w:rPr>
-                <w:rFonts w:ascii="Times New Roman" w:hAnsi="Times New Roman"/>
                 <w:sz w:val="21"/>
               </w:rPr>
               <w:t>Enrollment with invalid course ID</w:t>
@@ -4074,22 +3609,21 @@
         </w:tc>
         <w:tc>
           <w:tcPr>
-            <w:tcW w:type="dxa" w:w="2448"/>
-            <w:shd w:fill="FFFFFF"/>
+            <w:tcW w:w="2448" w:type="dxa"/>
+            <w:shd w:val="clear" w:color="auto" w:fill="FFFFFF"/>
             <w:tcMar>
               <w:top w:w="100" w:type="dxa"/>
+              <w:left w:w="160" w:type="dxa"/>
               <w:bottom w:w="100" w:type="dxa"/>
-              <w:left w:w="160" w:type="dxa"/>
               <w:right w:w="160" w:type="dxa"/>
             </w:tcMar>
           </w:tcPr>
           <w:p>
             <w:pPr>
-              <w:spacing w:before="0" w:after="0"/>
+              <w:spacing w:after="0"/>
             </w:pPr>
             <w:r>
               <w:rPr>
-                <w:rFonts w:ascii="Times New Roman" w:hAnsi="Times New Roman"/>
                 <w:sz w:val="21"/>
               </w:rPr>
               <w:t>Request rejected with HTTP 400 Bad Request</w:t>
@@ -4098,22 +3632,21 @@
         </w:tc>
         <w:tc>
           <w:tcPr>
-            <w:tcW w:type="dxa" w:w="2592"/>
-            <w:shd w:fill="FFFFFF"/>
+            <w:tcW w:w="2592" w:type="dxa"/>
+            <w:shd w:val="clear" w:color="auto" w:fill="FFFFFF"/>
             <w:tcMar>
               <w:top w:w="100" w:type="dxa"/>
+              <w:left w:w="160" w:type="dxa"/>
               <w:bottom w:w="100" w:type="dxa"/>
-              <w:left w:w="160" w:type="dxa"/>
               <w:right w:w="160" w:type="dxa"/>
             </w:tcMar>
           </w:tcPr>
           <w:p>
             <w:pPr>
-              <w:spacing w:before="0" w:after="0"/>
+              <w:spacing w:after="0"/>
             </w:pPr>
             <w:r>
               <w:rPr>
-                <w:rFonts w:ascii="Times New Roman" w:hAnsi="Times New Roman"/>
                 <w:sz w:val="21"/>
               </w:rPr>
               <w:t>HTTP 400 returned with validation error message</w:t>
@@ -4122,22 +3655,21 @@
         </w:tc>
         <w:tc>
           <w:tcPr>
-            <w:tcW w:type="dxa" w:w="720"/>
-            <w:shd w:fill="FFFFFF"/>
+            <w:tcW w:w="720" w:type="dxa"/>
+            <w:shd w:val="clear" w:color="auto" w:fill="FFFFFF"/>
             <w:tcMar>
               <w:top w:w="100" w:type="dxa"/>
+              <w:left w:w="160" w:type="dxa"/>
               <w:bottom w:w="100" w:type="dxa"/>
-              <w:left w:w="160" w:type="dxa"/>
               <w:right w:w="160" w:type="dxa"/>
             </w:tcMar>
           </w:tcPr>
           <w:p>
             <w:pPr>
-              <w:spacing w:before="0" w:after="0"/>
+              <w:spacing w:after="0"/>
             </w:pPr>
             <w:r>
               <w:rPr>
-                <w:rFonts w:ascii="Times New Roman" w:hAnsi="Times New Roman"/>
                 <w:b/>
                 <w:sz w:val="21"/>
               </w:rPr>
@@ -4147,24 +3679,26 @@
         </w:tc>
       </w:tr>
       <w:tr>
+        <w:trPr>
+          <w:jc w:val="center"/>
+        </w:trPr>
         <w:tc>
           <w:tcPr>
-            <w:tcW w:type="dxa" w:w="1008"/>
-            <w:shd w:fill="FAFAFA"/>
+            <w:tcW w:w="1008" w:type="dxa"/>
+            <w:shd w:val="clear" w:color="auto" w:fill="FAFAFA"/>
             <w:tcMar>
               <w:top w:w="100" w:type="dxa"/>
+              <w:left w:w="160" w:type="dxa"/>
               <w:bottom w:w="100" w:type="dxa"/>
-              <w:left w:w="160" w:type="dxa"/>
               <w:right w:w="160" w:type="dxa"/>
             </w:tcMar>
           </w:tcPr>
           <w:p>
             <w:pPr>
-              <w:spacing w:before="0" w:after="0"/>
+              <w:spacing w:after="0"/>
             </w:pPr>
             <w:r>
               <w:rPr>
-                <w:rFonts w:ascii="Times New Roman" w:hAnsi="Times New Roman"/>
                 <w:sz w:val="21"/>
               </w:rPr>
               <w:t>TC-08</w:t>
@@ -4173,22 +3707,21 @@
         </w:tc>
         <w:tc>
           <w:tcPr>
-            <w:tcW w:type="dxa" w:w="2592"/>
-            <w:shd w:fill="FAFAFA"/>
+            <w:tcW w:w="2592" w:type="dxa"/>
+            <w:shd w:val="clear" w:color="auto" w:fill="FAFAFA"/>
             <w:tcMar>
               <w:top w:w="100" w:type="dxa"/>
+              <w:left w:w="160" w:type="dxa"/>
               <w:bottom w:w="100" w:type="dxa"/>
-              <w:left w:w="160" w:type="dxa"/>
               <w:right w:w="160" w:type="dxa"/>
             </w:tcMar>
           </w:tcPr>
           <w:p>
             <w:pPr>
-              <w:spacing w:before="0" w:after="0"/>
+              <w:spacing w:after="0"/>
             </w:pPr>
             <w:r>
               <w:rPr>
-                <w:rFonts w:ascii="Times New Roman" w:hAnsi="Times New Roman"/>
                 <w:sz w:val="21"/>
               </w:rPr>
               <w:t>Enrollment in non-existent course ID</w:t>
@@ -4197,22 +3730,21 @@
         </w:tc>
         <w:tc>
           <w:tcPr>
-            <w:tcW w:type="dxa" w:w="2448"/>
-            <w:shd w:fill="FAFAFA"/>
+            <w:tcW w:w="2448" w:type="dxa"/>
+            <w:shd w:val="clear" w:color="auto" w:fill="FAFAFA"/>
             <w:tcMar>
               <w:top w:w="100" w:type="dxa"/>
+              <w:left w:w="160" w:type="dxa"/>
               <w:bottom w:w="100" w:type="dxa"/>
-              <w:left w:w="160" w:type="dxa"/>
               <w:right w:w="160" w:type="dxa"/>
             </w:tcMar>
           </w:tcPr>
           <w:p>
             <w:pPr>
-              <w:spacing w:before="0" w:after="0"/>
+              <w:spacing w:after="0"/>
             </w:pPr>
             <w:r>
               <w:rPr>
-                <w:rFonts w:ascii="Times New Roman" w:hAnsi="Times New Roman"/>
                 <w:sz w:val="21"/>
               </w:rPr>
               <w:t>Request rejected with HTTP 404 Not Found</w:t>
@@ -4221,22 +3753,21 @@
         </w:tc>
         <w:tc>
           <w:tcPr>
-            <w:tcW w:type="dxa" w:w="2592"/>
-            <w:shd w:fill="FAFAFA"/>
+            <w:tcW w:w="2592" w:type="dxa"/>
+            <w:shd w:val="clear" w:color="auto" w:fill="FAFAFA"/>
             <w:tcMar>
               <w:top w:w="100" w:type="dxa"/>
+              <w:left w:w="160" w:type="dxa"/>
               <w:bottom w:w="100" w:type="dxa"/>
-              <w:left w:w="160" w:type="dxa"/>
               <w:right w:w="160" w:type="dxa"/>
             </w:tcMar>
           </w:tcPr>
           <w:p>
             <w:pPr>
-              <w:spacing w:before="0" w:after="0"/>
+              <w:spacing w:after="0"/>
             </w:pPr>
             <w:r>
               <w:rPr>
-                <w:rFonts w:ascii="Times New Roman" w:hAnsi="Times New Roman"/>
                 <w:sz w:val="21"/>
               </w:rPr>
               <w:t>HTTP 404 returned with 'Course not found'</w:t>
@@ -4245,22 +3776,21 @@
         </w:tc>
         <w:tc>
           <w:tcPr>
-            <w:tcW w:type="dxa" w:w="720"/>
-            <w:shd w:fill="FAFAFA"/>
+            <w:tcW w:w="720" w:type="dxa"/>
+            <w:shd w:val="clear" w:color="auto" w:fill="FAFAFA"/>
             <w:tcMar>
               <w:top w:w="100" w:type="dxa"/>
+              <w:left w:w="160" w:type="dxa"/>
               <w:bottom w:w="100" w:type="dxa"/>
-              <w:left w:w="160" w:type="dxa"/>
               <w:right w:w="160" w:type="dxa"/>
             </w:tcMar>
           </w:tcPr>
           <w:p>
             <w:pPr>
-              <w:spacing w:before="0" w:after="0"/>
+              <w:spacing w:after="0"/>
             </w:pPr>
             <w:r>
               <w:rPr>
-                <w:rFonts w:ascii="Times New Roman" w:hAnsi="Times New Roman"/>
                 <w:b/>
                 <w:sz w:val="21"/>
               </w:rPr>
@@ -4270,24 +3800,26 @@
         </w:tc>
       </w:tr>
       <w:tr>
+        <w:trPr>
+          <w:jc w:val="center"/>
+        </w:trPr>
         <w:tc>
           <w:tcPr>
-            <w:tcW w:type="dxa" w:w="1008"/>
-            <w:shd w:fill="FFFFFF"/>
+            <w:tcW w:w="1008" w:type="dxa"/>
+            <w:shd w:val="clear" w:color="auto" w:fill="FFFFFF"/>
             <w:tcMar>
               <w:top w:w="100" w:type="dxa"/>
+              <w:left w:w="160" w:type="dxa"/>
               <w:bottom w:w="100" w:type="dxa"/>
-              <w:left w:w="160" w:type="dxa"/>
               <w:right w:w="160" w:type="dxa"/>
             </w:tcMar>
           </w:tcPr>
           <w:p>
             <w:pPr>
-              <w:spacing w:before="0" w:after="0"/>
+              <w:spacing w:after="0"/>
             </w:pPr>
             <w:r>
               <w:rPr>
-                <w:rFonts w:ascii="Times New Roman" w:hAnsi="Times New Roman"/>
                 <w:sz w:val="21"/>
               </w:rPr>
               <w:t>TC-09</w:t>
@@ -4296,22 +3828,21 @@
         </w:tc>
         <w:tc>
           <w:tcPr>
-            <w:tcW w:type="dxa" w:w="2592"/>
-            <w:shd w:fill="FFFFFF"/>
+            <w:tcW w:w="2592" w:type="dxa"/>
+            <w:shd w:val="clear" w:color="auto" w:fill="FFFFFF"/>
             <w:tcMar>
               <w:top w:w="100" w:type="dxa"/>
+              <w:left w:w="160" w:type="dxa"/>
               <w:bottom w:w="100" w:type="dxa"/>
-              <w:left w:w="160" w:type="dxa"/>
               <w:right w:w="160" w:type="dxa"/>
             </w:tcMar>
           </w:tcPr>
           <w:p>
             <w:pPr>
-              <w:spacing w:before="0" w:after="0"/>
+              <w:spacing w:after="0"/>
             </w:pPr>
             <w:r>
               <w:rPr>
-                <w:rFonts w:ascii="Times New Roman" w:hAnsi="Times New Roman"/>
                 <w:sz w:val="21"/>
               </w:rPr>
               <w:t>Valid student course enrollment</w:t>
@@ -4320,22 +3851,21 @@
         </w:tc>
         <w:tc>
           <w:tcPr>
-            <w:tcW w:type="dxa" w:w="2448"/>
-            <w:shd w:fill="FFFFFF"/>
+            <w:tcW w:w="2448" w:type="dxa"/>
+            <w:shd w:val="clear" w:color="auto" w:fill="FFFFFF"/>
             <w:tcMar>
               <w:top w:w="100" w:type="dxa"/>
+              <w:left w:w="160" w:type="dxa"/>
               <w:bottom w:w="100" w:type="dxa"/>
-              <w:left w:w="160" w:type="dxa"/>
               <w:right w:w="160" w:type="dxa"/>
             </w:tcMar>
           </w:tcPr>
           <w:p>
             <w:pPr>
-              <w:spacing w:before="0" w:after="0"/>
+              <w:spacing w:after="0"/>
             </w:pPr>
             <w:r>
               <w:rPr>
-                <w:rFonts w:ascii="Times New Roman" w:hAnsi="Times New Roman"/>
                 <w:sz w:val="21"/>
               </w:rPr>
               <w:t>HTTP 201 Created; enrollment recorded in database</w:t>
@@ -4344,22 +3874,21 @@
         </w:tc>
         <w:tc>
           <w:tcPr>
-            <w:tcW w:type="dxa" w:w="2592"/>
-            <w:shd w:fill="FFFFFF"/>
+            <w:tcW w:w="2592" w:type="dxa"/>
+            <w:shd w:val="clear" w:color="auto" w:fill="FFFFFF"/>
             <w:tcMar>
               <w:top w:w="100" w:type="dxa"/>
+              <w:left w:w="160" w:type="dxa"/>
               <w:bottom w:w="100" w:type="dxa"/>
-              <w:left w:w="160" w:type="dxa"/>
               <w:right w:w="160" w:type="dxa"/>
             </w:tcMar>
           </w:tcPr>
           <w:p>
             <w:pPr>
-              <w:spacing w:before="0" w:after="0"/>
+              <w:spacing w:after="0"/>
             </w:pPr>
             <w:r>
               <w:rPr>
-                <w:rFonts w:ascii="Times New Roman" w:hAnsi="Times New Roman"/>
                 <w:sz w:val="21"/>
               </w:rPr>
               <w:t>HTTP 201 returned; enrollment persisted in database</w:t>
@@ -4368,22 +3897,21 @@
         </w:tc>
         <w:tc>
           <w:tcPr>
-            <w:tcW w:type="dxa" w:w="720"/>
-            <w:shd w:fill="FFFFFF"/>
+            <w:tcW w:w="720" w:type="dxa"/>
+            <w:shd w:val="clear" w:color="auto" w:fill="FFFFFF"/>
             <w:tcMar>
               <w:top w:w="100" w:type="dxa"/>
+              <w:left w:w="160" w:type="dxa"/>
               <w:bottom w:w="100" w:type="dxa"/>
-              <w:left w:w="160" w:type="dxa"/>
               <w:right w:w="160" w:type="dxa"/>
             </w:tcMar>
           </w:tcPr>
           <w:p>
             <w:pPr>
-              <w:spacing w:before="0" w:after="0"/>
+              <w:spacing w:after="0"/>
             </w:pPr>
             <w:r>
               <w:rPr>
-                <w:rFonts w:ascii="Times New Roman" w:hAnsi="Times New Roman"/>
                 <w:b/>
                 <w:sz w:val="21"/>
               </w:rPr>
@@ -4393,24 +3921,26 @@
         </w:tc>
       </w:tr>
       <w:tr>
+        <w:trPr>
+          <w:jc w:val="center"/>
+        </w:trPr>
         <w:tc>
           <w:tcPr>
-            <w:tcW w:type="dxa" w:w="1008"/>
-            <w:shd w:fill="FAFAFA"/>
+            <w:tcW w:w="1008" w:type="dxa"/>
+            <w:shd w:val="clear" w:color="auto" w:fill="FAFAFA"/>
             <w:tcMar>
               <w:top w:w="100" w:type="dxa"/>
+              <w:left w:w="160" w:type="dxa"/>
               <w:bottom w:w="100" w:type="dxa"/>
-              <w:left w:w="160" w:type="dxa"/>
               <w:right w:w="160" w:type="dxa"/>
             </w:tcMar>
           </w:tcPr>
           <w:p>
             <w:pPr>
-              <w:spacing w:before="0" w:after="0"/>
+              <w:spacing w:after="0"/>
             </w:pPr>
             <w:r>
               <w:rPr>
-                <w:rFonts w:ascii="Times New Roman" w:hAnsi="Times New Roman"/>
                 <w:sz w:val="21"/>
               </w:rPr>
               <w:t>TC-10</w:t>
@@ -4419,22 +3949,21 @@
         </w:tc>
         <w:tc>
           <w:tcPr>
-            <w:tcW w:type="dxa" w:w="2592"/>
-            <w:shd w:fill="FAFAFA"/>
+            <w:tcW w:w="2592" w:type="dxa"/>
+            <w:shd w:val="clear" w:color="auto" w:fill="FAFAFA"/>
             <w:tcMar>
               <w:top w:w="100" w:type="dxa"/>
+              <w:left w:w="160" w:type="dxa"/>
               <w:bottom w:w="100" w:type="dxa"/>
-              <w:left w:w="160" w:type="dxa"/>
               <w:right w:w="160" w:type="dxa"/>
             </w:tcMar>
           </w:tcPr>
           <w:p>
             <w:pPr>
-              <w:spacing w:before="0" w:after="0"/>
+              <w:spacing w:after="0"/>
             </w:pPr>
             <w:r>
               <w:rPr>
-                <w:rFonts w:ascii="Times New Roman" w:hAnsi="Times New Roman"/>
                 <w:sz w:val="21"/>
               </w:rPr>
               <w:t>Duplicate course enrollment attempt</w:t>
@@ -4443,22 +3972,21 @@
         </w:tc>
         <w:tc>
           <w:tcPr>
-            <w:tcW w:type="dxa" w:w="2448"/>
-            <w:shd w:fill="FAFAFA"/>
+            <w:tcW w:w="2448" w:type="dxa"/>
+            <w:shd w:val="clear" w:color="auto" w:fill="FAFAFA"/>
             <w:tcMar>
               <w:top w:w="100" w:type="dxa"/>
+              <w:left w:w="160" w:type="dxa"/>
               <w:bottom w:w="100" w:type="dxa"/>
-              <w:left w:w="160" w:type="dxa"/>
               <w:right w:w="160" w:type="dxa"/>
             </w:tcMar>
           </w:tcPr>
           <w:p>
             <w:pPr>
-              <w:spacing w:before="0" w:after="0"/>
+              <w:spacing w:after="0"/>
             </w:pPr>
             <w:r>
               <w:rPr>
-                <w:rFonts w:ascii="Times New Roman" w:hAnsi="Times New Roman"/>
                 <w:sz w:val="21"/>
               </w:rPr>
               <w:t>Request rejected with HTTP 409 Conflict</w:t>
@@ -4467,22 +3995,21 @@
         </w:tc>
         <w:tc>
           <w:tcPr>
-            <w:tcW w:type="dxa" w:w="2592"/>
-            <w:shd w:fill="FAFAFA"/>
+            <w:tcW w:w="2592" w:type="dxa"/>
+            <w:shd w:val="clear" w:color="auto" w:fill="FAFAFA"/>
             <w:tcMar>
               <w:top w:w="100" w:type="dxa"/>
+              <w:left w:w="160" w:type="dxa"/>
               <w:bottom w:w="100" w:type="dxa"/>
-              <w:left w:w="160" w:type="dxa"/>
               <w:right w:w="160" w:type="dxa"/>
             </w:tcMar>
           </w:tcPr>
           <w:p>
             <w:pPr>
-              <w:spacing w:before="0" w:after="0"/>
+              <w:spacing w:after="0"/>
             </w:pPr>
             <w:r>
               <w:rPr>
-                <w:rFonts w:ascii="Times New Roman" w:hAnsi="Times New Roman"/>
                 <w:sz w:val="21"/>
               </w:rPr>
               <w:t>HTTP 409 returned with 'already enrolled' message</w:t>
@@ -4491,22 +4018,21 @@
         </w:tc>
         <w:tc>
           <w:tcPr>
-            <w:tcW w:type="dxa" w:w="720"/>
-            <w:shd w:fill="FAFAFA"/>
+            <w:tcW w:w="720" w:type="dxa"/>
+            <w:shd w:val="clear" w:color="auto" w:fill="FAFAFA"/>
             <w:tcMar>
               <w:top w:w="100" w:type="dxa"/>
+              <w:left w:w="160" w:type="dxa"/>
               <w:bottom w:w="100" w:type="dxa"/>
-              <w:left w:w="160" w:type="dxa"/>
               <w:right w:w="160" w:type="dxa"/>
             </w:tcMar>
           </w:tcPr>
           <w:p>
             <w:pPr>
-              <w:spacing w:before="0" w:after="0"/>
+              <w:spacing w:after="0"/>
             </w:pPr>
             <w:r>
               <w:rPr>
-                <w:rFonts w:ascii="Times New Roman" w:hAnsi="Times New Roman"/>
                 <w:b/>
                 <w:sz w:val="21"/>
               </w:rPr>
@@ -4516,24 +4042,26 @@
         </w:tc>
       </w:tr>
       <w:tr>
+        <w:trPr>
+          <w:jc w:val="center"/>
+        </w:trPr>
         <w:tc>
           <w:tcPr>
-            <w:tcW w:type="dxa" w:w="1008"/>
-            <w:shd w:fill="FFFFFF"/>
+            <w:tcW w:w="1008" w:type="dxa"/>
+            <w:shd w:val="clear" w:color="auto" w:fill="FFFFFF"/>
             <w:tcMar>
               <w:top w:w="100" w:type="dxa"/>
+              <w:left w:w="160" w:type="dxa"/>
               <w:bottom w:w="100" w:type="dxa"/>
-              <w:left w:w="160" w:type="dxa"/>
               <w:right w:w="160" w:type="dxa"/>
             </w:tcMar>
           </w:tcPr>
           <w:p>
             <w:pPr>
-              <w:spacing w:before="0" w:after="0"/>
+              <w:spacing w:after="0"/>
             </w:pPr>
             <w:r>
               <w:rPr>
-                <w:rFonts w:ascii="Times New Roman" w:hAnsi="Times New Roman"/>
                 <w:sz w:val="21"/>
               </w:rPr>
               <w:t>TC-11</w:t>
@@ -4542,22 +4070,21 @@
         </w:tc>
         <w:tc>
           <w:tcPr>
-            <w:tcW w:type="dxa" w:w="2592"/>
-            <w:shd w:fill="FFFFFF"/>
+            <w:tcW w:w="2592" w:type="dxa"/>
+            <w:shd w:val="clear" w:color="auto" w:fill="FFFFFF"/>
             <w:tcMar>
               <w:top w:w="100" w:type="dxa"/>
+              <w:left w:w="160" w:type="dxa"/>
               <w:bottom w:w="100" w:type="dxa"/>
-              <w:left w:w="160" w:type="dxa"/>
               <w:right w:w="160" w:type="dxa"/>
             </w:tcMar>
           </w:tcPr>
           <w:p>
             <w:pPr>
-              <w:spacing w:before="0" w:after="0"/>
+              <w:spacing w:after="0"/>
             </w:pPr>
             <w:r>
               <w:rPr>
-                <w:rFonts w:ascii="Times New Roman" w:hAnsi="Times New Roman"/>
                 <w:sz w:val="21"/>
               </w:rPr>
               <w:t>Student Dashboard renders Available Courses</w:t>
@@ -4566,22 +4093,21 @@
         </w:tc>
         <w:tc>
           <w:tcPr>
-            <w:tcW w:type="dxa" w:w="2448"/>
-            <w:shd w:fill="FFFFFF"/>
+            <w:tcW w:w="2448" w:type="dxa"/>
+            <w:shd w:val="clear" w:color="auto" w:fill="FFFFFF"/>
             <w:tcMar>
               <w:top w:w="100" w:type="dxa"/>
+              <w:left w:w="160" w:type="dxa"/>
               <w:bottom w:w="100" w:type="dxa"/>
-              <w:left w:w="160" w:type="dxa"/>
               <w:right w:w="160" w:type="dxa"/>
             </w:tcMar>
           </w:tcPr>
           <w:p>
             <w:pPr>
-              <w:spacing w:before="0" w:after="0"/>
+              <w:spacing w:after="0"/>
             </w:pPr>
             <w:r>
               <w:rPr>
-                <w:rFonts w:ascii="Times New Roman" w:hAnsi="Times New Roman"/>
                 <w:sz w:val="21"/>
               </w:rPr>
               <w:t>Course cards display with category, badges, and button</w:t>
@@ -4590,22 +4116,21 @@
         </w:tc>
         <w:tc>
           <w:tcPr>
-            <w:tcW w:type="dxa" w:w="2592"/>
-            <w:shd w:fill="FFFFFF"/>
+            <w:tcW w:w="2592" w:type="dxa"/>
+            <w:shd w:val="clear" w:color="auto" w:fill="FFFFFF"/>
             <w:tcMar>
               <w:top w:w="100" w:type="dxa"/>
+              <w:left w:w="160" w:type="dxa"/>
               <w:bottom w:w="100" w:type="dxa"/>
-              <w:left w:w="160" w:type="dxa"/>
               <w:right w:w="160" w:type="dxa"/>
             </w:tcMar>
           </w:tcPr>
           <w:p>
             <w:pPr>
-              <w:spacing w:before="0" w:after="0"/>
+              <w:spacing w:after="0"/>
             </w:pPr>
             <w:r>
               <w:rPr>
-                <w:rFonts w:ascii="Times New Roman" w:hAnsi="Times New Roman"/>
                 <w:sz w:val="21"/>
               </w:rPr>
               <w:t>Catalog rendered with search and category filter pills</w:t>
@@ -4614,22 +4139,21 @@
         </w:tc>
         <w:tc>
           <w:tcPr>
-            <w:tcW w:type="dxa" w:w="720"/>
-            <w:shd w:fill="FFFFFF"/>
+            <w:tcW w:w="720" w:type="dxa"/>
+            <w:shd w:val="clear" w:color="auto" w:fill="FFFFFF"/>
             <w:tcMar>
               <w:top w:w="100" w:type="dxa"/>
+              <w:left w:w="160" w:type="dxa"/>
               <w:bottom w:w="100" w:type="dxa"/>
-              <w:left w:w="160" w:type="dxa"/>
               <w:right w:w="160" w:type="dxa"/>
             </w:tcMar>
           </w:tcPr>
           <w:p>
             <w:pPr>
-              <w:spacing w:before="0" w:after="0"/>
+              <w:spacing w:after="0"/>
             </w:pPr>
             <w:r>
               <w:rPr>
-                <w:rFonts w:ascii="Times New Roman" w:hAnsi="Times New Roman"/>
                 <w:b/>
                 <w:sz w:val="21"/>
               </w:rPr>
@@ -4639,24 +4163,26 @@
         </w:tc>
       </w:tr>
       <w:tr>
+        <w:trPr>
+          <w:jc w:val="center"/>
+        </w:trPr>
         <w:tc>
           <w:tcPr>
-            <w:tcW w:type="dxa" w:w="1008"/>
-            <w:shd w:fill="FAFAFA"/>
+            <w:tcW w:w="1008" w:type="dxa"/>
+            <w:shd w:val="clear" w:color="auto" w:fill="FAFAFA"/>
             <w:tcMar>
               <w:top w:w="100" w:type="dxa"/>
+              <w:left w:w="160" w:type="dxa"/>
               <w:bottom w:w="100" w:type="dxa"/>
-              <w:left w:w="160" w:type="dxa"/>
               <w:right w:w="160" w:type="dxa"/>
             </w:tcMar>
           </w:tcPr>
           <w:p>
             <w:pPr>
-              <w:spacing w:before="0" w:after="0"/>
+              <w:spacing w:after="0"/>
             </w:pPr>
             <w:r>
               <w:rPr>
-                <w:rFonts w:ascii="Times New Roman" w:hAnsi="Times New Roman"/>
                 <w:sz w:val="21"/>
               </w:rPr>
               <w:t>TC-12</w:t>
@@ -4665,22 +4191,21 @@
         </w:tc>
         <w:tc>
           <w:tcPr>
-            <w:tcW w:type="dxa" w:w="2592"/>
-            <w:shd w:fill="FAFAFA"/>
+            <w:tcW w:w="2592" w:type="dxa"/>
+            <w:shd w:val="clear" w:color="auto" w:fill="FAFAFA"/>
             <w:tcMar>
               <w:top w:w="100" w:type="dxa"/>
+              <w:left w:w="160" w:type="dxa"/>
               <w:bottom w:w="100" w:type="dxa"/>
-              <w:left w:w="160" w:type="dxa"/>
               <w:right w:w="160" w:type="dxa"/>
             </w:tcMar>
           </w:tcPr>
           <w:p>
             <w:pPr>
-              <w:spacing w:before="0" w:after="0"/>
+              <w:spacing w:after="0"/>
             </w:pPr>
             <w:r>
               <w:rPr>
-                <w:rFonts w:ascii="Times New Roman" w:hAnsi="Times New Roman"/>
                 <w:sz w:val="21"/>
               </w:rPr>
               <w:t>Regression testing: Student Profile &amp; Password</w:t>
@@ -4689,22 +4214,21 @@
         </w:tc>
         <w:tc>
           <w:tcPr>
-            <w:tcW w:type="dxa" w:w="2448"/>
-            <w:shd w:fill="FAFAFA"/>
+            <w:tcW w:w="2448" w:type="dxa"/>
+            <w:shd w:val="clear" w:color="auto" w:fill="FAFAFA"/>
             <w:tcMar>
               <w:top w:w="100" w:type="dxa"/>
+              <w:left w:w="160" w:type="dxa"/>
               <w:bottom w:w="100" w:type="dxa"/>
-              <w:left w:w="160" w:type="dxa"/>
               <w:right w:w="160" w:type="dxa"/>
             </w:tcMar>
           </w:tcPr>
           <w:p>
             <w:pPr>
-              <w:spacing w:before="0" w:after="0"/>
+              <w:spacing w:after="0"/>
             </w:pPr>
             <w:r>
               <w:rPr>
-                <w:rFonts w:ascii="Times New Roman" w:hAnsi="Times New Roman"/>
                 <w:sz w:val="21"/>
               </w:rPr>
               <w:t>Profile info and change password work without regression</w:t>
@@ -4713,22 +4237,21 @@
         </w:tc>
         <w:tc>
           <w:tcPr>
-            <w:tcW w:type="dxa" w:w="2592"/>
-            <w:shd w:fill="FAFAFA"/>
+            <w:tcW w:w="2592" w:type="dxa"/>
+            <w:shd w:val="clear" w:color="auto" w:fill="FAFAFA"/>
             <w:tcMar>
               <w:top w:w="100" w:type="dxa"/>
+              <w:left w:w="160" w:type="dxa"/>
               <w:bottom w:w="100" w:type="dxa"/>
-              <w:left w:w="160" w:type="dxa"/>
               <w:right w:w="160" w:type="dxa"/>
             </w:tcMar>
           </w:tcPr>
           <w:p>
             <w:pPr>
-              <w:spacing w:before="0" w:after="0"/>
+              <w:spacing w:after="0"/>
             </w:pPr>
             <w:r>
               <w:rPr>
-                <w:rFonts w:ascii="Times New Roman" w:hAnsi="Times New Roman"/>
                 <w:sz w:val="21"/>
               </w:rPr>
               <w:t>Profile loads correctly; change password unaffected</w:t>
@@ -4737,22 +4260,21 @@
         </w:tc>
         <w:tc>
           <w:tcPr>
-            <w:tcW w:type="dxa" w:w="720"/>
-            <w:shd w:fill="FAFAFA"/>
+            <w:tcW w:w="720" w:type="dxa"/>
+            <w:shd w:val="clear" w:color="auto" w:fill="FAFAFA"/>
             <w:tcMar>
               <w:top w:w="100" w:type="dxa"/>
+              <w:left w:w="160" w:type="dxa"/>
               <w:bottom w:w="100" w:type="dxa"/>
-              <w:left w:w="160" w:type="dxa"/>
               <w:right w:w="160" w:type="dxa"/>
             </w:tcMar>
           </w:tcPr>
           <w:p>
             <w:pPr>
-              <w:spacing w:before="0" w:after="0"/>
+              <w:spacing w:after="0"/>
             </w:pPr>
             <w:r>
               <w:rPr>
-                <w:rFonts w:ascii="Times New Roman" w:hAnsi="Times New Roman"/>
                 <w:b/>
                 <w:sz w:val="21"/>
               </w:rPr>
@@ -4769,67 +4291,76 @@
     </w:p>
     <w:p>
       <w:pPr>
-        <w:spacing w:before="240" w:after="80" w:line="276" w:lineRule="auto"/>
-      </w:pPr>
-      <w:r>
         <w:rPr>
-          <w:rFonts w:ascii="Times New Roman" w:hAnsi="Times New Roman"/>
           <w:b/>
           <w:sz w:val="36"/>
         </w:rPr>
-        <w:t>3.3 Test Summary</w:t>
+      </w:pPr>
+      <w:r>
+        <w:rPr>
+          <w:b/>
+          <w:sz w:val="36"/>
+        </w:rPr>
+        <w:br w:type="page"/>
       </w:r>
     </w:p>
     <w:p>
       <w:pPr>
-        <w:spacing w:before="0" w:after="80" w:line="276" w:lineRule="auto"/>
+        <w:spacing w:before="240" w:after="80"/>
       </w:pPr>
       <w:r>
         <w:rPr>
-          <w:rFonts w:ascii="Times New Roman" w:hAnsi="Times New Roman"/>
-          <w:i w:val="0"/>
-          <w:sz w:val="24"/>
+          <w:b/>
+          <w:sz w:val="36"/>
         </w:rPr>
+        <w:lastRenderedPageBreak/>
+        <w:t>3.3 Test Summary</w:t>
+      </w:r>
+    </w:p>
+    <w:p>
+      <w:pPr>
+        <w:spacing w:after="80"/>
+      </w:pPr>
+      <w:r>
         <w:t>Overall Test Result: Pass</w:t>
       </w:r>
     </w:p>
     <w:tbl>
       <w:tblPr>
-        <w:tblW w:type="auto" w:w="0"/>
+        <w:tblW w:w="0" w:type="auto"/>
         <w:jc w:val="center"/>
-        <w:tblLook w:firstColumn="1" w:firstRow="1" w:lastColumn="0" w:lastRow="0" w:noHBand="0" w:noVBand="1" w:val="04A0"/>
         <w:tblBorders>
           <w:top w:val="single" w:sz="4" w:space="0" w:color="CCCCCC"/>
           <w:bottom w:val="single" w:sz="4" w:space="0" w:color="CCCCCC"/>
-          <w:left w:val="none"/>
-          <w:right w:val="none"/>
           <w:insideH w:val="single" w:sz="4" w:space="0" w:color="CCCCCC"/>
-          <w:insideV w:val="none"/>
         </w:tblBorders>
+        <w:tblLook w:val="04A0" w:firstRow="1" w:lastRow="0" w:firstColumn="1" w:lastColumn="0" w:noHBand="0" w:noVBand="1"/>
       </w:tblPr>
       <w:tblGrid>
-        <w:gridCol w:w="4703"/>
-        <w:gridCol w:w="4703"/>
+        <w:gridCol w:w="4608"/>
+        <w:gridCol w:w="4752"/>
       </w:tblGrid>
       <w:tr>
+        <w:trPr>
+          <w:jc w:val="center"/>
+        </w:trPr>
         <w:tc>
           <w:tcPr>
-            <w:tcW w:type="dxa" w:w="4608"/>
-            <w:shd w:fill="F3F4F6"/>
+            <w:tcW w:w="4608" w:type="dxa"/>
+            <w:shd w:val="clear" w:color="auto" w:fill="F3F4F6"/>
             <w:tcMar>
               <w:top w:w="120" w:type="dxa"/>
+              <w:left w:w="160" w:type="dxa"/>
               <w:bottom w:w="120" w:type="dxa"/>
-              <w:left w:w="160" w:type="dxa"/>
               <w:right w:w="160" w:type="dxa"/>
             </w:tcMar>
           </w:tcPr>
           <w:p>
             <w:pPr>
-              <w:spacing w:before="0" w:after="0"/>
+              <w:spacing w:after="0"/>
             </w:pPr>
             <w:r>
               <w:rPr>
-                <w:rFonts w:ascii="Times New Roman" w:hAnsi="Times New Roman"/>
                 <w:b/>
                 <w:sz w:val="21"/>
               </w:rPr>
@@ -4839,22 +4370,21 @@
         </w:tc>
         <w:tc>
           <w:tcPr>
-            <w:tcW w:type="dxa" w:w="4752"/>
-            <w:shd w:fill="F3F4F6"/>
+            <w:tcW w:w="4752" w:type="dxa"/>
+            <w:shd w:val="clear" w:color="auto" w:fill="F3F4F6"/>
             <w:tcMar>
               <w:top w:w="120" w:type="dxa"/>
+              <w:left w:w="160" w:type="dxa"/>
               <w:bottom w:w="120" w:type="dxa"/>
-              <w:left w:w="160" w:type="dxa"/>
               <w:right w:w="160" w:type="dxa"/>
             </w:tcMar>
           </w:tcPr>
           <w:p>
             <w:pPr>
-              <w:spacing w:before="0" w:after="0"/>
+              <w:spacing w:after="0"/>
             </w:pPr>
             <w:r>
               <w:rPr>
-                <w:rFonts w:ascii="Times New Roman" w:hAnsi="Times New Roman"/>
                 <w:b/>
                 <w:sz w:val="21"/>
               </w:rPr>
@@ -4864,24 +4394,26 @@
         </w:tc>
       </w:tr>
       <w:tr>
+        <w:trPr>
+          <w:jc w:val="center"/>
+        </w:trPr>
         <w:tc>
           <w:tcPr>
-            <w:tcW w:type="dxa" w:w="4608"/>
-            <w:shd w:fill="FFFFFF"/>
+            <w:tcW w:w="4608" w:type="dxa"/>
+            <w:shd w:val="clear" w:color="auto" w:fill="FFFFFF"/>
             <w:tcMar>
               <w:top w:w="100" w:type="dxa"/>
+              <w:left w:w="160" w:type="dxa"/>
               <w:bottom w:w="100" w:type="dxa"/>
-              <w:left w:w="160" w:type="dxa"/>
               <w:right w:w="160" w:type="dxa"/>
             </w:tcMar>
           </w:tcPr>
           <w:p>
             <w:pPr>
-              <w:spacing w:before="0" w:after="0"/>
+              <w:spacing w:after="0"/>
             </w:pPr>
             <w:r>
               <w:rPr>
-                <w:rFonts w:ascii="Times New Roman" w:hAnsi="Times New Roman"/>
                 <w:sz w:val="21"/>
               </w:rPr>
               <w:t>Total Test Cases</w:t>
@@ -4890,22 +4422,21 @@
         </w:tc>
         <w:tc>
           <w:tcPr>
-            <w:tcW w:type="dxa" w:w="4752"/>
-            <w:shd w:fill="FFFFFF"/>
+            <w:tcW w:w="4752" w:type="dxa"/>
+            <w:shd w:val="clear" w:color="auto" w:fill="FFFFFF"/>
             <w:tcMar>
               <w:top w:w="100" w:type="dxa"/>
+              <w:left w:w="160" w:type="dxa"/>
               <w:bottom w:w="100" w:type="dxa"/>
-              <w:left w:w="160" w:type="dxa"/>
               <w:right w:w="160" w:type="dxa"/>
             </w:tcMar>
           </w:tcPr>
           <w:p>
             <w:pPr>
-              <w:spacing w:before="0" w:after="0"/>
+              <w:spacing w:after="0"/>
             </w:pPr>
             <w:r>
               <w:rPr>
-                <w:rFonts w:ascii="Times New Roman" w:hAnsi="Times New Roman"/>
                 <w:sz w:val="21"/>
               </w:rPr>
               <w:t>12</w:t>
@@ -4914,24 +4445,26 @@
         </w:tc>
       </w:tr>
       <w:tr>
+        <w:trPr>
+          <w:jc w:val="center"/>
+        </w:trPr>
         <w:tc>
           <w:tcPr>
-            <w:tcW w:type="dxa" w:w="4608"/>
-            <w:shd w:fill="FAFAFA"/>
+            <w:tcW w:w="4608" w:type="dxa"/>
+            <w:shd w:val="clear" w:color="auto" w:fill="FAFAFA"/>
             <w:tcMar>
               <w:top w:w="100" w:type="dxa"/>
+              <w:left w:w="160" w:type="dxa"/>
               <w:bottom w:w="100" w:type="dxa"/>
-              <w:left w:w="160" w:type="dxa"/>
               <w:right w:w="160" w:type="dxa"/>
             </w:tcMar>
           </w:tcPr>
           <w:p>
             <w:pPr>
-              <w:spacing w:before="0" w:after="0"/>
+              <w:spacing w:after="0"/>
             </w:pPr>
             <w:r>
               <w:rPr>
-                <w:rFonts w:ascii="Times New Roman" w:hAnsi="Times New Roman"/>
                 <w:sz w:val="21"/>
               </w:rPr>
               <w:t>Passed</w:t>
@@ -4940,22 +4473,21 @@
         </w:tc>
         <w:tc>
           <w:tcPr>
-            <w:tcW w:type="dxa" w:w="4752"/>
-            <w:shd w:fill="FAFAFA"/>
+            <w:tcW w:w="4752" w:type="dxa"/>
+            <w:shd w:val="clear" w:color="auto" w:fill="FAFAFA"/>
             <w:tcMar>
               <w:top w:w="100" w:type="dxa"/>
+              <w:left w:w="160" w:type="dxa"/>
               <w:bottom w:w="100" w:type="dxa"/>
-              <w:left w:w="160" w:type="dxa"/>
               <w:right w:w="160" w:type="dxa"/>
             </w:tcMar>
           </w:tcPr>
           <w:p>
             <w:pPr>
-              <w:spacing w:before="0" w:after="0"/>
+              <w:spacing w:after="0"/>
             </w:pPr>
             <w:r>
               <w:rPr>
-                <w:rFonts w:ascii="Times New Roman" w:hAnsi="Times New Roman"/>
                 <w:sz w:val="21"/>
               </w:rPr>
               <w:t>12</w:t>
@@ -4964,24 +4496,26 @@
         </w:tc>
       </w:tr>
       <w:tr>
+        <w:trPr>
+          <w:jc w:val="center"/>
+        </w:trPr>
         <w:tc>
           <w:tcPr>
-            <w:tcW w:type="dxa" w:w="4608"/>
-            <w:shd w:fill="FFFFFF"/>
+            <w:tcW w:w="4608" w:type="dxa"/>
+            <w:shd w:val="clear" w:color="auto" w:fill="FFFFFF"/>
             <w:tcMar>
               <w:top w:w="100" w:type="dxa"/>
+              <w:left w:w="160" w:type="dxa"/>
               <w:bottom w:w="100" w:type="dxa"/>
-              <w:left w:w="160" w:type="dxa"/>
               <w:right w:w="160" w:type="dxa"/>
             </w:tcMar>
           </w:tcPr>
           <w:p>
             <w:pPr>
-              <w:spacing w:before="0" w:after="0"/>
+              <w:spacing w:after="0"/>
             </w:pPr>
             <w:r>
               <w:rPr>
-                <w:rFonts w:ascii="Times New Roman" w:hAnsi="Times New Roman"/>
                 <w:sz w:val="21"/>
               </w:rPr>
               <w:t>Failed</w:t>
@@ -4990,22 +4524,21 @@
         </w:tc>
         <w:tc>
           <w:tcPr>
-            <w:tcW w:type="dxa" w:w="4752"/>
-            <w:shd w:fill="FFFFFF"/>
+            <w:tcW w:w="4752" w:type="dxa"/>
+            <w:shd w:val="clear" w:color="auto" w:fill="FFFFFF"/>
             <w:tcMar>
               <w:top w:w="100" w:type="dxa"/>
+              <w:left w:w="160" w:type="dxa"/>
               <w:bottom w:w="100" w:type="dxa"/>
-              <w:left w:w="160" w:type="dxa"/>
               <w:right w:w="160" w:type="dxa"/>
             </w:tcMar>
           </w:tcPr>
           <w:p>
             <w:pPr>
-              <w:spacing w:before="0" w:after="0"/>
+              <w:spacing w:after="0"/>
             </w:pPr>
             <w:r>
               <w:rPr>
-                <w:rFonts w:ascii="Times New Roman" w:hAnsi="Times New Roman"/>
                 <w:sz w:val="21"/>
               </w:rPr>
               <w:t>0</w:t>
@@ -5014,24 +4547,26 @@
         </w:tc>
       </w:tr>
       <w:tr>
+        <w:trPr>
+          <w:jc w:val="center"/>
+        </w:trPr>
         <w:tc>
           <w:tcPr>
-            <w:tcW w:type="dxa" w:w="4608"/>
-            <w:shd w:fill="FAFAFA"/>
+            <w:tcW w:w="4608" w:type="dxa"/>
+            <w:shd w:val="clear" w:color="auto" w:fill="FAFAFA"/>
             <w:tcMar>
               <w:top w:w="100" w:type="dxa"/>
+              <w:left w:w="160" w:type="dxa"/>
               <w:bottom w:w="100" w:type="dxa"/>
-              <w:left w:w="160" w:type="dxa"/>
               <w:right w:w="160" w:type="dxa"/>
             </w:tcMar>
           </w:tcPr>
           <w:p>
             <w:pPr>
-              <w:spacing w:before="0" w:after="0"/>
+              <w:spacing w:after="0"/>
             </w:pPr>
             <w:r>
               <w:rPr>
-                <w:rFonts w:ascii="Times New Roman" w:hAnsi="Times New Roman"/>
                 <w:sz w:val="21"/>
               </w:rPr>
               <w:t>Pass Rate</w:t>
@@ -5040,22 +4575,21 @@
         </w:tc>
         <w:tc>
           <w:tcPr>
-            <w:tcW w:type="dxa" w:w="4752"/>
-            <w:shd w:fill="FAFAFA"/>
+            <w:tcW w:w="4752" w:type="dxa"/>
+            <w:shd w:val="clear" w:color="auto" w:fill="FAFAFA"/>
             <w:tcMar>
               <w:top w:w="100" w:type="dxa"/>
+              <w:left w:w="160" w:type="dxa"/>
               <w:bottom w:w="100" w:type="dxa"/>
-              <w:left w:w="160" w:type="dxa"/>
               <w:right w:w="160" w:type="dxa"/>
             </w:tcMar>
           </w:tcPr>
           <w:p>
             <w:pPr>
-              <w:spacing w:before="0" w:after="0"/>
+              <w:spacing w:after="0"/>
             </w:pPr>
             <w:r>
               <w:rPr>
-                <w:rFonts w:ascii="Times New Roman" w:hAnsi="Times New Roman"/>
                 <w:sz w:val="21"/>
               </w:rPr>
               <w:t>100%</w:t>
@@ -5071,11 +4605,10 @@
     </w:p>
     <w:p>
       <w:pPr>
-        <w:spacing w:before="320" w:after="120" w:line="276" w:lineRule="auto"/>
+        <w:spacing w:before="320" w:after="120"/>
       </w:pPr>
       <w:r>
         <w:rPr>
-          <w:rFonts w:ascii="Times New Roman" w:hAnsi="Times New Roman"/>
           <w:b/>
           <w:sz w:val="48"/>
         </w:rPr>
@@ -5084,43 +4617,42 @@
     </w:p>
     <w:tbl>
       <w:tblPr>
-        <w:tblW w:type="auto" w:w="0"/>
+        <w:tblW w:w="0" w:type="auto"/>
         <w:jc w:val="center"/>
-        <w:tblLook w:firstColumn="1" w:firstRow="1" w:lastColumn="0" w:lastRow="0" w:noHBand="0" w:noVBand="1" w:val="04A0"/>
         <w:tblBorders>
           <w:top w:val="single" w:sz="4" w:space="0" w:color="CCCCCC"/>
           <w:bottom w:val="single" w:sz="4" w:space="0" w:color="CCCCCC"/>
-          <w:left w:val="none"/>
-          <w:right w:val="none"/>
           <w:insideH w:val="single" w:sz="4" w:space="0" w:color="CCCCCC"/>
-          <w:insideV w:val="none"/>
         </w:tblBorders>
+        <w:tblLook w:val="04A0" w:firstRow="1" w:lastRow="0" w:firstColumn="1" w:lastColumn="0" w:noHBand="0" w:noVBand="1"/>
       </w:tblPr>
       <w:tblGrid>
-        <w:gridCol w:w="2351"/>
-        <w:gridCol w:w="2351"/>
-        <w:gridCol w:w="2351"/>
-        <w:gridCol w:w="2351"/>
+        <w:gridCol w:w="1152"/>
+        <w:gridCol w:w="3888"/>
+        <w:gridCol w:w="3168"/>
+        <w:gridCol w:w="1152"/>
       </w:tblGrid>
       <w:tr>
+        <w:trPr>
+          <w:jc w:val="center"/>
+        </w:trPr>
         <w:tc>
           <w:tcPr>
-            <w:tcW w:type="dxa" w:w="1152"/>
-            <w:shd w:fill="F3F4F6"/>
+            <w:tcW w:w="1152" w:type="dxa"/>
+            <w:shd w:val="clear" w:color="auto" w:fill="F3F4F6"/>
             <w:tcMar>
               <w:top w:w="120" w:type="dxa"/>
+              <w:left w:w="160" w:type="dxa"/>
               <w:bottom w:w="120" w:type="dxa"/>
-              <w:left w:w="160" w:type="dxa"/>
               <w:right w:w="160" w:type="dxa"/>
             </w:tcMar>
           </w:tcPr>
           <w:p>
             <w:pPr>
-              <w:spacing w:before="0" w:after="0"/>
+              <w:spacing w:after="0"/>
             </w:pPr>
             <w:r>
               <w:rPr>
-                <w:rFonts w:ascii="Times New Roman" w:hAnsi="Times New Roman"/>
                 <w:b/>
                 <w:sz w:val="21"/>
               </w:rPr>
@@ -5130,22 +4662,21 @@
         </w:tc>
         <w:tc>
           <w:tcPr>
-            <w:tcW w:type="dxa" w:w="3888"/>
-            <w:shd w:fill="F3F4F6"/>
+            <w:tcW w:w="3888" w:type="dxa"/>
+            <w:shd w:val="clear" w:color="auto" w:fill="F3F4F6"/>
             <w:tcMar>
               <w:top w:w="120" w:type="dxa"/>
+              <w:left w:w="160" w:type="dxa"/>
               <w:bottom w:w="120" w:type="dxa"/>
-              <w:left w:w="160" w:type="dxa"/>
               <w:right w:w="160" w:type="dxa"/>
             </w:tcMar>
           </w:tcPr>
           <w:p>
             <w:pPr>
-              <w:spacing w:before="0" w:after="0"/>
+              <w:spacing w:after="0"/>
             </w:pPr>
             <w:r>
               <w:rPr>
-                <w:rFonts w:ascii="Times New Roman" w:hAnsi="Times New Roman"/>
                 <w:b/>
                 <w:sz w:val="21"/>
               </w:rPr>
@@ -5155,22 +4686,21 @@
         </w:tc>
         <w:tc>
           <w:tcPr>
-            <w:tcW w:type="dxa" w:w="3168"/>
-            <w:shd w:fill="F3F4F6"/>
+            <w:tcW w:w="3168" w:type="dxa"/>
+            <w:shd w:val="clear" w:color="auto" w:fill="F3F4F6"/>
             <w:tcMar>
               <w:top w:w="120" w:type="dxa"/>
+              <w:left w:w="160" w:type="dxa"/>
               <w:bottom w:w="120" w:type="dxa"/>
-              <w:left w:w="160" w:type="dxa"/>
               <w:right w:w="160" w:type="dxa"/>
             </w:tcMar>
           </w:tcPr>
           <w:p>
             <w:pPr>
-              <w:spacing w:before="0" w:after="0"/>
+              <w:spacing w:after="0"/>
             </w:pPr>
             <w:r>
               <w:rPr>
-                <w:rFonts w:ascii="Times New Roman" w:hAnsi="Times New Roman"/>
                 <w:b/>
                 <w:sz w:val="21"/>
               </w:rPr>
@@ -5180,22 +4710,21 @@
         </w:tc>
         <w:tc>
           <w:tcPr>
-            <w:tcW w:type="dxa" w:w="1152"/>
-            <w:shd w:fill="F3F4F6"/>
+            <w:tcW w:w="1152" w:type="dxa"/>
+            <w:shd w:val="clear" w:color="auto" w:fill="F3F4F6"/>
             <w:tcMar>
               <w:top w:w="120" w:type="dxa"/>
+              <w:left w:w="160" w:type="dxa"/>
               <w:bottom w:w="120" w:type="dxa"/>
-              <w:left w:w="160" w:type="dxa"/>
               <w:right w:w="160" w:type="dxa"/>
             </w:tcMar>
           </w:tcPr>
           <w:p>
             <w:pPr>
-              <w:spacing w:before="0" w:after="0"/>
+              <w:spacing w:after="0"/>
             </w:pPr>
             <w:r>
               <w:rPr>
-                <w:rFonts w:ascii="Times New Roman" w:hAnsi="Times New Roman"/>
                 <w:b/>
                 <w:sz w:val="21"/>
               </w:rPr>
@@ -5205,24 +4734,26 @@
         </w:tc>
       </w:tr>
       <w:tr>
+        <w:trPr>
+          <w:jc w:val="center"/>
+        </w:trPr>
         <w:tc>
           <w:tcPr>
-            <w:tcW w:type="dxa" w:w="1152"/>
-            <w:shd w:fill="FFFFFF"/>
+            <w:tcW w:w="1152" w:type="dxa"/>
+            <w:shd w:val="clear" w:color="auto" w:fill="FFFFFF"/>
             <w:tcMar>
               <w:top w:w="100" w:type="dxa"/>
+              <w:left w:w="160" w:type="dxa"/>
               <w:bottom w:w="100" w:type="dxa"/>
-              <w:left w:w="160" w:type="dxa"/>
               <w:right w:w="160" w:type="dxa"/>
             </w:tcMar>
           </w:tcPr>
           <w:p>
             <w:pPr>
-              <w:spacing w:before="0" w:after="0"/>
+              <w:spacing w:after="0"/>
             </w:pPr>
             <w:r>
               <w:rPr>
-                <w:rFonts w:ascii="Times New Roman" w:hAnsi="Times New Roman"/>
                 <w:sz w:val="21"/>
               </w:rPr>
               <w:t>AC-001</w:t>
@@ -5231,22 +4762,21 @@
         </w:tc>
         <w:tc>
           <w:tcPr>
-            <w:tcW w:type="dxa" w:w="3888"/>
-            <w:shd w:fill="FFFFFF"/>
+            <w:tcW w:w="3888" w:type="dxa"/>
+            <w:shd w:val="clear" w:color="auto" w:fill="FFFFFF"/>
             <w:tcMar>
               <w:top w:w="100" w:type="dxa"/>
+              <w:left w:w="160" w:type="dxa"/>
               <w:bottom w:w="100" w:type="dxa"/>
-              <w:left w:w="160" w:type="dxa"/>
               <w:right w:w="160" w:type="dxa"/>
             </w:tcMar>
           </w:tcPr>
           <w:p>
             <w:pPr>
-              <w:spacing w:before="0" w:after="0"/>
+              <w:spacing w:after="0"/>
             </w:pPr>
             <w:r>
               <w:rPr>
-                <w:rFonts w:ascii="Times New Roman" w:hAnsi="Times New Roman"/>
                 <w:sz w:val="21"/>
               </w:rPr>
               <w:t>Available courses are displayed on the Student Dashboard.</w:t>
@@ -5255,22 +4785,21 @@
         </w:tc>
         <w:tc>
           <w:tcPr>
-            <w:tcW w:type="dxa" w:w="3168"/>
-            <w:shd w:fill="FFFFFF"/>
+            <w:tcW w:w="3168" w:type="dxa"/>
+            <w:shd w:val="clear" w:color="auto" w:fill="FFFFFF"/>
             <w:tcMar>
               <w:top w:w="100" w:type="dxa"/>
+              <w:left w:w="160" w:type="dxa"/>
               <w:bottom w:w="100" w:type="dxa"/>
-              <w:left w:w="160" w:type="dxa"/>
               <w:right w:w="160" w:type="dxa"/>
             </w:tcMar>
           </w:tcPr>
           <w:p>
             <w:pPr>
-              <w:spacing w:before="0" w:after="0"/>
+              <w:spacing w:after="0"/>
             </w:pPr>
             <w:r>
               <w:rPr>
-                <w:rFonts w:ascii="Times New Roman" w:hAnsi="Times New Roman"/>
                 <w:sz w:val="21"/>
               </w:rPr>
               <w:t>UI inspection &amp; API testing (TC-03, TC-11)</w:t>
@@ -5279,22 +4808,21 @@
         </w:tc>
         <w:tc>
           <w:tcPr>
-            <w:tcW w:type="dxa" w:w="1152"/>
-            <w:shd w:fill="FFFFFF"/>
+            <w:tcW w:w="1152" w:type="dxa"/>
+            <w:shd w:val="clear" w:color="auto" w:fill="FFFFFF"/>
             <w:tcMar>
               <w:top w:w="100" w:type="dxa"/>
+              <w:left w:w="160" w:type="dxa"/>
               <w:bottom w:w="100" w:type="dxa"/>
-              <w:left w:w="160" w:type="dxa"/>
               <w:right w:w="160" w:type="dxa"/>
             </w:tcMar>
           </w:tcPr>
           <w:p>
             <w:pPr>
-              <w:spacing w:before="0" w:after="0"/>
+              <w:spacing w:after="0"/>
             </w:pPr>
             <w:r>
               <w:rPr>
-                <w:rFonts w:ascii="Times New Roman" w:hAnsi="Times New Roman"/>
                 <w:b/>
                 <w:sz w:val="21"/>
               </w:rPr>
@@ -5304,24 +4832,26 @@
         </w:tc>
       </w:tr>
       <w:tr>
+        <w:trPr>
+          <w:jc w:val="center"/>
+        </w:trPr>
         <w:tc>
           <w:tcPr>
-            <w:tcW w:type="dxa" w:w="1152"/>
-            <w:shd w:fill="FAFAFA"/>
+            <w:tcW w:w="1152" w:type="dxa"/>
+            <w:shd w:val="clear" w:color="auto" w:fill="FAFAFA"/>
             <w:tcMar>
               <w:top w:w="100" w:type="dxa"/>
+              <w:left w:w="160" w:type="dxa"/>
               <w:bottom w:w="100" w:type="dxa"/>
-              <w:left w:w="160" w:type="dxa"/>
               <w:right w:w="160" w:type="dxa"/>
             </w:tcMar>
           </w:tcPr>
           <w:p>
             <w:pPr>
-              <w:spacing w:before="0" w:after="0"/>
+              <w:spacing w:after="0"/>
             </w:pPr>
             <w:r>
               <w:rPr>
-                <w:rFonts w:ascii="Times New Roman" w:hAnsi="Times New Roman"/>
                 <w:sz w:val="21"/>
               </w:rPr>
               <w:t>AC-002</w:t>
@@ -5330,22 +4860,21 @@
         </w:tc>
         <w:tc>
           <w:tcPr>
-            <w:tcW w:type="dxa" w:w="3888"/>
-            <w:shd w:fill="FAFAFA"/>
+            <w:tcW w:w="3888" w:type="dxa"/>
+            <w:shd w:val="clear" w:color="auto" w:fill="FAFAFA"/>
             <w:tcMar>
               <w:top w:w="100" w:type="dxa"/>
+              <w:left w:w="160" w:type="dxa"/>
               <w:bottom w:w="100" w:type="dxa"/>
-              <w:left w:w="160" w:type="dxa"/>
               <w:right w:w="160" w:type="dxa"/>
             </w:tcMar>
           </w:tcPr>
           <w:p>
             <w:pPr>
-              <w:spacing w:before="0" w:after="0"/>
+              <w:spacing w:after="0"/>
             </w:pPr>
             <w:r>
               <w:rPr>
-                <w:rFonts w:ascii="Times New Roman" w:hAnsi="Times New Roman"/>
                 <w:sz w:val="21"/>
               </w:rPr>
               <w:t>Students can view the relevant details of available courses.</w:t>
@@ -5354,22 +4883,21 @@
         </w:tc>
         <w:tc>
           <w:tcPr>
-            <w:tcW w:type="dxa" w:w="3168"/>
-            <w:shd w:fill="FAFAFA"/>
+            <w:tcW w:w="3168" w:type="dxa"/>
+            <w:shd w:val="clear" w:color="auto" w:fill="FAFAFA"/>
             <w:tcMar>
               <w:top w:w="100" w:type="dxa"/>
+              <w:left w:w="160" w:type="dxa"/>
               <w:bottom w:w="100" w:type="dxa"/>
-              <w:left w:w="160" w:type="dxa"/>
               <w:right w:w="160" w:type="dxa"/>
             </w:tcMar>
           </w:tcPr>
           <w:p>
             <w:pPr>
-              <w:spacing w:before="0" w:after="0"/>
+              <w:spacing w:after="0"/>
             </w:pPr>
             <w:r>
               <w:rPr>
-                <w:rFonts w:ascii="Times New Roman" w:hAnsi="Times New Roman"/>
                 <w:sz w:val="21"/>
               </w:rPr>
               <w:t>UI verification of title, category, level, duration, price (TC-04)</w:t>
@@ -5378,22 +4906,21 @@
         </w:tc>
         <w:tc>
           <w:tcPr>
-            <w:tcW w:type="dxa" w:w="1152"/>
-            <w:shd w:fill="FAFAFA"/>
+            <w:tcW w:w="1152" w:type="dxa"/>
+            <w:shd w:val="clear" w:color="auto" w:fill="FAFAFA"/>
             <w:tcMar>
               <w:top w:w="100" w:type="dxa"/>
+              <w:left w:w="160" w:type="dxa"/>
               <w:bottom w:w="100" w:type="dxa"/>
-              <w:left w:w="160" w:type="dxa"/>
               <w:right w:w="160" w:type="dxa"/>
             </w:tcMar>
           </w:tcPr>
           <w:p>
             <w:pPr>
-              <w:spacing w:before="0" w:after="0"/>
+              <w:spacing w:after="0"/>
             </w:pPr>
             <w:r>
               <w:rPr>
-                <w:rFonts w:ascii="Times New Roman" w:hAnsi="Times New Roman"/>
                 <w:b/>
                 <w:sz w:val="21"/>
               </w:rPr>
@@ -5403,24 +4930,26 @@
         </w:tc>
       </w:tr>
       <w:tr>
+        <w:trPr>
+          <w:jc w:val="center"/>
+        </w:trPr>
         <w:tc>
           <w:tcPr>
-            <w:tcW w:type="dxa" w:w="1152"/>
-            <w:shd w:fill="FFFFFF"/>
+            <w:tcW w:w="1152" w:type="dxa"/>
+            <w:shd w:val="clear" w:color="auto" w:fill="FFFFFF"/>
             <w:tcMar>
               <w:top w:w="100" w:type="dxa"/>
+              <w:left w:w="160" w:type="dxa"/>
               <w:bottom w:w="100" w:type="dxa"/>
-              <w:left w:w="160" w:type="dxa"/>
               <w:right w:w="160" w:type="dxa"/>
             </w:tcMar>
           </w:tcPr>
           <w:p>
             <w:pPr>
-              <w:spacing w:before="0" w:after="0"/>
+              <w:spacing w:after="0"/>
             </w:pPr>
             <w:r>
               <w:rPr>
-                <w:rFonts w:ascii="Times New Roman" w:hAnsi="Times New Roman"/>
                 <w:sz w:val="21"/>
               </w:rPr>
               <w:t>AC-003</w:t>
@@ -5429,22 +4958,21 @@
         </w:tc>
         <w:tc>
           <w:tcPr>
-            <w:tcW w:type="dxa" w:w="3888"/>
-            <w:shd w:fill="FFFFFF"/>
+            <w:tcW w:w="3888" w:type="dxa"/>
+            <w:shd w:val="clear" w:color="auto" w:fill="FFFFFF"/>
             <w:tcMar>
               <w:top w:w="100" w:type="dxa"/>
+              <w:left w:w="160" w:type="dxa"/>
               <w:bottom w:w="100" w:type="dxa"/>
-              <w:left w:w="160" w:type="dxa"/>
               <w:right w:w="160" w:type="dxa"/>
             </w:tcMar>
           </w:tcPr>
           <w:p>
             <w:pPr>
-              <w:spacing w:before="0" w:after="0"/>
+              <w:spacing w:after="0"/>
             </w:pPr>
             <w:r>
               <w:rPr>
-                <w:rFonts w:ascii="Times New Roman" w:hAnsi="Times New Roman"/>
                 <w:sz w:val="21"/>
               </w:rPr>
               <w:t>An authenticated student can enroll in a selected course.</w:t>
@@ -5453,22 +4981,21 @@
         </w:tc>
         <w:tc>
           <w:tcPr>
-            <w:tcW w:type="dxa" w:w="3168"/>
-            <w:shd w:fill="FFFFFF"/>
+            <w:tcW w:w="3168" w:type="dxa"/>
+            <w:shd w:val="clear" w:color="auto" w:fill="FFFFFF"/>
             <w:tcMar>
               <w:top w:w="100" w:type="dxa"/>
+              <w:left w:w="160" w:type="dxa"/>
               <w:bottom w:w="100" w:type="dxa"/>
-              <w:left w:w="160" w:type="dxa"/>
               <w:right w:w="160" w:type="dxa"/>
             </w:tcMar>
           </w:tcPr>
           <w:p>
             <w:pPr>
-              <w:spacing w:before="0" w:after="0"/>
+              <w:spacing w:after="0"/>
             </w:pPr>
             <w:r>
               <w:rPr>
-                <w:rFonts w:ascii="Times New Roman" w:hAnsi="Times New Roman"/>
                 <w:sz w:val="21"/>
               </w:rPr>
               <w:t>Functional testing &amp; API execution (TC-09, Evidence 02)</w:t>
@@ -5477,22 +5004,21 @@
         </w:tc>
         <w:tc>
           <w:tcPr>
-            <w:tcW w:type="dxa" w:w="1152"/>
-            <w:shd w:fill="FFFFFF"/>
+            <w:tcW w:w="1152" w:type="dxa"/>
+            <w:shd w:val="clear" w:color="auto" w:fill="FFFFFF"/>
             <w:tcMar>
               <w:top w:w="100" w:type="dxa"/>
+              <w:left w:w="160" w:type="dxa"/>
               <w:bottom w:w="100" w:type="dxa"/>
-              <w:left w:w="160" w:type="dxa"/>
               <w:right w:w="160" w:type="dxa"/>
             </w:tcMar>
           </w:tcPr>
           <w:p>
             <w:pPr>
-              <w:spacing w:before="0" w:after="0"/>
+              <w:spacing w:after="0"/>
             </w:pPr>
             <w:r>
               <w:rPr>
-                <w:rFonts w:ascii="Times New Roman" w:hAnsi="Times New Roman"/>
                 <w:b/>
                 <w:sz w:val="21"/>
               </w:rPr>
@@ -5502,24 +5028,26 @@
         </w:tc>
       </w:tr>
       <w:tr>
+        <w:trPr>
+          <w:jc w:val="center"/>
+        </w:trPr>
         <w:tc>
           <w:tcPr>
-            <w:tcW w:type="dxa" w:w="1152"/>
-            <w:shd w:fill="FAFAFA"/>
+            <w:tcW w:w="1152" w:type="dxa"/>
+            <w:shd w:val="clear" w:color="auto" w:fill="FAFAFA"/>
             <w:tcMar>
               <w:top w:w="100" w:type="dxa"/>
+              <w:left w:w="160" w:type="dxa"/>
               <w:bottom w:w="100" w:type="dxa"/>
-              <w:left w:w="160" w:type="dxa"/>
               <w:right w:w="160" w:type="dxa"/>
             </w:tcMar>
           </w:tcPr>
           <w:p>
             <w:pPr>
-              <w:spacing w:before="0" w:after="0"/>
+              <w:spacing w:after="0"/>
             </w:pPr>
             <w:r>
               <w:rPr>
-                <w:rFonts w:ascii="Times New Roman" w:hAnsi="Times New Roman"/>
                 <w:sz w:val="21"/>
               </w:rPr>
               <w:t>AC-004</w:t>
@@ -5528,22 +5056,21 @@
         </w:tc>
         <w:tc>
           <w:tcPr>
-            <w:tcW w:type="dxa" w:w="3888"/>
-            <w:shd w:fill="FAFAFA"/>
+            <w:tcW w:w="3888" w:type="dxa"/>
+            <w:shd w:val="clear" w:color="auto" w:fill="FAFAFA"/>
             <w:tcMar>
               <w:top w:w="100" w:type="dxa"/>
+              <w:left w:w="160" w:type="dxa"/>
               <w:bottom w:w="100" w:type="dxa"/>
-              <w:left w:w="160" w:type="dxa"/>
               <w:right w:w="160" w:type="dxa"/>
             </w:tcMar>
           </w:tcPr>
           <w:p>
             <w:pPr>
-              <w:spacing w:before="0" w:after="0"/>
+              <w:spacing w:after="0"/>
             </w:pPr>
             <w:r>
               <w:rPr>
-                <w:rFonts w:ascii="Times New Roman" w:hAnsi="Times New Roman"/>
                 <w:sz w:val="21"/>
               </w:rPr>
               <w:t>Successful enrollment displays an appropriate confirmation message.</w:t>
@@ -5552,22 +5079,21 @@
         </w:tc>
         <w:tc>
           <w:tcPr>
-            <w:tcW w:type="dxa" w:w="3168"/>
-            <w:shd w:fill="FAFAFA"/>
+            <w:tcW w:w="3168" w:type="dxa"/>
+            <w:shd w:val="clear" w:color="auto" w:fill="FAFAFA"/>
             <w:tcMar>
               <w:top w:w="100" w:type="dxa"/>
+              <w:left w:w="160" w:type="dxa"/>
               <w:bottom w:w="100" w:type="dxa"/>
-              <w:left w:w="160" w:type="dxa"/>
               <w:right w:w="160" w:type="dxa"/>
             </w:tcMar>
           </w:tcPr>
           <w:p>
             <w:pPr>
-              <w:spacing w:before="0" w:after="0"/>
+              <w:spacing w:after="0"/>
             </w:pPr>
             <w:r>
               <w:rPr>
-                <w:rFonts w:ascii="Times New Roman" w:hAnsi="Times New Roman"/>
                 <w:sz w:val="21"/>
               </w:rPr>
               <w:t>UI &amp; frontend notification verification (TC-09, Evidence 02)</w:t>
@@ -5576,22 +5102,21 @@
         </w:tc>
         <w:tc>
           <w:tcPr>
-            <w:tcW w:type="dxa" w:w="1152"/>
-            <w:shd w:fill="FAFAFA"/>
+            <w:tcW w:w="1152" w:type="dxa"/>
+            <w:shd w:val="clear" w:color="auto" w:fill="FAFAFA"/>
             <w:tcMar>
               <w:top w:w="100" w:type="dxa"/>
+              <w:left w:w="160" w:type="dxa"/>
               <w:bottom w:w="100" w:type="dxa"/>
-              <w:left w:w="160" w:type="dxa"/>
               <w:right w:w="160" w:type="dxa"/>
             </w:tcMar>
           </w:tcPr>
           <w:p>
             <w:pPr>
-              <w:spacing w:before="0" w:after="0"/>
+              <w:spacing w:after="0"/>
             </w:pPr>
             <w:r>
               <w:rPr>
-                <w:rFonts w:ascii="Times New Roman" w:hAnsi="Times New Roman"/>
                 <w:b/>
                 <w:sz w:val="21"/>
               </w:rPr>
@@ -5601,24 +5126,26 @@
         </w:tc>
       </w:tr>
       <w:tr>
+        <w:trPr>
+          <w:jc w:val="center"/>
+        </w:trPr>
         <w:tc>
           <w:tcPr>
-            <w:tcW w:type="dxa" w:w="1152"/>
-            <w:shd w:fill="FFFFFF"/>
+            <w:tcW w:w="1152" w:type="dxa"/>
+            <w:shd w:val="clear" w:color="auto" w:fill="FFFFFF"/>
             <w:tcMar>
               <w:top w:w="100" w:type="dxa"/>
+              <w:left w:w="160" w:type="dxa"/>
               <w:bottom w:w="100" w:type="dxa"/>
-              <w:left w:w="160" w:type="dxa"/>
               <w:right w:w="160" w:type="dxa"/>
             </w:tcMar>
           </w:tcPr>
           <w:p>
             <w:pPr>
-              <w:spacing w:before="0" w:after="0"/>
+              <w:spacing w:after="0"/>
             </w:pPr>
             <w:r>
               <w:rPr>
-                <w:rFonts w:ascii="Times New Roman" w:hAnsi="Times New Roman"/>
                 <w:sz w:val="21"/>
               </w:rPr>
               <w:t>AC-005</w:t>
@@ -5627,22 +5154,21 @@
         </w:tc>
         <w:tc>
           <w:tcPr>
-            <w:tcW w:type="dxa" w:w="3888"/>
-            <w:shd w:fill="FFFFFF"/>
+            <w:tcW w:w="3888" w:type="dxa"/>
+            <w:shd w:val="clear" w:color="auto" w:fill="FFFFFF"/>
             <w:tcMar>
               <w:top w:w="100" w:type="dxa"/>
+              <w:left w:w="160" w:type="dxa"/>
               <w:bottom w:w="100" w:type="dxa"/>
-              <w:left w:w="160" w:type="dxa"/>
               <w:right w:w="160" w:type="dxa"/>
             </w:tcMar>
           </w:tcPr>
           <w:p>
             <w:pPr>
-              <w:spacing w:before="0" w:after="0"/>
+              <w:spacing w:after="0"/>
             </w:pPr>
             <w:r>
               <w:rPr>
-                <w:rFonts w:ascii="Times New Roman" w:hAnsi="Times New Roman"/>
                 <w:sz w:val="21"/>
               </w:rPr>
               <w:t>Failed enrollment attempts display an appropriate error message.</w:t>
@@ -5651,22 +5177,21 @@
         </w:tc>
         <w:tc>
           <w:tcPr>
-            <w:tcW w:type="dxa" w:w="3168"/>
-            <w:shd w:fill="FFFFFF"/>
+            <w:tcW w:w="3168" w:type="dxa"/>
+            <w:shd w:val="clear" w:color="auto" w:fill="FFFFFF"/>
             <w:tcMar>
               <w:top w:w="100" w:type="dxa"/>
+              <w:left w:w="160" w:type="dxa"/>
               <w:bottom w:w="100" w:type="dxa"/>
-              <w:left w:w="160" w:type="dxa"/>
               <w:right w:w="160" w:type="dxa"/>
             </w:tcMar>
           </w:tcPr>
           <w:p>
             <w:pPr>
-              <w:spacing w:before="0" w:after="0"/>
+              <w:spacing w:after="0"/>
             </w:pPr>
             <w:r>
               <w:rPr>
-                <w:rFonts w:ascii="Times New Roman" w:hAnsi="Times New Roman"/>
                 <w:sz w:val="21"/>
               </w:rPr>
               <w:t>Negative testing of duplicate/invalid course IDs (TC-07, TC-08, TC-10)</w:t>
@@ -5675,22 +5200,21 @@
         </w:tc>
         <w:tc>
           <w:tcPr>
-            <w:tcW w:type="dxa" w:w="1152"/>
-            <w:shd w:fill="FFFFFF"/>
+            <w:tcW w:w="1152" w:type="dxa"/>
+            <w:shd w:val="clear" w:color="auto" w:fill="FFFFFF"/>
             <w:tcMar>
               <w:top w:w="100" w:type="dxa"/>
+              <w:left w:w="160" w:type="dxa"/>
               <w:bottom w:w="100" w:type="dxa"/>
-              <w:left w:w="160" w:type="dxa"/>
               <w:right w:w="160" w:type="dxa"/>
             </w:tcMar>
           </w:tcPr>
           <w:p>
             <w:pPr>
-              <w:spacing w:before="0" w:after="0"/>
+              <w:spacing w:after="0"/>
             </w:pPr>
             <w:r>
               <w:rPr>
-                <w:rFonts w:ascii="Times New Roman" w:hAnsi="Times New Roman"/>
                 <w:b/>
                 <w:sz w:val="21"/>
               </w:rPr>
@@ -5700,24 +5224,26 @@
         </w:tc>
       </w:tr>
       <w:tr>
+        <w:trPr>
+          <w:jc w:val="center"/>
+        </w:trPr>
         <w:tc>
           <w:tcPr>
-            <w:tcW w:type="dxa" w:w="1152"/>
-            <w:shd w:fill="FAFAFA"/>
+            <w:tcW w:w="1152" w:type="dxa"/>
+            <w:shd w:val="clear" w:color="auto" w:fill="FAFAFA"/>
             <w:tcMar>
               <w:top w:w="100" w:type="dxa"/>
+              <w:left w:w="160" w:type="dxa"/>
               <w:bottom w:w="100" w:type="dxa"/>
-              <w:left w:w="160" w:type="dxa"/>
               <w:right w:w="160" w:type="dxa"/>
             </w:tcMar>
           </w:tcPr>
           <w:p>
             <w:pPr>
-              <w:spacing w:before="0" w:after="0"/>
+              <w:spacing w:after="0"/>
             </w:pPr>
             <w:r>
               <w:rPr>
-                <w:rFonts w:ascii="Times New Roman" w:hAnsi="Times New Roman"/>
                 <w:sz w:val="21"/>
               </w:rPr>
               <w:t>AC-006</w:t>
@@ -5726,22 +5252,21 @@
         </w:tc>
         <w:tc>
           <w:tcPr>
-            <w:tcW w:type="dxa" w:w="3888"/>
-            <w:shd w:fill="FAFAFA"/>
+            <w:tcW w:w="3888" w:type="dxa"/>
+            <w:shd w:val="clear" w:color="auto" w:fill="FAFAFA"/>
             <w:tcMar>
               <w:top w:w="100" w:type="dxa"/>
+              <w:left w:w="160" w:type="dxa"/>
               <w:bottom w:w="100" w:type="dxa"/>
-              <w:left w:w="160" w:type="dxa"/>
               <w:right w:w="160" w:type="dxa"/>
             </w:tcMar>
           </w:tcPr>
           <w:p>
             <w:pPr>
-              <w:spacing w:before="0" w:after="0"/>
+              <w:spacing w:after="0"/>
             </w:pPr>
             <w:r>
               <w:rPr>
-                <w:rFonts w:ascii="Times New Roman" w:hAnsi="Times New Roman"/>
                 <w:sz w:val="21"/>
               </w:rPr>
               <w:t>Existing student profile, authentication, and authorization continue to work correctly.</w:t>
@@ -5750,22 +5275,21 @@
         </w:tc>
         <w:tc>
           <w:tcPr>
-            <w:tcW w:type="dxa" w:w="3168"/>
-            <w:shd w:fill="FAFAFA"/>
+            <w:tcW w:w="3168" w:type="dxa"/>
+            <w:shd w:val="clear" w:color="auto" w:fill="FAFAFA"/>
             <w:tcMar>
               <w:top w:w="100" w:type="dxa"/>
+              <w:left w:w="160" w:type="dxa"/>
               <w:bottom w:w="100" w:type="dxa"/>
-              <w:left w:w="160" w:type="dxa"/>
               <w:right w:w="160" w:type="dxa"/>
             </w:tcMar>
           </w:tcPr>
           <w:p>
             <w:pPr>
-              <w:spacing w:before="0" w:after="0"/>
+              <w:spacing w:after="0"/>
             </w:pPr>
             <w:r>
               <w:rPr>
-                <w:rFonts w:ascii="Times New Roman" w:hAnsi="Times New Roman"/>
                 <w:sz w:val="21"/>
               </w:rPr>
               <w:t>Regression &amp; security testing (TC-02, TC-05, TC-06, TC-12)</w:t>
@@ -5774,22 +5298,21 @@
         </w:tc>
         <w:tc>
           <w:tcPr>
-            <w:tcW w:type="dxa" w:w="1152"/>
-            <w:shd w:fill="FAFAFA"/>
+            <w:tcW w:w="1152" w:type="dxa"/>
+            <w:shd w:val="clear" w:color="auto" w:fill="FAFAFA"/>
             <w:tcMar>
               <w:top w:w="100" w:type="dxa"/>
+              <w:left w:w="160" w:type="dxa"/>
               <w:bottom w:w="100" w:type="dxa"/>
-              <w:left w:w="160" w:type="dxa"/>
               <w:right w:w="160" w:type="dxa"/>
             </w:tcMar>
           </w:tcPr>
           <w:p>
             <w:pPr>
-              <w:spacing w:before="0" w:after="0"/>
+              <w:spacing w:after="0"/>
             </w:pPr>
             <w:r>
               <w:rPr>
-                <w:rFonts w:ascii="Times New Roman" w:hAnsi="Times New Roman"/>
                 <w:b/>
                 <w:sz w:val="21"/>
               </w:rPr>
@@ -5806,78 +5329,82 @@
     </w:p>
     <w:p>
       <w:pPr>
-        <w:spacing w:before="320" w:after="120" w:line="276" w:lineRule="auto"/>
-      </w:pPr>
-      <w:r>
         <w:rPr>
-          <w:rFonts w:ascii="Times New Roman" w:hAnsi="Times New Roman"/>
           <w:b/>
           <w:sz w:val="48"/>
         </w:rPr>
-        <w:t>5. Evidence</w:t>
+      </w:pPr>
+      <w:r>
+        <w:rPr>
+          <w:b/>
+          <w:sz w:val="48"/>
+        </w:rPr>
+        <w:br w:type="page"/>
       </w:r>
     </w:p>
     <w:p>
       <w:pPr>
-        <w:spacing w:before="0" w:after="160" w:line="276" w:lineRule="auto"/>
+        <w:spacing w:before="320" w:after="120"/>
       </w:pPr>
       <w:r>
         <w:rPr>
-          <w:rFonts w:ascii="Times New Roman" w:hAnsi="Times New Roman"/>
-          <w:i w:val="0"/>
-          <w:sz w:val="24"/>
+          <w:b/>
+          <w:sz w:val="48"/>
         </w:rPr>
-        <w:t>A maximum of two relevant screenshots should be attached.</w:t>
+        <w:lastRenderedPageBreak/>
+        <w:t>5. Evidence</w:t>
       </w:r>
     </w:p>
     <w:p>
       <w:pPr>
-        <w:spacing w:before="0" w:after="80" w:line="276" w:lineRule="auto"/>
-      </w:pPr>
-      <w:r>
-        <w:rPr>
-          <w:rFonts w:ascii="Times New Roman" w:hAnsi="Times New Roman"/>
-          <w:i w:val="0"/>
-          <w:sz w:val="24"/>
-        </w:rPr>
-        <w:t>Evidence 01 – Student Dashboard Available Courses Display with Course Details</w:t>
+        <w:spacing w:after="160"/>
+      </w:pPr>
+      <w:r>
+        <w:t>A maximum of two relevant screenshots should be attached.</w:t>
       </w:r>
     </w:p>
     <w:p>
       <w:pPr>
-        <w:spacing w:before="0" w:after="120" w:line="276" w:lineRule="auto"/>
-      </w:pPr>
-      <w:r>
-        <w:rPr>
-          <w:rFonts w:ascii="Times New Roman" w:hAnsi="Times New Roman"/>
-          <w:i w:val="0"/>
-          <w:sz w:val="24"/>
-        </w:rPr>
-        <w:t>Related: AC-001, AC-002, AC-006</w:t>
+        <w:spacing w:after="80"/>
+      </w:pPr>
+      <w:r>
+        <w:t>Evidence 01 – Student Dashboard Available Courses Display with Course Details</w:t>
       </w:r>
     </w:p>
     <w:p>
       <w:pPr>
+        <w:spacing w:after="120"/>
+      </w:pPr>
+      <w:r>
+        <w:t>Related: AC-001, AC-002, AC-006</w:t>
+      </w:r>
+    </w:p>
+    <w:p>
+      <w:pPr>
         <w:spacing w:after="80"/>
         <w:jc w:val="center"/>
       </w:pPr>
       <w:r>
+        <w:rPr>
+          <w:noProof/>
+        </w:rPr>
         <w:drawing>
-          <wp:inline xmlns:a="http://schemas.openxmlformats.org/drawingml/2006/main" xmlns:pic="http://schemas.openxmlformats.org/drawingml/2006/picture">
+          <wp:inline distT="0" distB="0" distL="0" distR="0" wp14:anchorId="536AD74B" wp14:editId="44D23B3A">
             <wp:extent cx="5852160" cy="3657600"/>
+            <wp:effectExtent l="0" t="0" r="0" b="0"/>
             <wp:docPr id="1" name="Picture 1"/>
             <wp:cNvGraphicFramePr>
-              <a:graphicFrameLocks noChangeAspect="1"/>
+              <a:graphicFrameLocks xmlns:a="http://schemas.openxmlformats.org/drawingml/2006/main" noChangeAspect="1"/>
             </wp:cNvGraphicFramePr>
-            <a:graphic>
+            <a:graphic xmlns:a="http://schemas.openxmlformats.org/drawingml/2006/main">
               <a:graphicData uri="http://schemas.openxmlformats.org/drawingml/2006/picture">
-                <pic:pic>
+                <pic:pic xmlns:pic="http://schemas.openxmlformats.org/drawingml/2006/picture">
                   <pic:nvPicPr>
                     <pic:cNvPr id="0" name="evidence_01.png"/>
                     <pic:cNvPicPr/>
                   </pic:nvPicPr>
                   <pic:blipFill>
-                    <a:blip r:embed="rId10"/>
+                    <a:blip r:embed="rId6"/>
                     <a:stretch>
                       <a:fillRect/>
                     </a:stretch>
@@ -5887,7 +5414,9 @@
                       <a:off x="0" y="0"/>
                       <a:ext cx="5852160" cy="3657600"/>
                     </a:xfrm>
-                    <a:prstGeom prst="rect"/>
+                    <a:prstGeom prst="rect">
+                      <a:avLst/>
+                    </a:prstGeom>
                   </pic:spPr>
                 </pic:pic>
               </a:graphicData>
@@ -5904,7 +5433,6 @@
       </w:pPr>
       <w:r>
         <w:rPr>
-          <w:rFonts w:ascii="Times New Roman" w:hAnsi="Times New Roman"/>
           <w:i/>
           <w:sz w:val="20"/>
         </w:rPr>
@@ -5913,27 +5441,17 @@
     </w:p>
     <w:p>
       <w:pPr>
-        <w:spacing w:before="0" w:after="80" w:line="276" w:lineRule="auto"/>
-      </w:pPr>
-      <w:r>
-        <w:rPr>
-          <w:rFonts w:ascii="Times New Roman" w:hAnsi="Times New Roman"/>
-          <w:i w:val="0"/>
-          <w:sz w:val="24"/>
-        </w:rPr>
+        <w:spacing w:after="80"/>
+      </w:pPr>
+      <w:r>
         <w:t>Evidence 02 – Student Course Enrollment &amp; Confirmation Feedback</w:t>
       </w:r>
     </w:p>
     <w:p>
       <w:pPr>
-        <w:spacing w:before="0" w:after="120" w:line="276" w:lineRule="auto"/>
-      </w:pPr>
-      <w:r>
-        <w:rPr>
-          <w:rFonts w:ascii="Times New Roman" w:hAnsi="Times New Roman"/>
-          <w:i w:val="0"/>
-          <w:sz w:val="24"/>
-        </w:rPr>
+        <w:spacing w:after="120"/>
+      </w:pPr>
+      <w:r>
         <w:t>Related: AC-003, AC-004, AC-005</w:t>
       </w:r>
     </w:p>
@@ -5943,22 +5461,27 @@
         <w:jc w:val="center"/>
       </w:pPr>
       <w:r>
+        <w:rPr>
+          <w:noProof/>
+        </w:rPr>
+        <w:lastRenderedPageBreak/>
         <w:drawing>
-          <wp:inline xmlns:a="http://schemas.openxmlformats.org/drawingml/2006/main" xmlns:pic="http://schemas.openxmlformats.org/drawingml/2006/picture">
+          <wp:inline distT="0" distB="0" distL="0" distR="0" wp14:anchorId="5036F7E3" wp14:editId="67D094CE">
             <wp:extent cx="5852160" cy="3657600"/>
+            <wp:effectExtent l="0" t="0" r="0" b="0"/>
             <wp:docPr id="2" name="Picture 2"/>
             <wp:cNvGraphicFramePr>
-              <a:graphicFrameLocks noChangeAspect="1"/>
+              <a:graphicFrameLocks xmlns:a="http://schemas.openxmlformats.org/drawingml/2006/main" noChangeAspect="1"/>
             </wp:cNvGraphicFramePr>
-            <a:graphic>
+            <a:graphic xmlns:a="http://schemas.openxmlformats.org/drawingml/2006/main">
               <a:graphicData uri="http://schemas.openxmlformats.org/drawingml/2006/picture">
-                <pic:pic>
+                <pic:pic xmlns:pic="http://schemas.openxmlformats.org/drawingml/2006/picture">
                   <pic:nvPicPr>
                     <pic:cNvPr id="0" name="evidence_02.png"/>
                     <pic:cNvPicPr/>
                   </pic:nvPicPr>
                   <pic:blipFill>
-                    <a:blip r:embed="rId11"/>
+                    <a:blip r:embed="rId7"/>
                     <a:stretch>
                       <a:fillRect/>
                     </a:stretch>
@@ -5968,7 +5491,9 @@
                       <a:off x="0" y="0"/>
                       <a:ext cx="5852160" cy="3657600"/>
                     </a:xfrm>
-                    <a:prstGeom prst="rect"/>
+                    <a:prstGeom prst="rect">
+                      <a:avLst/>
+                    </a:prstGeom>
                   </pic:spPr>
                 </pic:pic>
               </a:graphicData>
@@ -5985,7 +5510,6 @@
       </w:pPr>
       <w:r>
         <w:rPr>
-          <w:rFonts w:ascii="Times New Roman" w:hAnsi="Times New Roman"/>
           <w:i/>
           <w:sz w:val="20"/>
         </w:rPr>
@@ -5994,11 +5518,10 @@
     </w:p>
     <w:p>
       <w:pPr>
-        <w:spacing w:before="320" w:after="120" w:line="276" w:lineRule="auto"/>
+        <w:spacing w:before="320" w:after="120"/>
       </w:pPr>
       <w:r>
         <w:rPr>
-          <w:rFonts w:ascii="Times New Roman" w:hAnsi="Times New Roman"/>
           <w:b/>
           <w:sz w:val="48"/>
         </w:rPr>
@@ -6007,41 +5530,40 @@
     </w:p>
     <w:tbl>
       <w:tblPr>
-        <w:tblW w:type="auto" w:w="0"/>
+        <w:tblW w:w="0" w:type="auto"/>
         <w:jc w:val="center"/>
-        <w:tblLook w:firstColumn="1" w:firstRow="1" w:lastColumn="0" w:lastRow="0" w:noHBand="0" w:noVBand="1" w:val="04A0"/>
         <w:tblBorders>
           <w:top w:val="single" w:sz="4" w:space="0" w:color="CCCCCC"/>
           <w:bottom w:val="single" w:sz="4" w:space="0" w:color="CCCCCC"/>
-          <w:left w:val="none"/>
-          <w:right w:val="none"/>
           <w:insideH w:val="single" w:sz="4" w:space="0" w:color="CCCCCC"/>
-          <w:insideV w:val="none"/>
         </w:tblBorders>
+        <w:tblLook w:val="04A0" w:firstRow="1" w:lastRow="0" w:firstColumn="1" w:lastColumn="0" w:noHBand="0" w:noVBand="1"/>
       </w:tblPr>
       <w:tblGrid>
-        <w:gridCol w:w="4703"/>
-        <w:gridCol w:w="4703"/>
+        <w:gridCol w:w="4608"/>
+        <w:gridCol w:w="4752"/>
       </w:tblGrid>
       <w:tr>
+        <w:trPr>
+          <w:jc w:val="center"/>
+        </w:trPr>
         <w:tc>
           <w:tcPr>
-            <w:tcW w:type="dxa" w:w="4608"/>
-            <w:shd w:fill="F3F4F6"/>
+            <w:tcW w:w="4608" w:type="dxa"/>
+            <w:shd w:val="clear" w:color="auto" w:fill="F3F4F6"/>
             <w:tcMar>
               <w:top w:w="120" w:type="dxa"/>
+              <w:left w:w="160" w:type="dxa"/>
               <w:bottom w:w="120" w:type="dxa"/>
-              <w:left w:w="160" w:type="dxa"/>
               <w:right w:w="160" w:type="dxa"/>
             </w:tcMar>
           </w:tcPr>
           <w:p>
             <w:pPr>
-              <w:spacing w:before="0" w:after="0"/>
+              <w:spacing w:after="0"/>
             </w:pPr>
             <w:r>
               <w:rPr>
-                <w:rFonts w:ascii="Times New Roman" w:hAnsi="Times New Roman"/>
                 <w:b/>
                 <w:sz w:val="21"/>
               </w:rPr>
@@ -6051,22 +5573,21 @@
         </w:tc>
         <w:tc>
           <w:tcPr>
-            <w:tcW w:type="dxa" w:w="4752"/>
-            <w:shd w:fill="F3F4F6"/>
+            <w:tcW w:w="4752" w:type="dxa"/>
+            <w:shd w:val="clear" w:color="auto" w:fill="F3F4F6"/>
             <w:tcMar>
               <w:top w:w="120" w:type="dxa"/>
+              <w:left w:w="160" w:type="dxa"/>
               <w:bottom w:w="120" w:type="dxa"/>
-              <w:left w:w="160" w:type="dxa"/>
               <w:right w:w="160" w:type="dxa"/>
             </w:tcMar>
           </w:tcPr>
           <w:p>
             <w:pPr>
-              <w:spacing w:before="0" w:after="0"/>
+              <w:spacing w:after="0"/>
             </w:pPr>
             <w:r>
               <w:rPr>
-                <w:rFonts w:ascii="Times New Roman" w:hAnsi="Times New Roman"/>
                 <w:b/>
                 <w:sz w:val="21"/>
               </w:rPr>
@@ -6076,24 +5597,26 @@
         </w:tc>
       </w:tr>
       <w:tr>
+        <w:trPr>
+          <w:jc w:val="center"/>
+        </w:trPr>
         <w:tc>
           <w:tcPr>
-            <w:tcW w:type="dxa" w:w="4608"/>
-            <w:shd w:fill="FFFFFF"/>
+            <w:tcW w:w="4608" w:type="dxa"/>
+            <w:shd w:val="clear" w:color="auto" w:fill="FFFFFF"/>
             <w:tcMar>
               <w:top w:w="100" w:type="dxa"/>
+              <w:left w:w="160" w:type="dxa"/>
               <w:bottom w:w="100" w:type="dxa"/>
-              <w:left w:w="160" w:type="dxa"/>
               <w:right w:w="160" w:type="dxa"/>
             </w:tcMar>
           </w:tcPr>
           <w:p>
             <w:pPr>
-              <w:spacing w:before="0" w:after="0"/>
+              <w:spacing w:after="0"/>
             </w:pPr>
             <w:r>
               <w:rPr>
-                <w:rFonts w:ascii="Times New Roman" w:hAnsi="Times New Roman"/>
                 <w:sz w:val="21"/>
               </w:rPr>
               <w:t>Requirements</w:t>
@@ -6102,22 +5625,21 @@
         </w:tc>
         <w:tc>
           <w:tcPr>
-            <w:tcW w:type="dxa" w:w="4752"/>
-            <w:shd w:fill="FFFFFF"/>
+            <w:tcW w:w="4752" w:type="dxa"/>
+            <w:shd w:val="clear" w:color="auto" w:fill="FFFFFF"/>
             <w:tcMar>
               <w:top w:w="100" w:type="dxa"/>
+              <w:left w:w="160" w:type="dxa"/>
               <w:bottom w:w="100" w:type="dxa"/>
-              <w:left w:w="160" w:type="dxa"/>
               <w:right w:w="160" w:type="dxa"/>
             </w:tcMar>
           </w:tcPr>
           <w:p>
             <w:pPr>
-              <w:spacing w:before="0" w:after="0"/>
+              <w:spacing w:after="0"/>
             </w:pPr>
             <w:r>
               <w:rPr>
-                <w:rFonts w:ascii="Times New Roman" w:hAnsi="Times New Roman"/>
                 <w:sz w:val="21"/>
               </w:rPr>
               <w:t>Met / Partially Met / Not Met</w:t>
@@ -6126,24 +5648,26 @@
         </w:tc>
       </w:tr>
       <w:tr>
+        <w:trPr>
+          <w:jc w:val="center"/>
+        </w:trPr>
         <w:tc>
           <w:tcPr>
-            <w:tcW w:type="dxa" w:w="4608"/>
-            <w:shd w:fill="FAFAFA"/>
+            <w:tcW w:w="4608" w:type="dxa"/>
+            <w:shd w:val="clear" w:color="auto" w:fill="FAFAFA"/>
             <w:tcMar>
               <w:top w:w="100" w:type="dxa"/>
+              <w:left w:w="160" w:type="dxa"/>
               <w:bottom w:w="100" w:type="dxa"/>
-              <w:left w:w="160" w:type="dxa"/>
               <w:right w:w="160" w:type="dxa"/>
             </w:tcMar>
           </w:tcPr>
           <w:p>
             <w:pPr>
-              <w:spacing w:before="0" w:after="0"/>
+              <w:spacing w:after="0"/>
             </w:pPr>
             <w:r>
               <w:rPr>
-                <w:rFonts w:ascii="Times New Roman" w:hAnsi="Times New Roman"/>
                 <w:sz w:val="21"/>
               </w:rPr>
               <w:t>Implementation</w:t>
@@ -6152,22 +5676,21 @@
         </w:tc>
         <w:tc>
           <w:tcPr>
-            <w:tcW w:type="dxa" w:w="4752"/>
-            <w:shd w:fill="FAFAFA"/>
+            <w:tcW w:w="4752" w:type="dxa"/>
+            <w:shd w:val="clear" w:color="auto" w:fill="FAFAFA"/>
             <w:tcMar>
               <w:top w:w="100" w:type="dxa"/>
+              <w:left w:w="160" w:type="dxa"/>
               <w:bottom w:w="100" w:type="dxa"/>
-              <w:left w:w="160" w:type="dxa"/>
               <w:right w:w="160" w:type="dxa"/>
             </w:tcMar>
           </w:tcPr>
           <w:p>
             <w:pPr>
-              <w:spacing w:before="0" w:after="0"/>
+              <w:spacing w:after="0"/>
             </w:pPr>
             <w:r>
               <w:rPr>
-                <w:rFonts w:ascii="Times New Roman" w:hAnsi="Times New Roman"/>
                 <w:sz w:val="21"/>
               </w:rPr>
               <w:t>Completed / Partially Completed</w:t>
@@ -6176,24 +5699,26 @@
         </w:tc>
       </w:tr>
       <w:tr>
+        <w:trPr>
+          <w:jc w:val="center"/>
+        </w:trPr>
         <w:tc>
           <w:tcPr>
-            <w:tcW w:type="dxa" w:w="4608"/>
-            <w:shd w:fill="FFFFFF"/>
+            <w:tcW w:w="4608" w:type="dxa"/>
+            <w:shd w:val="clear" w:color="auto" w:fill="FFFFFF"/>
             <w:tcMar>
               <w:top w:w="100" w:type="dxa"/>
+              <w:left w:w="160" w:type="dxa"/>
               <w:bottom w:w="100" w:type="dxa"/>
-              <w:left w:w="160" w:type="dxa"/>
               <w:right w:w="160" w:type="dxa"/>
             </w:tcMar>
           </w:tcPr>
           <w:p>
             <w:pPr>
-              <w:spacing w:before="0" w:after="0"/>
+              <w:spacing w:after="0"/>
             </w:pPr>
             <w:r>
               <w:rPr>
-                <w:rFonts w:ascii="Times New Roman" w:hAnsi="Times New Roman"/>
                 <w:sz w:val="21"/>
               </w:rPr>
               <w:t>Testing</w:t>
@@ -6202,22 +5727,21 @@
         </w:tc>
         <w:tc>
           <w:tcPr>
-            <w:tcW w:type="dxa" w:w="4752"/>
-            <w:shd w:fill="FFFFFF"/>
+            <w:tcW w:w="4752" w:type="dxa"/>
+            <w:shd w:val="clear" w:color="auto" w:fill="FFFFFF"/>
             <w:tcMar>
               <w:top w:w="100" w:type="dxa"/>
+              <w:left w:w="160" w:type="dxa"/>
               <w:bottom w:w="100" w:type="dxa"/>
-              <w:left w:w="160" w:type="dxa"/>
               <w:right w:w="160" w:type="dxa"/>
             </w:tcMar>
           </w:tcPr>
           <w:p>
             <w:pPr>
-              <w:spacing w:before="0" w:after="0"/>
+              <w:spacing w:after="0"/>
             </w:pPr>
             <w:r>
               <w:rPr>
-                <w:rFonts w:ascii="Times New Roman" w:hAnsi="Times New Roman"/>
                 <w:sz w:val="21"/>
               </w:rPr>
               <w:t>Passed / Partially Passed / Failed</w:t>
@@ -6226,24 +5750,26 @@
         </w:tc>
       </w:tr>
       <w:tr>
+        <w:trPr>
+          <w:jc w:val="center"/>
+        </w:trPr>
         <w:tc>
           <w:tcPr>
-            <w:tcW w:type="dxa" w:w="4608"/>
-            <w:shd w:fill="FAFAFA"/>
+            <w:tcW w:w="4608" w:type="dxa"/>
+            <w:shd w:val="clear" w:color="auto" w:fill="FAFAFA"/>
             <w:tcMar>
               <w:top w:w="100" w:type="dxa"/>
+              <w:left w:w="160" w:type="dxa"/>
               <w:bottom w:w="100" w:type="dxa"/>
-              <w:left w:w="160" w:type="dxa"/>
               <w:right w:w="160" w:type="dxa"/>
             </w:tcMar>
           </w:tcPr>
           <w:p>
             <w:pPr>
-              <w:spacing w:before="0" w:after="0"/>
+              <w:spacing w:after="0"/>
             </w:pPr>
             <w:r>
               <w:rPr>
-                <w:rFonts w:ascii="Times New Roman" w:hAnsi="Times New Roman"/>
                 <w:sz w:val="21"/>
               </w:rPr>
               <w:t>Acceptance Criteria</w:t>
@@ -6252,22 +5778,21 @@
         </w:tc>
         <w:tc>
           <w:tcPr>
-            <w:tcW w:type="dxa" w:w="4752"/>
-            <w:shd w:fill="FAFAFA"/>
+            <w:tcW w:w="4752" w:type="dxa"/>
+            <w:shd w:val="clear" w:color="auto" w:fill="FAFAFA"/>
             <w:tcMar>
               <w:top w:w="100" w:type="dxa"/>
+              <w:left w:w="160" w:type="dxa"/>
               <w:bottom w:w="100" w:type="dxa"/>
-              <w:left w:w="160" w:type="dxa"/>
               <w:right w:w="160" w:type="dxa"/>
             </w:tcMar>
           </w:tcPr>
           <w:p>
             <w:pPr>
-              <w:spacing w:before="0" w:after="0"/>
+              <w:spacing w:after="0"/>
             </w:pPr>
             <w:r>
               <w:rPr>
-                <w:rFonts w:ascii="Times New Roman" w:hAnsi="Times New Roman"/>
                 <w:sz w:val="21"/>
               </w:rPr>
               <w:t>All Met / Partially Met / Not Met</w:t>
@@ -6276,24 +5801,26 @@
         </w:tc>
       </w:tr>
       <w:tr>
+        <w:trPr>
+          <w:jc w:val="center"/>
+        </w:trPr>
         <w:tc>
           <w:tcPr>
-            <w:tcW w:type="dxa" w:w="4608"/>
-            <w:shd w:fill="FFFFFF"/>
+            <w:tcW w:w="4608" w:type="dxa"/>
+            <w:shd w:val="clear" w:color="auto" w:fill="FFFFFF"/>
             <w:tcMar>
               <w:top w:w="100" w:type="dxa"/>
+              <w:left w:w="160" w:type="dxa"/>
               <w:bottom w:w="100" w:type="dxa"/>
-              <w:left w:w="160" w:type="dxa"/>
               <w:right w:w="160" w:type="dxa"/>
             </w:tcMar>
           </w:tcPr>
           <w:p>
             <w:pPr>
-              <w:spacing w:before="0" w:after="0"/>
+              <w:spacing w:after="0"/>
             </w:pPr>
             <w:r>
               <w:rPr>
-                <w:rFonts w:ascii="Times New Roman" w:hAnsi="Times New Roman"/>
                 <w:sz w:val="21"/>
               </w:rPr>
               <w:t>Existing CRUD / Auth</w:t>
@@ -6302,22 +5829,21 @@
         </w:tc>
         <w:tc>
           <w:tcPr>
-            <w:tcW w:type="dxa" w:w="4752"/>
-            <w:shd w:fill="FFFFFF"/>
+            <w:tcW w:w="4752" w:type="dxa"/>
+            <w:shd w:val="clear" w:color="auto" w:fill="FFFFFF"/>
             <w:tcMar>
               <w:top w:w="100" w:type="dxa"/>
+              <w:left w:w="160" w:type="dxa"/>
               <w:bottom w:w="100" w:type="dxa"/>
-              <w:left w:w="160" w:type="dxa"/>
               <w:right w:w="160" w:type="dxa"/>
             </w:tcMar>
           </w:tcPr>
           <w:p>
             <w:pPr>
-              <w:spacing w:before="0" w:after="0"/>
+              <w:spacing w:after="0"/>
             </w:pPr>
             <w:r>
               <w:rPr>
-                <w:rFonts w:ascii="Times New Roman" w:hAnsi="Times New Roman"/>
                 <w:sz w:val="21"/>
               </w:rPr>
               <w:t>Verified / Not Verified</w:t>
@@ -6326,24 +5852,26 @@
         </w:tc>
       </w:tr>
       <w:tr>
+        <w:trPr>
+          <w:jc w:val="center"/>
+        </w:trPr>
         <w:tc>
           <w:tcPr>
-            <w:tcW w:type="dxa" w:w="4608"/>
-            <w:shd w:fill="FAFAFA"/>
+            <w:tcW w:w="4608" w:type="dxa"/>
+            <w:shd w:val="clear" w:color="auto" w:fill="FAFAFA"/>
             <w:tcMar>
               <w:top w:w="100" w:type="dxa"/>
+              <w:left w:w="160" w:type="dxa"/>
               <w:bottom w:w="100" w:type="dxa"/>
-              <w:left w:w="160" w:type="dxa"/>
               <w:right w:w="160" w:type="dxa"/>
             </w:tcMar>
           </w:tcPr>
           <w:p>
             <w:pPr>
-              <w:spacing w:before="0" w:after="0"/>
+              <w:spacing w:after="0"/>
             </w:pPr>
             <w:r>
               <w:rPr>
-                <w:rFonts w:ascii="Times New Roman" w:hAnsi="Times New Roman"/>
                 <w:sz w:val="21"/>
               </w:rPr>
               <w:t>Final Status</w:t>
@@ -6352,22 +5880,21 @@
         </w:tc>
         <w:tc>
           <w:tcPr>
-            <w:tcW w:type="dxa" w:w="4752"/>
-            <w:shd w:fill="FAFAFA"/>
+            <w:tcW w:w="4752" w:type="dxa"/>
+            <w:shd w:val="clear" w:color="auto" w:fill="FAFAFA"/>
             <w:tcMar>
               <w:top w:w="100" w:type="dxa"/>
+              <w:left w:w="160" w:type="dxa"/>
               <w:bottom w:w="100" w:type="dxa"/>
-              <w:left w:w="160" w:type="dxa"/>
               <w:right w:w="160" w:type="dxa"/>
             </w:tcMar>
           </w:tcPr>
           <w:p>
             <w:pPr>
-              <w:spacing w:before="0" w:after="0"/>
+              <w:spacing w:after="0"/>
             </w:pPr>
             <w:r>
               <w:rPr>
-                <w:rFonts w:ascii="Times New Roman" w:hAnsi="Times New Roman"/>
                 <w:sz w:val="21"/>
               </w:rPr>
               <w:t>Accepted / Pending / Rejected</w:t>
@@ -6383,37 +5910,46 @@
     </w:p>
     <w:p>
       <w:pPr>
-        <w:spacing w:before="240" w:after="80" w:line="276" w:lineRule="auto"/>
-      </w:pPr>
-      <w:r>
         <w:rPr>
-          <w:rFonts w:ascii="Times New Roman" w:hAnsi="Times New Roman"/>
           <w:b/>
           <w:sz w:val="36"/>
         </w:rPr>
-        <w:t>6.1 Final Summary</w:t>
+      </w:pPr>
+      <w:r>
+        <w:rPr>
+          <w:b/>
+          <w:sz w:val="36"/>
+        </w:rPr>
+        <w:br w:type="page"/>
       </w:r>
     </w:p>
     <w:p>
       <w:pPr>
-        <w:spacing w:before="0" w:after="80" w:line="276" w:lineRule="auto"/>
+        <w:spacing w:before="240" w:after="80"/>
       </w:pPr>
       <w:r>
         <w:rPr>
-          <w:rFonts w:ascii="Times New Roman" w:hAnsi="Times New Roman"/>
-          <w:i w:val="0"/>
-          <w:sz w:val="24"/>
+          <w:b/>
+          <w:sz w:val="36"/>
         </w:rPr>
-        <w:t>CR-009 was successfully implemented as a full-stack enhancement introducing the Available Courses catalog and Course Enrollment functionality to the Student Portal of the Student Management System. Authenticated students can now view all available courses with complete details including course title, category, level, duration, and price directly on their dashboard. Students can enroll in selected courses with real-time feedback, duplicate registration protection, and immediate state updates. All security requirements, role-based authorizations, and existing student profile management features remain fully intact with no regression. The implementation was comprehensively verified across 12 test cases achieving a 100% pass rate.</w:t>
+        <w:lastRenderedPageBreak/>
+        <w:t>6.1 Final Summary</w:t>
       </w:r>
     </w:p>
     <w:p>
       <w:pPr>
-        <w:spacing w:before="240" w:after="80" w:line="276" w:lineRule="auto"/>
+        <w:spacing w:after="80"/>
+      </w:pPr>
+      <w:r>
+        <w:t>CR-009 was successfully implemented as a full-stack enhancement introducing the Available Courses catalog and Course Enrollment functionality to the Student Portal of the Student Management System. Authenticated students can now view all available courses with complete details including course title, category, level, duration, and price directly on their dashboard. Students can enroll in selected courses with real-time feedback, duplicate registration protection, and immediate state updates. All security requirements, role-based authorizations, and existing student profile management features remain fully intact with no regression. The implementation was comprehensively verified across 12 test cases achieving a 100% pass rate.</w:t>
+      </w:r>
+    </w:p>
+    <w:p>
+      <w:pPr>
+        <w:spacing w:before="240" w:after="80"/>
       </w:pPr>
       <w:r>
         <w:rPr>
-          <w:rFonts w:ascii="Times New Roman" w:hAnsi="Times New Roman"/>
           <w:b/>
           <w:sz w:val="36"/>
         </w:rPr>
@@ -6422,40 +5958,28 @@
     </w:p>
     <w:p>
       <w:pPr>
-        <w:spacing w:before="0" w:after="80" w:line="276" w:lineRule="auto"/>
+        <w:spacing w:after="80"/>
       </w:pPr>
       <w:r>
         <w:rPr>
-          <w:rFonts w:ascii="Times New Roman" w:hAnsi="Times New Roman"/>
           <w:i/>
-          <w:sz w:val="24"/>
         </w:rPr>
         <w:t>[State any remaining issues or limitations.]</w:t>
       </w:r>
     </w:p>
     <w:p>
       <w:pPr>
-        <w:spacing w:before="0" w:after="80" w:line="276" w:lineRule="auto"/>
-      </w:pPr>
-      <w:r>
-        <w:rPr>
-          <w:rFonts w:ascii="Times New Roman" w:hAnsi="Times New Roman"/>
-          <w:i w:val="0"/>
-          <w:sz w:val="24"/>
-        </w:rPr>
+        <w:spacing w:after="80"/>
+      </w:pPr>
+      <w:r>
         <w:t>If none:</w:t>
       </w:r>
     </w:p>
     <w:p>
       <w:pPr>
-        <w:spacing w:before="0" w:after="80" w:line="276" w:lineRule="auto"/>
-      </w:pPr>
-      <w:r>
-        <w:rPr>
-          <w:rFonts w:ascii="Times New Roman" w:hAnsi="Times New Roman"/>
-          <w:i w:val="0"/>
-          <w:sz w:val="24"/>
-        </w:rPr>
+        <w:spacing w:after="80"/>
+      </w:pPr>
+      <w:r>
         <w:t>No significant issues identified. Note: Existing database instances require executing the migration SQL in schema.sql creating the courses and enrollments tables prior to starting the updated backend service.</w:t>
       </w:r>
     </w:p>
@@ -6464,35 +5988,21 @@
         <w:spacing w:before="280" w:after="60" w:line="288" w:lineRule="auto"/>
       </w:pPr>
       <w:r>
-        <w:rPr>
-          <w:rFonts w:ascii="Times New Roman" w:hAnsi="Times New Roman"/>
-          <w:sz w:val="24"/>
-        </w:rPr>
         <w:t>Student Name: MH Anush</w:t>
+      </w:r>
+      <w:r>
         <w:br/>
-      </w:r>
-      <w:r>
-        <w:rPr>
-          <w:rFonts w:ascii="Times New Roman" w:hAnsi="Times New Roman"/>
-          <w:sz w:val="24"/>
-        </w:rPr>
         <w:t>Student ID: JFICT2416</w:t>
+      </w:r>
+      <w:r>
         <w:br/>
-      </w:r>
-      <w:r>
-        <w:rPr>
-          <w:rFonts w:ascii="Times New Roman" w:hAnsi="Times New Roman"/>
-          <w:sz w:val="24"/>
-        </w:rPr>
         <w:t>Date: 22 October 2026</w:t>
+      </w:r>
+      <w:r>
         <w:br/>
-      </w:r>
-      <w:r>
-        <w:rPr>
-          <w:rFonts w:ascii="Times New Roman" w:hAnsi="Times New Roman"/>
-          <w:sz w:val="24"/>
-        </w:rPr>
         <w:t>Signature: __________________________________</w:t>
+      </w:r>
+      <w:r>
         <w:br/>
       </w:r>
     </w:p>
@@ -6503,7 +6013,6 @@
       </w:pPr>
       <w:r>
         <w:rPr>
-          <w:rFonts w:ascii="Times New Roman" w:hAnsi="Times New Roman"/>
           <w:i/>
           <w:sz w:val="22"/>
         </w:rPr>
